--- a/Fase_2/Evidencias Proyecto/Documento 05 - Documento de Diseño.docx
+++ b/Fase_2/Evidencias Proyecto/Documento 05 - Documento de Diseño.docx
@@ -3148,6 +3148,7 @@
     </w:p>
     <w:p>
       <w:pPr>
+        <w:ind w:left="-993"/>
         <w:rPr>
           <w:rFonts w:ascii="Arial" w:hAnsi="Arial" w:cs="Arial"/>
           <w:color w:val="1F497D" w:themeColor="text2"/>
@@ -3162,10 +3163,10 @@
           <w:lang w:val="es-ES" w:eastAsia="es-ES"/>
         </w:rPr>
         <w:drawing>
-          <wp:inline distT="0" distB="0" distL="0" distR="0" wp14:anchorId="0D1989F0" wp14:editId="1F592212">
-            <wp:extent cx="5612765" cy="4256405"/>
+          <wp:inline distT="0" distB="0" distL="0" distR="0" wp14:anchorId="7FBCBDCD" wp14:editId="6B0C636E">
+            <wp:extent cx="6660972" cy="6946900"/>
             <wp:effectExtent l="0" t="0" r="0" b="0"/>
-            <wp:docPr id="1617396896" name="Imagen 1"/>
+            <wp:docPr id="972995763" name="Imagen 1"/>
             <wp:cNvGraphicFramePr>
               <a:graphicFrameLocks xmlns:a="http://schemas.openxmlformats.org/drawingml/2006/main" noChangeAspect="1"/>
             </wp:cNvGraphicFramePr>
@@ -3194,7 +3195,7 @@
                   <pic:spPr bwMode="auto">
                     <a:xfrm>
                       <a:off x="0" y="0"/>
-                      <a:ext cx="5612765" cy="4256405"/>
+                      <a:ext cx="6695833" cy="6983258"/>
                     </a:xfrm>
                     <a:prstGeom prst="rect">
                       <a:avLst/>
@@ -3260,6 +3261,14 @@
     <w:p>
       <w:pPr>
         <w:rPr>
+          <w:lang w:val="es-ES" w:eastAsia="es-ES"/>
+        </w:rPr>
+      </w:pPr>
+    </w:p>
+    <w:p>
+      <w:pPr>
+        <w:ind w:left="-851"/>
+        <w:rPr>
           <w:rFonts w:ascii="Arial" w:hAnsi="Arial" w:cs="Arial"/>
           <w:color w:val="1F497D" w:themeColor="text2"/>
           <w:lang w:val="en-US"/>
@@ -3273,10 +3282,10 @@
           <w:lang w:val="en-US"/>
         </w:rPr>
         <w:drawing>
-          <wp:inline distT="0" distB="0" distL="0" distR="0" wp14:anchorId="782EDB6E" wp14:editId="616877B3">
-            <wp:extent cx="5603240" cy="2945130"/>
+          <wp:inline distT="0" distB="0" distL="0" distR="0" wp14:anchorId="30AB9708" wp14:editId="4DBB4893">
+            <wp:extent cx="6572250" cy="5679079"/>
             <wp:effectExtent l="0" t="0" r="0" b="0"/>
-            <wp:docPr id="1095226396" name="Imagen 2"/>
+            <wp:docPr id="775736589" name="Imagen 2"/>
             <wp:cNvGraphicFramePr>
               <a:graphicFrameLocks xmlns:a="http://schemas.openxmlformats.org/drawingml/2006/main" noChangeAspect="1"/>
             </wp:cNvGraphicFramePr>
@@ -3305,7 +3314,7 @@
                   <pic:spPr bwMode="auto">
                     <a:xfrm>
                       <a:off x="0" y="0"/>
-                      <a:ext cx="5603240" cy="2945130"/>
+                      <a:ext cx="6577326" cy="5683465"/>
                     </a:xfrm>
                     <a:prstGeom prst="rect">
                       <a:avLst/>
@@ -3379,6 +3388,42 @@
     </w:p>
     <w:p>
       <w:pPr>
+        <w:rPr>
+          <w:rFonts w:ascii="Arial" w:hAnsi="Arial" w:cs="Arial"/>
+          <w:color w:val="1F497D" w:themeColor="text2"/>
+          <w:lang w:val="en-US"/>
+        </w:rPr>
+      </w:pPr>
+    </w:p>
+    <w:p>
+      <w:pPr>
+        <w:rPr>
+          <w:rFonts w:ascii="Arial" w:hAnsi="Arial" w:cs="Arial"/>
+          <w:color w:val="1F497D" w:themeColor="text2"/>
+          <w:lang w:val="en-US"/>
+        </w:rPr>
+      </w:pPr>
+    </w:p>
+    <w:p>
+      <w:pPr>
+        <w:rPr>
+          <w:rFonts w:ascii="Arial" w:hAnsi="Arial" w:cs="Arial"/>
+          <w:color w:val="1F497D" w:themeColor="text2"/>
+          <w:lang w:val="en-US"/>
+        </w:rPr>
+      </w:pPr>
+    </w:p>
+    <w:p>
+      <w:pPr>
+        <w:rPr>
+          <w:rFonts w:ascii="Arial" w:hAnsi="Arial" w:cs="Arial"/>
+          <w:color w:val="1F497D" w:themeColor="text2"/>
+          <w:lang w:val="en-US"/>
+        </w:rPr>
+      </w:pPr>
+    </w:p>
+    <w:p>
+      <w:pPr>
         <w:pStyle w:val="Ttulo3"/>
         <w:rPr>
           <w:rFonts w:ascii="Arial" w:hAnsi="Arial"/>
@@ -3391,6 +3436,7 @@
           <w:rFonts w:ascii="Arial" w:hAnsi="Arial"/>
           <w:color w:val="1F497D" w:themeColor="text2"/>
         </w:rPr>
+        <w:lastRenderedPageBreak/>
         <w:t>Diagrama de Secuencia</w:t>
       </w:r>
       <w:bookmarkEnd w:id="8"/>
@@ -3442,16 +3488,78 @@
     </w:p>
     <w:p>
       <w:pPr>
+        <w:ind w:left="-1276"/>
         <w:rPr>
           <w:rFonts w:ascii="Arial" w:hAnsi="Arial" w:cs="Arial"/>
           <w:color w:val="1F497D" w:themeColor="text2"/>
         </w:rPr>
       </w:pPr>
+      <w:r>
+        <w:rPr>
+          <w:rFonts w:ascii="Arial" w:hAnsi="Arial" w:cs="Arial"/>
+          <w:noProof/>
+          <w:color w:val="1F497D" w:themeColor="text2"/>
+          <w:lang w:val="en-US"/>
+        </w:rPr>
+        <w:drawing>
+          <wp:inline distT="0" distB="0" distL="0" distR="0" wp14:anchorId="4582092A" wp14:editId="4B54CFE2">
+            <wp:extent cx="7237052" cy="4648200"/>
+            <wp:effectExtent l="0" t="0" r="0" b="0"/>
+            <wp:docPr id="670314321" name="Imagen 3"/>
+            <wp:cNvGraphicFramePr>
+              <a:graphicFrameLocks xmlns:a="http://schemas.openxmlformats.org/drawingml/2006/main" noChangeAspect="1"/>
+            </wp:cNvGraphicFramePr>
+            <a:graphic xmlns:a="http://schemas.openxmlformats.org/drawingml/2006/main">
+              <a:graphicData uri="http://schemas.openxmlformats.org/drawingml/2006/picture">
+                <pic:pic xmlns:pic="http://schemas.openxmlformats.org/drawingml/2006/picture">
+                  <pic:nvPicPr>
+                    <pic:cNvPr id="0" name="Picture 3"/>
+                    <pic:cNvPicPr>
+                      <a:picLocks noChangeAspect="1" noChangeArrowheads="1"/>
+                    </pic:cNvPicPr>
+                  </pic:nvPicPr>
+                  <pic:blipFill rotWithShape="1">
+                    <a:blip r:embed="rId15">
+                      <a:extLst>
+                        <a:ext uri="{28A0092B-C50C-407E-A947-70E740481C1C}">
+                          <a14:useLocalDpi xmlns:a14="http://schemas.microsoft.com/office/drawing/2010/main" val="0"/>
+                        </a:ext>
+                      </a:extLst>
+                    </a:blip>
+                    <a:srcRect l="6411" r="5934"/>
+                    <a:stretch>
+                      <a:fillRect/>
+                    </a:stretch>
+                  </pic:blipFill>
+                  <pic:spPr bwMode="auto">
+                    <a:xfrm>
+                      <a:off x="0" y="0"/>
+                      <a:ext cx="7251975" cy="4657785"/>
+                    </a:xfrm>
+                    <a:prstGeom prst="rect">
+                      <a:avLst/>
+                    </a:prstGeom>
+                    <a:noFill/>
+                    <a:ln>
+                      <a:noFill/>
+                    </a:ln>
+                    <a:extLst>
+                      <a:ext uri="{53640926-AAD7-44D8-BBD7-CCE9431645EC}">
+                        <a14:shadowObscured xmlns:a14="http://schemas.microsoft.com/office/drawing/2010/main"/>
+                      </a:ext>
+                    </a:extLst>
+                  </pic:spPr>
+                </pic:pic>
+              </a:graphicData>
+            </a:graphic>
+          </wp:inline>
+        </w:drawing>
+      </w:r>
     </w:p>
     <w:sectPr>
-      <w:headerReference w:type="default" r:id="rId15"/>
-      <w:footerReference w:type="default" r:id="rId16"/>
-      <w:headerReference w:type="first" r:id="rId17"/>
+      <w:headerReference w:type="default" r:id="rId16"/>
+      <w:footerReference w:type="default" r:id="rId17"/>
+      <w:headerReference w:type="first" r:id="rId18"/>
       <w:pgSz w:w="12240" w:h="15840"/>
       <w:pgMar w:top="1417" w:right="1701" w:bottom="1417" w:left="1701" w:header="708" w:footer="708" w:gutter="0"/>
       <w:cols w:space="708"/>
@@ -6573,6 +6681,7 @@
     <w:rsid w:val="00211593"/>
     <w:rsid w:val="002835FC"/>
     <w:rsid w:val="002C06A7"/>
+    <w:rsid w:val="003B3FD5"/>
     <w:rsid w:val="004F7F49"/>
     <w:rsid w:val="0057410B"/>
     <w:rsid w:val="00595623"/>
@@ -6593,6 +6702,7 @@
     <w:rsid w:val="00E068BB"/>
     <w:rsid w:val="00EC21D5"/>
     <w:rsid w:val="00EF0473"/>
+    <w:rsid w:val="00FF4C3B"/>
   </w:rsids>
   <m:mathPr>
     <m:mathFont m:val="Cambria Math"/>
@@ -7349,13 +7459,12 @@
 </file>
 
 <file path=customXml/item3.xml><?xml version="1.0" encoding="utf-8"?>
-<p:properties xmlns:p="http://schemas.microsoft.com/office/2006/metadata/properties" xmlns:xsi="http://www.w3.org/2001/XMLSchema-instance" xmlns:pc="http://schemas.microsoft.com/office/infopath/2007/PartnerControls">
-  <documentManagement>
-    <lcf76f155ced4ddcb4097134ff3c332f xmlns="e1e7bc46-bed0-459f-9452-a76b1c5b695e">
-      <Terms xmlns="http://schemas.microsoft.com/office/infopath/2007/PartnerControls"/>
-    </lcf76f155ced4ddcb4097134ff3c332f>
-  </documentManagement>
-</p:properties>
+<?mso-contentType ?>
+<FormTemplates xmlns="http://schemas.microsoft.com/sharepoint/v3/contenttype/forms">
+  <Display>DocumentLibraryForm</Display>
+  <Edit>DocumentLibraryForm</Edit>
+  <New>DocumentLibraryForm</New>
+</FormTemplates>
 </file>
 
 <file path=customXml/item4.xml><?xml version="1.0" encoding="utf-8"?>
@@ -7576,12 +7685,13 @@
 </file>
 
 <file path=customXml/item5.xml><?xml version="1.0" encoding="utf-8"?>
-<?mso-contentType ?>
-<FormTemplates xmlns="http://schemas.microsoft.com/sharepoint/v3/contenttype/forms">
-  <Display>DocumentLibraryForm</Display>
-  <Edit>DocumentLibraryForm</Edit>
-  <New>DocumentLibraryForm</New>
-</FormTemplates>
+<p:properties xmlns:p="http://schemas.microsoft.com/office/2006/metadata/properties" xmlns:xsi="http://www.w3.org/2001/XMLSchema-instance" xmlns:pc="http://schemas.microsoft.com/office/infopath/2007/PartnerControls">
+  <documentManagement>
+    <lcf76f155ced4ddcb4097134ff3c332f xmlns="e1e7bc46-bed0-459f-9452-a76b1c5b695e">
+      <Terms xmlns="http://schemas.microsoft.com/office/infopath/2007/PartnerControls"/>
+    </lcf76f155ced4ddcb4097134ff3c332f>
+  </documentManagement>
+</p:properties>
 </file>
 
 <file path=customXml/itemProps1.xml><?xml version="1.0" encoding="utf-8"?>
@@ -7601,11 +7711,9 @@
 </file>
 
 <file path=customXml/itemProps3.xml><?xml version="1.0" encoding="utf-8"?>
-<ds:datastoreItem xmlns:ds="http://schemas.openxmlformats.org/officeDocument/2006/customXml" ds:itemID="{E1036DFC-1D85-404D-898C-621D06C0EB1C}">
+<ds:datastoreItem xmlns:ds="http://schemas.openxmlformats.org/officeDocument/2006/customXml" ds:itemID="{EE9AAF0E-D63F-459F-A0FB-CDCE9F728F33}">
   <ds:schemaRefs>
-    <ds:schemaRef ds:uri="http://schemas.microsoft.com/office/2006/metadata/properties"/>
-    <ds:schemaRef ds:uri="http://schemas.microsoft.com/office/infopath/2007/PartnerControls"/>
-    <ds:schemaRef ds:uri="e1e7bc46-bed0-459f-9452-a76b1c5b695e"/>
+    <ds:schemaRef ds:uri="http://schemas.microsoft.com/sharepoint/v3/contenttype/forms"/>
   </ds:schemaRefs>
 </ds:datastoreItem>
 </file>
@@ -7630,9 +7738,11 @@
 </file>
 
 <file path=customXml/itemProps5.xml><?xml version="1.0" encoding="utf-8"?>
-<ds:datastoreItem xmlns:ds="http://schemas.openxmlformats.org/officeDocument/2006/customXml" ds:itemID="{EE9AAF0E-D63F-459F-A0FB-CDCE9F728F33}">
+<ds:datastoreItem xmlns:ds="http://schemas.openxmlformats.org/officeDocument/2006/customXml" ds:itemID="{E1036DFC-1D85-404D-898C-621D06C0EB1C}">
   <ds:schemaRefs>
-    <ds:schemaRef ds:uri="http://schemas.microsoft.com/sharepoint/v3/contenttype/forms"/>
+    <ds:schemaRef ds:uri="http://schemas.microsoft.com/office/2006/metadata/properties"/>
+    <ds:schemaRef ds:uri="http://schemas.microsoft.com/office/infopath/2007/PartnerControls"/>
+    <ds:schemaRef ds:uri="e1e7bc46-bed0-459f-9452-a76b1c5b695e"/>
   </ds:schemaRefs>
 </ds:datastoreItem>
 </file>
--- a/Fase_2/Evidencias Proyecto/Documento 05 - Documento de Diseño.docx
+++ b/Fase_2/Evidencias Proyecto/Documento 05 - Documento de Diseño.docx
@@ -156,9 +156,9 @@
             <w:sdt>
               <w:sdtPr>
                 <w:rPr>
-                  <w:rFonts w:ascii="Arial" w:eastAsiaTheme="majorEastAsia" w:hAnsi="Arial" w:cs="Arial"/>
-                  <w:iCs/>
-                  <w:color w:val="1F497D" w:themeColor="text2"/>
+                  <w:rFonts w:eastAsiaTheme="majorEastAsia" w:cstheme="minorHAnsi"/>
+                  <w:i/>
+                  <w:color w:val="365F91" w:themeColor="accent1" w:themeShade="BF"/>
                   <w:sz w:val="44"/>
                   <w:szCs w:val="44"/>
                   <w:lang w:val="es-AR"/>
@@ -190,14 +190,14 @@
                     </w:pPr>
                     <w:r>
                       <w:rPr>
-                        <w:rFonts w:ascii="Arial" w:eastAsiaTheme="majorEastAsia" w:hAnsi="Arial" w:cs="Arial"/>
-                        <w:iCs/>
-                        <w:color w:val="1F497D" w:themeColor="text2"/>
+                        <w:rFonts w:eastAsiaTheme="majorEastAsia" w:cstheme="minorHAnsi"/>
+                        <w:i/>
+                        <w:color w:val="365F91" w:themeColor="accent1" w:themeShade="BF"/>
                         <w:sz w:val="44"/>
                         <w:szCs w:val="44"/>
                         <w:lang w:val="es-AR"/>
                       </w:rPr>
-                      <w:t>ATEDA</w:t>
+                      <w:t>ATEDA – Sistema de alerta temprana para la identificación de estudiantes con posibles dificultades del aprendizaje</w:t>
                     </w:r>
                   </w:p>
                 </w:tc>
@@ -432,1294 +432,720 @@
     </w:sdt>
     <w:p>
       <w:pPr>
-        <w:spacing w:after="0" w:line="240" w:lineRule="auto"/>
+        <w:spacing w:after="0"/>
         <w:jc w:val="both"/>
         <w:rPr>
           <w:rFonts w:ascii="Arial" w:hAnsi="Arial" w:cs="Arial"/>
-          <w:color w:val="1F497D" w:themeColor="text2"/>
-          <w:sz w:val="32"/>
-        </w:rPr>
-      </w:pPr>
+          <w:b/>
+          <w:bCs/>
+          <w:color w:val="1F497D" w:themeColor="text2"/>
+          <w:sz w:val="28"/>
+          <w:szCs w:val="28"/>
+        </w:rPr>
+      </w:pPr>
+      <w:r>
+        <w:rPr>
+          <w:rFonts w:ascii="Arial" w:hAnsi="Arial" w:cs="Arial"/>
+          <w:b/>
+          <w:bCs/>
+          <w:color w:val="1F497D" w:themeColor="text2"/>
+          <w:sz w:val="28"/>
+          <w:szCs w:val="28"/>
+        </w:rPr>
+        <w:lastRenderedPageBreak/>
+        <w:t>Índice de contenidos</w:t>
+      </w:r>
     </w:p>
     <w:p>
       <w:pPr>
         <w:spacing w:after="0"/>
         <w:jc w:val="both"/>
         <w:rPr>
-          <w:rFonts w:ascii="Arial" w:eastAsiaTheme="majorEastAsia" w:hAnsi="Arial" w:cs="Arial"/>
-          <w:b/>
-          <w:bCs/>
-          <w:color w:val="1F497D" w:themeColor="text2"/>
-          <w:sz w:val="28"/>
-          <w:szCs w:val="28"/>
-        </w:rPr>
-      </w:pPr>
+          <w:rFonts w:ascii="Arial" w:hAnsi="Arial" w:cs="Arial"/>
+          <w:color w:val="1F497D" w:themeColor="text2"/>
+        </w:rPr>
+      </w:pPr>
+      <w:r>
+        <w:rPr>
+          <w:rFonts w:ascii="Arial" w:hAnsi="Arial" w:cs="Arial"/>
+          <w:color w:val="1F497D" w:themeColor="text2"/>
+        </w:rPr>
+        <w:t>1 Ficha del Documento</w:t>
+      </w:r>
+      <w:r>
+        <w:rPr>
+          <w:rFonts w:ascii="Arial" w:hAnsi="Arial" w:cs="Arial"/>
+          <w:color w:val="1F497D" w:themeColor="text2"/>
+        </w:rPr>
+        <w:t>……………………………………………………………………</w:t>
+      </w:r>
+      <w:r>
+        <w:rPr>
+          <w:rFonts w:ascii="Arial" w:hAnsi="Arial" w:cs="Arial"/>
+          <w:color w:val="1F497D" w:themeColor="text2"/>
+        </w:rPr>
+        <w:t>.</w:t>
+      </w:r>
+      <w:r>
+        <w:rPr>
+          <w:rFonts w:ascii="Arial" w:hAnsi="Arial" w:cs="Arial"/>
+          <w:color w:val="1F497D" w:themeColor="text2"/>
+        </w:rPr>
+        <w:t>………2</w:t>
+      </w:r>
     </w:p>
-    <w:sdt>
-      <w:sdtPr>
-        <w:rPr>
-          <w:rFonts w:ascii="Arial" w:eastAsiaTheme="minorHAnsi" w:hAnsi="Arial" w:cs="Arial"/>
-          <w:b w:val="0"/>
-          <w:bCs w:val="0"/>
-          <w:color w:val="1F497D" w:themeColor="text2"/>
-          <w:sz w:val="22"/>
-          <w:szCs w:val="22"/>
-          <w:lang w:val="es-AR"/>
-        </w:rPr>
-        <w:id w:val="1371383"/>
-        <w:docPartObj>
-          <w:docPartGallery w:val="Table of Contents"/>
-          <w:docPartUnique/>
-        </w:docPartObj>
-      </w:sdtPr>
-      <w:sdtContent>
-        <w:p>
-          <w:pPr>
-            <w:pStyle w:val="TtuloTDC"/>
-            <w:jc w:val="both"/>
-            <w:rPr>
-              <w:rFonts w:ascii="Arial" w:hAnsi="Arial" w:cs="Arial"/>
-              <w:color w:val="1F497D" w:themeColor="text2"/>
-            </w:rPr>
-          </w:pPr>
-          <w:r>
-            <w:rPr>
-              <w:rFonts w:ascii="Arial" w:hAnsi="Arial" w:cs="Arial"/>
-              <w:color w:val="1F497D" w:themeColor="text2"/>
-            </w:rPr>
-            <w:t>Contenido</w:t>
-          </w:r>
-        </w:p>
-        <w:p>
-          <w:pPr>
-            <w:pStyle w:val="TDC1"/>
-            <w:tabs>
-              <w:tab w:val="left" w:pos="440"/>
-              <w:tab w:val="right" w:leader="dot" w:pos="8828"/>
-            </w:tabs>
-            <w:rPr>
-              <w:rFonts w:ascii="Arial" w:eastAsiaTheme="minorEastAsia" w:hAnsi="Arial" w:cs="Arial"/>
-              <w:b w:val="0"/>
-              <w:bCs w:val="0"/>
-              <w:caps w:val="0"/>
-              <w:noProof/>
-              <w:color w:val="1F497D" w:themeColor="text2"/>
-              <w:kern w:val="2"/>
-              <w:sz w:val="24"/>
-              <w:szCs w:val="24"/>
-              <w:lang w:val="es-CL" w:eastAsia="es-MX"/>
-              <w14:ligatures w14:val="standardContextual"/>
-            </w:rPr>
-          </w:pPr>
-          <w:r>
-            <w:rPr>
-              <w:rFonts w:ascii="Arial" w:hAnsi="Arial" w:cs="Arial"/>
-              <w:i/>
-              <w:iCs/>
-              <w:color w:val="1F497D" w:themeColor="text2"/>
-              <w:lang w:val="es-ES"/>
-            </w:rPr>
-            <w:fldChar w:fldCharType="begin"/>
-          </w:r>
-          <w:r>
-            <w:rPr>
-              <w:rFonts w:ascii="Arial" w:hAnsi="Arial" w:cs="Arial"/>
-              <w:color w:val="1F497D" w:themeColor="text2"/>
-              <w:lang w:val="es-ES"/>
-            </w:rPr>
-            <w:instrText xml:space="preserve"> TOC \o "1-3" \h \z \u </w:instrText>
-          </w:r>
-          <w:r>
-            <w:rPr>
-              <w:rFonts w:ascii="Arial" w:hAnsi="Arial" w:cs="Arial"/>
-              <w:i/>
-              <w:iCs/>
-              <w:color w:val="1F497D" w:themeColor="text2"/>
-              <w:lang w:val="es-ES"/>
-            </w:rPr>
-            <w:fldChar w:fldCharType="separate"/>
-          </w:r>
-          <w:hyperlink w:anchor="_Toc241504830" w:history="1">
-            <w:r>
-              <w:rPr>
-                <w:rStyle w:val="Hipervnculo"/>
-                <w:rFonts w:ascii="Arial" w:eastAsia="Times New Roman" w:hAnsi="Arial" w:cs="Arial"/>
-                <w:noProof/>
-                <w:color w:val="1F497D" w:themeColor="text2"/>
-                <w:kern w:val="32"/>
-              </w:rPr>
-              <w:t>2</w:t>
-            </w:r>
-            <w:r>
-              <w:rPr>
-                <w:rFonts w:ascii="Arial" w:eastAsiaTheme="minorEastAsia" w:hAnsi="Arial" w:cs="Arial"/>
-                <w:b w:val="0"/>
-                <w:bCs w:val="0"/>
-                <w:caps w:val="0"/>
-                <w:noProof/>
-                <w:color w:val="1F497D" w:themeColor="text2"/>
-                <w:kern w:val="2"/>
-                <w:sz w:val="24"/>
-                <w:szCs w:val="24"/>
-                <w:lang w:val="es-CL" w:eastAsia="es-MX"/>
-                <w14:ligatures w14:val="standardContextual"/>
-              </w:rPr>
-              <w:tab/>
-            </w:r>
-            <w:r>
-              <w:rPr>
-                <w:rStyle w:val="Hipervnculo"/>
-                <w:rFonts w:ascii="Arial" w:eastAsia="Times New Roman" w:hAnsi="Arial" w:cs="Arial"/>
-                <w:noProof/>
-                <w:color w:val="1F497D" w:themeColor="text2"/>
-                <w:kern w:val="32"/>
-              </w:rPr>
-              <w:t>Ficha del documento</w:t>
-            </w:r>
-            <w:r>
-              <w:rPr>
-                <w:rFonts w:ascii="Arial" w:hAnsi="Arial" w:cs="Arial"/>
-                <w:noProof/>
-                <w:webHidden/>
-                <w:color w:val="1F497D" w:themeColor="text2"/>
-              </w:rPr>
-              <w:tab/>
-            </w:r>
-            <w:r>
-              <w:rPr>
-                <w:rFonts w:ascii="Arial" w:hAnsi="Arial" w:cs="Arial"/>
-                <w:noProof/>
-                <w:webHidden/>
-                <w:color w:val="1F497D" w:themeColor="text2"/>
-              </w:rPr>
-              <w:fldChar w:fldCharType="begin"/>
-            </w:r>
-            <w:r>
-              <w:rPr>
-                <w:rFonts w:ascii="Arial" w:hAnsi="Arial" w:cs="Arial"/>
-                <w:noProof/>
-                <w:webHidden/>
-                <w:color w:val="1F497D" w:themeColor="text2"/>
-              </w:rPr>
-              <w:instrText xml:space="preserve"> PAGEREF _Toc241504830 \h </w:instrText>
-            </w:r>
-            <w:r>
-              <w:rPr>
-                <w:rFonts w:ascii="Arial" w:hAnsi="Arial" w:cs="Arial"/>
-                <w:noProof/>
-                <w:webHidden/>
-                <w:color w:val="1F497D" w:themeColor="text2"/>
-              </w:rPr>
-            </w:r>
-            <w:r>
-              <w:rPr>
-                <w:rFonts w:ascii="Arial" w:hAnsi="Arial" w:cs="Arial"/>
-                <w:noProof/>
-                <w:webHidden/>
-                <w:color w:val="1F497D" w:themeColor="text2"/>
-              </w:rPr>
-              <w:fldChar w:fldCharType="separate"/>
-            </w:r>
-            <w:r>
-              <w:rPr>
-                <w:rFonts w:ascii="Arial" w:hAnsi="Arial" w:cs="Arial"/>
-                <w:noProof/>
-                <w:webHidden/>
-                <w:color w:val="1F497D" w:themeColor="text2"/>
-              </w:rPr>
-              <w:t>2</w:t>
-            </w:r>
-            <w:r>
-              <w:rPr>
-                <w:rFonts w:ascii="Arial" w:hAnsi="Arial" w:cs="Arial"/>
-                <w:noProof/>
-                <w:webHidden/>
-                <w:color w:val="1F497D" w:themeColor="text2"/>
-              </w:rPr>
-              <w:fldChar w:fldCharType="end"/>
-            </w:r>
-          </w:hyperlink>
-        </w:p>
-        <w:p>
-          <w:pPr>
-            <w:pStyle w:val="TDC1"/>
-            <w:tabs>
-              <w:tab w:val="left" w:pos="440"/>
-              <w:tab w:val="right" w:leader="dot" w:pos="8828"/>
-            </w:tabs>
-            <w:rPr>
-              <w:rFonts w:ascii="Arial" w:eastAsiaTheme="minorEastAsia" w:hAnsi="Arial" w:cs="Arial"/>
-              <w:b w:val="0"/>
-              <w:bCs w:val="0"/>
-              <w:caps w:val="0"/>
-              <w:noProof/>
-              <w:color w:val="1F497D" w:themeColor="text2"/>
-              <w:kern w:val="2"/>
-              <w:sz w:val="24"/>
-              <w:szCs w:val="24"/>
-              <w:lang w:val="es-CL" w:eastAsia="es-MX"/>
-              <w14:ligatures w14:val="standardContextual"/>
-            </w:rPr>
-          </w:pPr>
-          <w:hyperlink w:anchor="_Toc241504831" w:history="1">
-            <w:r>
-              <w:rPr>
-                <w:rStyle w:val="Hipervnculo"/>
-                <w:rFonts w:ascii="Arial" w:hAnsi="Arial" w:cs="Arial"/>
-                <w:noProof/>
-                <w:color w:val="1F497D" w:themeColor="text2"/>
-              </w:rPr>
-              <w:t>3</w:t>
-            </w:r>
-            <w:r>
-              <w:rPr>
-                <w:rFonts w:ascii="Arial" w:eastAsiaTheme="minorEastAsia" w:hAnsi="Arial" w:cs="Arial"/>
-                <w:b w:val="0"/>
-                <w:bCs w:val="0"/>
-                <w:caps w:val="0"/>
-                <w:noProof/>
-                <w:color w:val="1F497D" w:themeColor="text2"/>
-                <w:kern w:val="2"/>
-                <w:sz w:val="24"/>
-                <w:szCs w:val="24"/>
-                <w:lang w:val="es-CL" w:eastAsia="es-MX"/>
-                <w14:ligatures w14:val="standardContextual"/>
-              </w:rPr>
-              <w:tab/>
-            </w:r>
-            <w:r>
-              <w:rPr>
-                <w:rStyle w:val="Hipervnculo"/>
-                <w:rFonts w:ascii="Arial" w:hAnsi="Arial" w:cs="Arial"/>
-                <w:noProof/>
-                <w:color w:val="1F497D" w:themeColor="text2"/>
-              </w:rPr>
-              <w:t>Integrantes:</w:t>
-            </w:r>
-            <w:r>
-              <w:rPr>
-                <w:rFonts w:ascii="Arial" w:hAnsi="Arial" w:cs="Arial"/>
-                <w:noProof/>
-                <w:webHidden/>
-                <w:color w:val="1F497D" w:themeColor="text2"/>
-              </w:rPr>
-              <w:tab/>
-            </w:r>
-            <w:r>
-              <w:rPr>
-                <w:rFonts w:ascii="Arial" w:hAnsi="Arial" w:cs="Arial"/>
-                <w:noProof/>
-                <w:webHidden/>
-                <w:color w:val="1F497D" w:themeColor="text2"/>
-              </w:rPr>
-              <w:fldChar w:fldCharType="begin"/>
-            </w:r>
-            <w:r>
-              <w:rPr>
-                <w:rFonts w:ascii="Arial" w:hAnsi="Arial" w:cs="Arial"/>
-                <w:noProof/>
-                <w:webHidden/>
-                <w:color w:val="1F497D" w:themeColor="text2"/>
-              </w:rPr>
-              <w:instrText xml:space="preserve"> PAGEREF _Toc241504831 \h </w:instrText>
-            </w:r>
-            <w:r>
-              <w:rPr>
-                <w:rFonts w:ascii="Arial" w:hAnsi="Arial" w:cs="Arial"/>
-                <w:noProof/>
-                <w:webHidden/>
-                <w:color w:val="1F497D" w:themeColor="text2"/>
-              </w:rPr>
-            </w:r>
-            <w:r>
-              <w:rPr>
-                <w:rFonts w:ascii="Arial" w:hAnsi="Arial" w:cs="Arial"/>
-                <w:noProof/>
-                <w:webHidden/>
-                <w:color w:val="1F497D" w:themeColor="text2"/>
-              </w:rPr>
-              <w:fldChar w:fldCharType="separate"/>
-            </w:r>
-            <w:r>
-              <w:rPr>
-                <w:rFonts w:ascii="Arial" w:hAnsi="Arial" w:cs="Arial"/>
-                <w:noProof/>
-                <w:webHidden/>
-                <w:color w:val="1F497D" w:themeColor="text2"/>
-              </w:rPr>
-              <w:t>2</w:t>
-            </w:r>
-            <w:r>
-              <w:rPr>
-                <w:rFonts w:ascii="Arial" w:hAnsi="Arial" w:cs="Arial"/>
-                <w:noProof/>
-                <w:webHidden/>
-                <w:color w:val="1F497D" w:themeColor="text2"/>
-              </w:rPr>
-              <w:fldChar w:fldCharType="end"/>
-            </w:r>
-          </w:hyperlink>
-        </w:p>
-        <w:p>
-          <w:pPr>
-            <w:pStyle w:val="TDC1"/>
-            <w:tabs>
-              <w:tab w:val="left" w:pos="440"/>
-              <w:tab w:val="right" w:leader="dot" w:pos="8828"/>
-            </w:tabs>
-            <w:rPr>
-              <w:rFonts w:ascii="Arial" w:eastAsiaTheme="minorEastAsia" w:hAnsi="Arial" w:cs="Arial"/>
-              <w:b w:val="0"/>
-              <w:bCs w:val="0"/>
-              <w:caps w:val="0"/>
-              <w:noProof/>
-              <w:color w:val="1F497D" w:themeColor="text2"/>
-              <w:kern w:val="2"/>
-              <w:sz w:val="24"/>
-              <w:szCs w:val="24"/>
-              <w:lang w:val="es-CL" w:eastAsia="es-MX"/>
-              <w14:ligatures w14:val="standardContextual"/>
-            </w:rPr>
-          </w:pPr>
-          <w:hyperlink w:anchor="_Toc241504832" w:history="1">
-            <w:r>
-              <w:rPr>
-                <w:rStyle w:val="Hipervnculo"/>
-                <w:rFonts w:ascii="Arial" w:hAnsi="Arial" w:cs="Arial"/>
-                <w:noProof/>
-                <w:color w:val="1F497D" w:themeColor="text2"/>
-              </w:rPr>
-              <w:t>4</w:t>
-            </w:r>
-            <w:r>
-              <w:rPr>
-                <w:rFonts w:ascii="Arial" w:eastAsiaTheme="minorEastAsia" w:hAnsi="Arial" w:cs="Arial"/>
-                <w:b w:val="0"/>
-                <w:bCs w:val="0"/>
-                <w:caps w:val="0"/>
-                <w:noProof/>
-                <w:color w:val="1F497D" w:themeColor="text2"/>
-                <w:kern w:val="2"/>
-                <w:sz w:val="24"/>
-                <w:szCs w:val="24"/>
-                <w:lang w:val="es-CL" w:eastAsia="es-MX"/>
-                <w14:ligatures w14:val="standardContextual"/>
-              </w:rPr>
-              <w:tab/>
-            </w:r>
-            <w:r>
-              <w:rPr>
-                <w:rStyle w:val="Hipervnculo"/>
-                <w:rFonts w:ascii="Arial" w:hAnsi="Arial" w:cs="Arial"/>
-                <w:noProof/>
-                <w:color w:val="1F497D" w:themeColor="text2"/>
-              </w:rPr>
-              <w:t>Diseño</w:t>
-            </w:r>
-            <w:r>
-              <w:rPr>
-                <w:rFonts w:ascii="Arial" w:hAnsi="Arial" w:cs="Arial"/>
-                <w:noProof/>
-                <w:webHidden/>
-                <w:color w:val="1F497D" w:themeColor="text2"/>
-              </w:rPr>
-              <w:tab/>
-            </w:r>
-            <w:r>
-              <w:rPr>
-                <w:rFonts w:ascii="Arial" w:hAnsi="Arial" w:cs="Arial"/>
-                <w:noProof/>
-                <w:webHidden/>
-                <w:color w:val="1F497D" w:themeColor="text2"/>
-              </w:rPr>
-              <w:fldChar w:fldCharType="begin"/>
-            </w:r>
-            <w:r>
-              <w:rPr>
-                <w:rFonts w:ascii="Arial" w:hAnsi="Arial" w:cs="Arial"/>
-                <w:noProof/>
-                <w:webHidden/>
-                <w:color w:val="1F497D" w:themeColor="text2"/>
-              </w:rPr>
-              <w:instrText xml:space="preserve"> PAGEREF _Toc241504832 \h </w:instrText>
-            </w:r>
-            <w:r>
-              <w:rPr>
-                <w:rFonts w:ascii="Arial" w:hAnsi="Arial" w:cs="Arial"/>
-                <w:noProof/>
-                <w:webHidden/>
-                <w:color w:val="1F497D" w:themeColor="text2"/>
-              </w:rPr>
-            </w:r>
-            <w:r>
-              <w:rPr>
-                <w:rFonts w:ascii="Arial" w:hAnsi="Arial" w:cs="Arial"/>
-                <w:noProof/>
-                <w:webHidden/>
-                <w:color w:val="1F497D" w:themeColor="text2"/>
-              </w:rPr>
-              <w:fldChar w:fldCharType="separate"/>
-            </w:r>
-            <w:r>
-              <w:rPr>
-                <w:rFonts w:ascii="Arial" w:hAnsi="Arial" w:cs="Arial"/>
-                <w:noProof/>
-                <w:webHidden/>
-                <w:color w:val="1F497D" w:themeColor="text2"/>
-              </w:rPr>
-              <w:t>5</w:t>
-            </w:r>
-            <w:r>
-              <w:rPr>
-                <w:rFonts w:ascii="Arial" w:hAnsi="Arial" w:cs="Arial"/>
-                <w:noProof/>
-                <w:webHidden/>
-                <w:color w:val="1F497D" w:themeColor="text2"/>
-              </w:rPr>
-              <w:fldChar w:fldCharType="end"/>
-            </w:r>
-          </w:hyperlink>
-        </w:p>
-        <w:p>
-          <w:pPr>
-            <w:pStyle w:val="TDC2"/>
-            <w:tabs>
-              <w:tab w:val="left" w:pos="880"/>
-              <w:tab w:val="right" w:leader="dot" w:pos="8828"/>
-            </w:tabs>
-            <w:rPr>
-              <w:rFonts w:ascii="Arial" w:eastAsiaTheme="minorEastAsia" w:hAnsi="Arial" w:cs="Arial"/>
-              <w:smallCaps w:val="0"/>
-              <w:noProof/>
-              <w:color w:val="1F497D" w:themeColor="text2"/>
-              <w:kern w:val="2"/>
-              <w:sz w:val="24"/>
-              <w:szCs w:val="24"/>
-              <w:lang w:val="es-CL" w:eastAsia="es-MX"/>
-              <w14:ligatures w14:val="standardContextual"/>
-            </w:rPr>
-          </w:pPr>
-          <w:hyperlink w:anchor="_Toc241504833" w:history="1">
-            <w:r>
-              <w:rPr>
-                <w:rStyle w:val="Hipervnculo"/>
-                <w:rFonts w:ascii="Arial" w:hAnsi="Arial" w:cs="Arial"/>
-                <w:noProof/>
-                <w:color w:val="1F497D" w:themeColor="text2"/>
-              </w:rPr>
-              <w:t>4.1</w:t>
-            </w:r>
-            <w:r>
-              <w:rPr>
-                <w:rFonts w:ascii="Arial" w:eastAsiaTheme="minorEastAsia" w:hAnsi="Arial" w:cs="Arial"/>
-                <w:smallCaps w:val="0"/>
-                <w:noProof/>
-                <w:color w:val="1F497D" w:themeColor="text2"/>
-                <w:kern w:val="2"/>
-                <w:sz w:val="24"/>
-                <w:szCs w:val="24"/>
-                <w:lang w:val="es-CL" w:eastAsia="es-MX"/>
-                <w14:ligatures w14:val="standardContextual"/>
-              </w:rPr>
-              <w:tab/>
-            </w:r>
-            <w:r>
-              <w:rPr>
-                <w:rStyle w:val="Hipervnculo"/>
-                <w:rFonts w:ascii="Arial" w:hAnsi="Arial" w:cs="Arial"/>
-                <w:noProof/>
-                <w:color w:val="1F497D" w:themeColor="text2"/>
-              </w:rPr>
-              <w:t>Diagrama de Casos de Uso</w:t>
-            </w:r>
-            <w:r>
-              <w:rPr>
-                <w:rFonts w:ascii="Arial" w:hAnsi="Arial" w:cs="Arial"/>
-                <w:noProof/>
-                <w:webHidden/>
-                <w:color w:val="1F497D" w:themeColor="text2"/>
-              </w:rPr>
-              <w:tab/>
-            </w:r>
-            <w:r>
-              <w:rPr>
-                <w:rFonts w:ascii="Arial" w:hAnsi="Arial" w:cs="Arial"/>
-                <w:noProof/>
-                <w:webHidden/>
-                <w:color w:val="1F497D" w:themeColor="text2"/>
-              </w:rPr>
-              <w:fldChar w:fldCharType="begin"/>
-            </w:r>
-            <w:r>
-              <w:rPr>
-                <w:rFonts w:ascii="Arial" w:hAnsi="Arial" w:cs="Arial"/>
-                <w:noProof/>
-                <w:webHidden/>
-                <w:color w:val="1F497D" w:themeColor="text2"/>
-              </w:rPr>
-              <w:instrText xml:space="preserve"> PAGEREF _Toc241504833 \h </w:instrText>
-            </w:r>
-            <w:r>
-              <w:rPr>
-                <w:rFonts w:ascii="Arial" w:hAnsi="Arial" w:cs="Arial"/>
-                <w:noProof/>
-                <w:webHidden/>
-                <w:color w:val="1F497D" w:themeColor="text2"/>
-              </w:rPr>
-            </w:r>
-            <w:r>
-              <w:rPr>
-                <w:rFonts w:ascii="Arial" w:hAnsi="Arial" w:cs="Arial"/>
-                <w:noProof/>
-                <w:webHidden/>
-                <w:color w:val="1F497D" w:themeColor="text2"/>
-              </w:rPr>
-              <w:fldChar w:fldCharType="separate"/>
-            </w:r>
-            <w:r>
-              <w:rPr>
-                <w:rFonts w:ascii="Arial" w:hAnsi="Arial" w:cs="Arial"/>
-                <w:noProof/>
-                <w:webHidden/>
-                <w:color w:val="1F497D" w:themeColor="text2"/>
-              </w:rPr>
-              <w:t>5</w:t>
-            </w:r>
-            <w:r>
-              <w:rPr>
-                <w:rFonts w:ascii="Arial" w:hAnsi="Arial" w:cs="Arial"/>
-                <w:noProof/>
-                <w:webHidden/>
-                <w:color w:val="1F497D" w:themeColor="text2"/>
-              </w:rPr>
-              <w:fldChar w:fldCharType="end"/>
-            </w:r>
-          </w:hyperlink>
-        </w:p>
-        <w:p>
-          <w:pPr>
-            <w:pStyle w:val="TDC2"/>
-            <w:tabs>
-              <w:tab w:val="left" w:pos="880"/>
-              <w:tab w:val="right" w:leader="dot" w:pos="8828"/>
-            </w:tabs>
-            <w:rPr>
-              <w:rFonts w:ascii="Arial" w:eastAsiaTheme="minorEastAsia" w:hAnsi="Arial" w:cs="Arial"/>
-              <w:smallCaps w:val="0"/>
-              <w:noProof/>
-              <w:color w:val="1F497D" w:themeColor="text2"/>
-              <w:kern w:val="2"/>
-              <w:sz w:val="24"/>
-              <w:szCs w:val="24"/>
-              <w:lang w:val="es-CL" w:eastAsia="es-MX"/>
-              <w14:ligatures w14:val="standardContextual"/>
-            </w:rPr>
-          </w:pPr>
-          <w:hyperlink w:anchor="_Toc241504834" w:history="1">
-            <w:r>
-              <w:rPr>
-                <w:rStyle w:val="Hipervnculo"/>
-                <w:rFonts w:ascii="Arial" w:hAnsi="Arial" w:cs="Arial"/>
-                <w:noProof/>
-                <w:color w:val="1F497D" w:themeColor="text2"/>
-              </w:rPr>
-              <w:t>4.2</w:t>
-            </w:r>
-            <w:r>
-              <w:rPr>
-                <w:rFonts w:ascii="Arial" w:eastAsiaTheme="minorEastAsia" w:hAnsi="Arial" w:cs="Arial"/>
-                <w:smallCaps w:val="0"/>
-                <w:noProof/>
-                <w:color w:val="1F497D" w:themeColor="text2"/>
-                <w:kern w:val="2"/>
-                <w:sz w:val="24"/>
-                <w:szCs w:val="24"/>
-                <w:lang w:val="es-CL" w:eastAsia="es-MX"/>
-                <w14:ligatures w14:val="standardContextual"/>
-              </w:rPr>
-              <w:tab/>
-            </w:r>
-            <w:r>
-              <w:rPr>
-                <w:rStyle w:val="Hipervnculo"/>
-                <w:rFonts w:ascii="Arial" w:hAnsi="Arial" w:cs="Arial"/>
-                <w:noProof/>
-                <w:color w:val="1F497D" w:themeColor="text2"/>
-              </w:rPr>
-              <w:t>Vista Lógica</w:t>
-            </w:r>
-            <w:r>
-              <w:rPr>
-                <w:rFonts w:ascii="Arial" w:hAnsi="Arial" w:cs="Arial"/>
-                <w:noProof/>
-                <w:webHidden/>
-                <w:color w:val="1F497D" w:themeColor="text2"/>
-              </w:rPr>
-              <w:tab/>
-            </w:r>
-            <w:r>
-              <w:rPr>
-                <w:rFonts w:ascii="Arial" w:hAnsi="Arial" w:cs="Arial"/>
-                <w:noProof/>
-                <w:webHidden/>
-                <w:color w:val="1F497D" w:themeColor="text2"/>
-              </w:rPr>
-              <w:fldChar w:fldCharType="begin"/>
-            </w:r>
-            <w:r>
-              <w:rPr>
-                <w:rFonts w:ascii="Arial" w:hAnsi="Arial" w:cs="Arial"/>
-                <w:noProof/>
-                <w:webHidden/>
-                <w:color w:val="1F497D" w:themeColor="text2"/>
-              </w:rPr>
-              <w:instrText xml:space="preserve"> PAGEREF _Toc241504834 \h </w:instrText>
-            </w:r>
-            <w:r>
-              <w:rPr>
-                <w:rFonts w:ascii="Arial" w:hAnsi="Arial" w:cs="Arial"/>
-                <w:noProof/>
-                <w:webHidden/>
-                <w:color w:val="1F497D" w:themeColor="text2"/>
-              </w:rPr>
-            </w:r>
-            <w:r>
-              <w:rPr>
-                <w:rFonts w:ascii="Arial" w:hAnsi="Arial" w:cs="Arial"/>
-                <w:noProof/>
-                <w:webHidden/>
-                <w:color w:val="1F497D" w:themeColor="text2"/>
-              </w:rPr>
-              <w:fldChar w:fldCharType="separate"/>
-            </w:r>
-            <w:r>
-              <w:rPr>
-                <w:rFonts w:ascii="Arial" w:hAnsi="Arial" w:cs="Arial"/>
-                <w:noProof/>
-                <w:webHidden/>
-                <w:color w:val="1F497D" w:themeColor="text2"/>
-              </w:rPr>
-              <w:t>5</w:t>
-            </w:r>
-            <w:r>
-              <w:rPr>
-                <w:rFonts w:ascii="Arial" w:hAnsi="Arial" w:cs="Arial"/>
-                <w:noProof/>
-                <w:webHidden/>
-                <w:color w:val="1F497D" w:themeColor="text2"/>
-              </w:rPr>
-              <w:fldChar w:fldCharType="end"/>
-            </w:r>
-          </w:hyperlink>
-        </w:p>
-        <w:p>
-          <w:pPr>
-            <w:pStyle w:val="TDC3"/>
-            <w:tabs>
-              <w:tab w:val="left" w:pos="1320"/>
-              <w:tab w:val="right" w:leader="dot" w:pos="8828"/>
-            </w:tabs>
-            <w:rPr>
-              <w:rFonts w:ascii="Arial" w:eastAsiaTheme="minorEastAsia" w:hAnsi="Arial" w:cs="Arial"/>
-              <w:i w:val="0"/>
-              <w:iCs w:val="0"/>
-              <w:noProof/>
-              <w:color w:val="1F497D" w:themeColor="text2"/>
-              <w:kern w:val="2"/>
-              <w:sz w:val="24"/>
-              <w:szCs w:val="24"/>
-              <w:lang w:val="es-CL" w:eastAsia="es-MX"/>
-              <w14:ligatures w14:val="standardContextual"/>
-            </w:rPr>
-          </w:pPr>
-          <w:hyperlink w:anchor="_Toc241504835" w:history="1">
-            <w:r>
-              <w:rPr>
-                <w:rStyle w:val="Hipervnculo"/>
-                <w:rFonts w:ascii="Arial" w:hAnsi="Arial" w:cs="Arial"/>
-                <w:noProof/>
-                <w:color w:val="1F497D" w:themeColor="text2"/>
-              </w:rPr>
-              <w:t>4.2.1</w:t>
-            </w:r>
-            <w:r>
-              <w:rPr>
-                <w:rFonts w:ascii="Arial" w:eastAsiaTheme="minorEastAsia" w:hAnsi="Arial" w:cs="Arial"/>
-                <w:i w:val="0"/>
-                <w:iCs w:val="0"/>
-                <w:noProof/>
-                <w:color w:val="1F497D" w:themeColor="text2"/>
-                <w:kern w:val="2"/>
-                <w:sz w:val="24"/>
-                <w:szCs w:val="24"/>
-                <w:lang w:val="es-CL" w:eastAsia="es-MX"/>
-                <w14:ligatures w14:val="standardContextual"/>
-              </w:rPr>
-              <w:tab/>
-            </w:r>
-            <w:r>
-              <w:rPr>
-                <w:rStyle w:val="Hipervnculo"/>
-                <w:rFonts w:ascii="Arial" w:hAnsi="Arial" w:cs="Arial"/>
-                <w:noProof/>
-                <w:color w:val="1F497D" w:themeColor="text2"/>
-              </w:rPr>
-              <w:t>Modelo E-R</w:t>
-            </w:r>
-            <w:r>
-              <w:rPr>
-                <w:rFonts w:ascii="Arial" w:hAnsi="Arial" w:cs="Arial"/>
-                <w:noProof/>
-                <w:webHidden/>
-                <w:color w:val="1F497D" w:themeColor="text2"/>
-              </w:rPr>
-              <w:tab/>
-            </w:r>
-            <w:r>
-              <w:rPr>
-                <w:rFonts w:ascii="Arial" w:hAnsi="Arial" w:cs="Arial"/>
-                <w:noProof/>
-                <w:webHidden/>
-                <w:color w:val="1F497D" w:themeColor="text2"/>
-              </w:rPr>
-              <w:fldChar w:fldCharType="begin"/>
-            </w:r>
-            <w:r>
-              <w:rPr>
-                <w:rFonts w:ascii="Arial" w:hAnsi="Arial" w:cs="Arial"/>
-                <w:noProof/>
-                <w:webHidden/>
-                <w:color w:val="1F497D" w:themeColor="text2"/>
-              </w:rPr>
-              <w:instrText xml:space="preserve"> PAGEREF _Toc241504835 \h </w:instrText>
-            </w:r>
-            <w:r>
-              <w:rPr>
-                <w:rFonts w:ascii="Arial" w:hAnsi="Arial" w:cs="Arial"/>
-                <w:noProof/>
-                <w:webHidden/>
-                <w:color w:val="1F497D" w:themeColor="text2"/>
-              </w:rPr>
-            </w:r>
-            <w:r>
-              <w:rPr>
-                <w:rFonts w:ascii="Arial" w:hAnsi="Arial" w:cs="Arial"/>
-                <w:noProof/>
-                <w:webHidden/>
-                <w:color w:val="1F497D" w:themeColor="text2"/>
-              </w:rPr>
-              <w:fldChar w:fldCharType="separate"/>
-            </w:r>
-            <w:r>
-              <w:rPr>
-                <w:rFonts w:ascii="Arial" w:hAnsi="Arial" w:cs="Arial"/>
-                <w:noProof/>
-                <w:webHidden/>
-                <w:color w:val="1F497D" w:themeColor="text2"/>
-              </w:rPr>
-              <w:t>5</w:t>
-            </w:r>
-            <w:r>
-              <w:rPr>
-                <w:rFonts w:ascii="Arial" w:hAnsi="Arial" w:cs="Arial"/>
-                <w:noProof/>
-                <w:webHidden/>
-                <w:color w:val="1F497D" w:themeColor="text2"/>
-              </w:rPr>
-              <w:fldChar w:fldCharType="end"/>
-            </w:r>
-          </w:hyperlink>
-        </w:p>
-        <w:p>
-          <w:pPr>
-            <w:pStyle w:val="TDC3"/>
-            <w:tabs>
-              <w:tab w:val="left" w:pos="1320"/>
-              <w:tab w:val="right" w:leader="dot" w:pos="8828"/>
-            </w:tabs>
-            <w:rPr>
-              <w:rFonts w:ascii="Arial" w:eastAsiaTheme="minorEastAsia" w:hAnsi="Arial" w:cs="Arial"/>
-              <w:i w:val="0"/>
-              <w:iCs w:val="0"/>
-              <w:noProof/>
-              <w:color w:val="1F497D" w:themeColor="text2"/>
-              <w:kern w:val="2"/>
-              <w:sz w:val="24"/>
-              <w:szCs w:val="24"/>
-              <w:lang w:val="es-CL" w:eastAsia="es-MX"/>
-              <w14:ligatures w14:val="standardContextual"/>
-            </w:rPr>
-          </w:pPr>
-          <w:hyperlink w:anchor="_Toc241504836" w:history="1">
-            <w:r>
-              <w:rPr>
-                <w:rStyle w:val="Hipervnculo"/>
-                <w:rFonts w:ascii="Arial" w:hAnsi="Arial" w:cs="Arial"/>
-                <w:noProof/>
-                <w:color w:val="1F497D" w:themeColor="text2"/>
-              </w:rPr>
-              <w:t>4.2.2</w:t>
-            </w:r>
-            <w:r>
-              <w:rPr>
-                <w:rFonts w:ascii="Arial" w:eastAsiaTheme="minorEastAsia" w:hAnsi="Arial" w:cs="Arial"/>
-                <w:i w:val="0"/>
-                <w:iCs w:val="0"/>
-                <w:noProof/>
-                <w:color w:val="1F497D" w:themeColor="text2"/>
-                <w:kern w:val="2"/>
-                <w:sz w:val="24"/>
-                <w:szCs w:val="24"/>
-                <w:lang w:val="es-CL" w:eastAsia="es-MX"/>
-                <w14:ligatures w14:val="standardContextual"/>
-              </w:rPr>
-              <w:tab/>
-            </w:r>
-            <w:r>
-              <w:rPr>
-                <w:rStyle w:val="Hipervnculo"/>
-                <w:rFonts w:ascii="Arial" w:hAnsi="Arial" w:cs="Arial"/>
-                <w:noProof/>
-                <w:color w:val="1F497D" w:themeColor="text2"/>
-              </w:rPr>
-              <w:t>Diagrama de Clases</w:t>
-            </w:r>
-            <w:r>
-              <w:rPr>
-                <w:rFonts w:ascii="Arial" w:hAnsi="Arial" w:cs="Arial"/>
-                <w:noProof/>
-                <w:webHidden/>
-                <w:color w:val="1F497D" w:themeColor="text2"/>
-              </w:rPr>
-              <w:tab/>
-            </w:r>
-            <w:r>
-              <w:rPr>
-                <w:rFonts w:ascii="Arial" w:hAnsi="Arial" w:cs="Arial"/>
-                <w:noProof/>
-                <w:webHidden/>
-                <w:color w:val="1F497D" w:themeColor="text2"/>
-              </w:rPr>
-              <w:fldChar w:fldCharType="begin"/>
-            </w:r>
-            <w:r>
-              <w:rPr>
-                <w:rFonts w:ascii="Arial" w:hAnsi="Arial" w:cs="Arial"/>
-                <w:noProof/>
-                <w:webHidden/>
-                <w:color w:val="1F497D" w:themeColor="text2"/>
-              </w:rPr>
-              <w:instrText xml:space="preserve"> PAGEREF _Toc241504836 \h </w:instrText>
-            </w:r>
-            <w:r>
-              <w:rPr>
-                <w:rFonts w:ascii="Arial" w:hAnsi="Arial" w:cs="Arial"/>
-                <w:noProof/>
-                <w:webHidden/>
-                <w:color w:val="1F497D" w:themeColor="text2"/>
-              </w:rPr>
-            </w:r>
-            <w:r>
-              <w:rPr>
-                <w:rFonts w:ascii="Arial" w:hAnsi="Arial" w:cs="Arial"/>
-                <w:noProof/>
-                <w:webHidden/>
-                <w:color w:val="1F497D" w:themeColor="text2"/>
-              </w:rPr>
-              <w:fldChar w:fldCharType="separate"/>
-            </w:r>
-            <w:r>
-              <w:rPr>
-                <w:rFonts w:ascii="Arial" w:hAnsi="Arial" w:cs="Arial"/>
-                <w:noProof/>
-                <w:webHidden/>
-                <w:color w:val="1F497D" w:themeColor="text2"/>
-              </w:rPr>
-              <w:t>5</w:t>
-            </w:r>
-            <w:r>
-              <w:rPr>
-                <w:rFonts w:ascii="Arial" w:hAnsi="Arial" w:cs="Arial"/>
-                <w:noProof/>
-                <w:webHidden/>
-                <w:color w:val="1F497D" w:themeColor="text2"/>
-              </w:rPr>
-              <w:fldChar w:fldCharType="end"/>
-            </w:r>
-          </w:hyperlink>
-        </w:p>
-        <w:p>
-          <w:pPr>
-            <w:pStyle w:val="TDC3"/>
-            <w:tabs>
-              <w:tab w:val="left" w:pos="1320"/>
-              <w:tab w:val="right" w:leader="dot" w:pos="8828"/>
-            </w:tabs>
-            <w:rPr>
-              <w:rFonts w:ascii="Arial" w:eastAsiaTheme="minorEastAsia" w:hAnsi="Arial" w:cs="Arial"/>
-              <w:i w:val="0"/>
-              <w:iCs w:val="0"/>
-              <w:noProof/>
-              <w:color w:val="1F497D" w:themeColor="text2"/>
-              <w:kern w:val="2"/>
-              <w:sz w:val="24"/>
-              <w:szCs w:val="24"/>
-              <w:lang w:val="es-CL" w:eastAsia="es-MX"/>
-              <w14:ligatures w14:val="standardContextual"/>
-            </w:rPr>
-          </w:pPr>
-          <w:hyperlink w:anchor="_Toc241504837" w:history="1">
-            <w:r>
-              <w:rPr>
-                <w:rStyle w:val="Hipervnculo"/>
-                <w:rFonts w:ascii="Arial" w:hAnsi="Arial" w:cs="Arial"/>
-                <w:noProof/>
-                <w:color w:val="1F497D" w:themeColor="text2"/>
-              </w:rPr>
-              <w:t>4.2.3</w:t>
-            </w:r>
-            <w:r>
-              <w:rPr>
-                <w:rFonts w:ascii="Arial" w:eastAsiaTheme="minorEastAsia" w:hAnsi="Arial" w:cs="Arial"/>
-                <w:i w:val="0"/>
-                <w:iCs w:val="0"/>
-                <w:noProof/>
-                <w:color w:val="1F497D" w:themeColor="text2"/>
-                <w:kern w:val="2"/>
-                <w:sz w:val="24"/>
-                <w:szCs w:val="24"/>
-                <w:lang w:val="es-CL" w:eastAsia="es-MX"/>
-                <w14:ligatures w14:val="standardContextual"/>
-              </w:rPr>
-              <w:tab/>
-            </w:r>
-            <w:r>
-              <w:rPr>
-                <w:rStyle w:val="Hipervnculo"/>
-                <w:rFonts w:ascii="Arial" w:hAnsi="Arial" w:cs="Arial"/>
-                <w:noProof/>
-                <w:color w:val="1F497D" w:themeColor="text2"/>
-              </w:rPr>
-              <w:t>Diagrama de Secuencia</w:t>
-            </w:r>
-            <w:r>
-              <w:rPr>
-                <w:rFonts w:ascii="Arial" w:hAnsi="Arial" w:cs="Arial"/>
-                <w:noProof/>
-                <w:webHidden/>
-                <w:color w:val="1F497D" w:themeColor="text2"/>
-              </w:rPr>
-              <w:tab/>
-            </w:r>
-            <w:r>
-              <w:rPr>
-                <w:rFonts w:ascii="Arial" w:hAnsi="Arial" w:cs="Arial"/>
-                <w:noProof/>
-                <w:webHidden/>
-                <w:color w:val="1F497D" w:themeColor="text2"/>
-              </w:rPr>
-              <w:fldChar w:fldCharType="begin"/>
-            </w:r>
-            <w:r>
-              <w:rPr>
-                <w:rFonts w:ascii="Arial" w:hAnsi="Arial" w:cs="Arial"/>
-                <w:noProof/>
-                <w:webHidden/>
-                <w:color w:val="1F497D" w:themeColor="text2"/>
-              </w:rPr>
-              <w:instrText xml:space="preserve"> PAGEREF _Toc241504837 \h </w:instrText>
-            </w:r>
-            <w:r>
-              <w:rPr>
-                <w:rFonts w:ascii="Arial" w:hAnsi="Arial" w:cs="Arial"/>
-                <w:noProof/>
-                <w:webHidden/>
-                <w:color w:val="1F497D" w:themeColor="text2"/>
-              </w:rPr>
-            </w:r>
-            <w:r>
-              <w:rPr>
-                <w:rFonts w:ascii="Arial" w:hAnsi="Arial" w:cs="Arial"/>
-                <w:noProof/>
-                <w:webHidden/>
-                <w:color w:val="1F497D" w:themeColor="text2"/>
-              </w:rPr>
-              <w:fldChar w:fldCharType="separate"/>
-            </w:r>
-            <w:r>
-              <w:rPr>
-                <w:rFonts w:ascii="Arial" w:hAnsi="Arial" w:cs="Arial"/>
-                <w:noProof/>
-                <w:webHidden/>
-                <w:color w:val="1F497D" w:themeColor="text2"/>
-              </w:rPr>
-              <w:t>5</w:t>
-            </w:r>
-            <w:r>
-              <w:rPr>
-                <w:rFonts w:ascii="Arial" w:hAnsi="Arial" w:cs="Arial"/>
-                <w:noProof/>
-                <w:webHidden/>
-                <w:color w:val="1F497D" w:themeColor="text2"/>
-              </w:rPr>
-              <w:fldChar w:fldCharType="end"/>
-            </w:r>
-          </w:hyperlink>
-        </w:p>
-        <w:p>
-          <w:pPr>
-            <w:pStyle w:val="TDC2"/>
-            <w:tabs>
-              <w:tab w:val="left" w:pos="880"/>
-              <w:tab w:val="right" w:leader="dot" w:pos="8828"/>
-            </w:tabs>
-            <w:rPr>
-              <w:rFonts w:ascii="Arial" w:eastAsiaTheme="minorEastAsia" w:hAnsi="Arial" w:cs="Arial"/>
-              <w:smallCaps w:val="0"/>
-              <w:noProof/>
-              <w:color w:val="1F497D" w:themeColor="text2"/>
-              <w:kern w:val="2"/>
-              <w:sz w:val="24"/>
-              <w:szCs w:val="24"/>
-              <w:lang w:val="es-CL" w:eastAsia="es-MX"/>
-              <w14:ligatures w14:val="standardContextual"/>
-            </w:rPr>
-          </w:pPr>
-          <w:hyperlink w:anchor="_Toc241504838" w:history="1">
-            <w:r>
-              <w:rPr>
-                <w:rStyle w:val="Hipervnculo"/>
-                <w:rFonts w:ascii="Arial" w:hAnsi="Arial" w:cs="Arial"/>
-                <w:noProof/>
-                <w:color w:val="1F497D" w:themeColor="text2"/>
-              </w:rPr>
-              <w:t>4.3</w:t>
-            </w:r>
-            <w:r>
-              <w:rPr>
-                <w:rFonts w:ascii="Arial" w:eastAsiaTheme="minorEastAsia" w:hAnsi="Arial" w:cs="Arial"/>
-                <w:smallCaps w:val="0"/>
-                <w:noProof/>
-                <w:color w:val="1F497D" w:themeColor="text2"/>
-                <w:kern w:val="2"/>
-                <w:sz w:val="24"/>
-                <w:szCs w:val="24"/>
-                <w:lang w:val="es-CL" w:eastAsia="es-MX"/>
-                <w14:ligatures w14:val="standardContextual"/>
-              </w:rPr>
-              <w:tab/>
-            </w:r>
-            <w:r>
-              <w:rPr>
-                <w:rStyle w:val="Hipervnculo"/>
-                <w:rFonts w:ascii="Arial" w:hAnsi="Arial" w:cs="Arial"/>
-                <w:noProof/>
-                <w:color w:val="1F497D" w:themeColor="text2"/>
-              </w:rPr>
-              <w:t>Vista Despliegue</w:t>
-            </w:r>
-            <w:r>
-              <w:rPr>
-                <w:rFonts w:ascii="Arial" w:hAnsi="Arial" w:cs="Arial"/>
-                <w:noProof/>
-                <w:webHidden/>
-                <w:color w:val="1F497D" w:themeColor="text2"/>
-              </w:rPr>
-              <w:tab/>
-            </w:r>
-            <w:r>
-              <w:rPr>
-                <w:rFonts w:ascii="Arial" w:hAnsi="Arial" w:cs="Arial"/>
-                <w:noProof/>
-                <w:webHidden/>
-                <w:color w:val="1F497D" w:themeColor="text2"/>
-              </w:rPr>
-              <w:fldChar w:fldCharType="begin"/>
-            </w:r>
-            <w:r>
-              <w:rPr>
-                <w:rFonts w:ascii="Arial" w:hAnsi="Arial" w:cs="Arial"/>
-                <w:noProof/>
-                <w:webHidden/>
-                <w:color w:val="1F497D" w:themeColor="text2"/>
-              </w:rPr>
-              <w:instrText xml:space="preserve"> PAGEREF _Toc241504838 \h </w:instrText>
-            </w:r>
-            <w:r>
-              <w:rPr>
-                <w:rFonts w:ascii="Arial" w:hAnsi="Arial" w:cs="Arial"/>
-                <w:noProof/>
-                <w:webHidden/>
-                <w:color w:val="1F497D" w:themeColor="text2"/>
-              </w:rPr>
-            </w:r>
-            <w:r>
-              <w:rPr>
-                <w:rFonts w:ascii="Arial" w:hAnsi="Arial" w:cs="Arial"/>
-                <w:noProof/>
-                <w:webHidden/>
-                <w:color w:val="1F497D" w:themeColor="text2"/>
-              </w:rPr>
-              <w:fldChar w:fldCharType="separate"/>
-            </w:r>
-            <w:r>
-              <w:rPr>
-                <w:rFonts w:ascii="Arial" w:hAnsi="Arial" w:cs="Arial"/>
-                <w:noProof/>
-                <w:webHidden/>
-                <w:color w:val="1F497D" w:themeColor="text2"/>
-              </w:rPr>
-              <w:t>5</w:t>
-            </w:r>
-            <w:r>
-              <w:rPr>
-                <w:rFonts w:ascii="Arial" w:hAnsi="Arial" w:cs="Arial"/>
-                <w:noProof/>
-                <w:webHidden/>
-                <w:color w:val="1F497D" w:themeColor="text2"/>
-              </w:rPr>
-              <w:fldChar w:fldCharType="end"/>
-            </w:r>
-          </w:hyperlink>
-        </w:p>
-        <w:p>
-          <w:pPr>
-            <w:pStyle w:val="TDC3"/>
-            <w:tabs>
-              <w:tab w:val="left" w:pos="1320"/>
-              <w:tab w:val="right" w:leader="dot" w:pos="8828"/>
-            </w:tabs>
-            <w:rPr>
-              <w:rFonts w:ascii="Arial" w:eastAsiaTheme="minorEastAsia" w:hAnsi="Arial" w:cs="Arial"/>
-              <w:i w:val="0"/>
-              <w:iCs w:val="0"/>
-              <w:noProof/>
-              <w:color w:val="1F497D" w:themeColor="text2"/>
-              <w:kern w:val="2"/>
-              <w:sz w:val="24"/>
-              <w:szCs w:val="24"/>
-              <w:lang w:val="es-CL" w:eastAsia="es-MX"/>
-              <w14:ligatures w14:val="standardContextual"/>
-            </w:rPr>
-          </w:pPr>
-          <w:hyperlink w:anchor="_Toc241504839" w:history="1">
-            <w:r>
-              <w:rPr>
-                <w:rStyle w:val="Hipervnculo"/>
-                <w:rFonts w:ascii="Arial" w:hAnsi="Arial" w:cs="Arial"/>
-                <w:noProof/>
-                <w:color w:val="1F497D" w:themeColor="text2"/>
-              </w:rPr>
-              <w:t>4.3.1</w:t>
-            </w:r>
-            <w:r>
-              <w:rPr>
-                <w:rFonts w:ascii="Arial" w:eastAsiaTheme="minorEastAsia" w:hAnsi="Arial" w:cs="Arial"/>
-                <w:i w:val="0"/>
-                <w:iCs w:val="0"/>
-                <w:noProof/>
-                <w:color w:val="1F497D" w:themeColor="text2"/>
-                <w:kern w:val="2"/>
-                <w:sz w:val="24"/>
-                <w:szCs w:val="24"/>
-                <w:lang w:val="es-CL" w:eastAsia="es-MX"/>
-                <w14:ligatures w14:val="standardContextual"/>
-              </w:rPr>
-              <w:tab/>
-            </w:r>
-            <w:r>
-              <w:rPr>
-                <w:rStyle w:val="Hipervnculo"/>
-                <w:rFonts w:ascii="Arial" w:hAnsi="Arial" w:cs="Arial"/>
-                <w:noProof/>
-                <w:color w:val="1F497D" w:themeColor="text2"/>
-              </w:rPr>
-              <w:t>Diagrama de Componentes</w:t>
-            </w:r>
-            <w:r>
-              <w:rPr>
-                <w:rFonts w:ascii="Arial" w:hAnsi="Arial" w:cs="Arial"/>
-                <w:noProof/>
-                <w:webHidden/>
-                <w:color w:val="1F497D" w:themeColor="text2"/>
-              </w:rPr>
-              <w:tab/>
-            </w:r>
-            <w:r>
-              <w:rPr>
-                <w:rFonts w:ascii="Arial" w:hAnsi="Arial" w:cs="Arial"/>
-                <w:noProof/>
-                <w:webHidden/>
-                <w:color w:val="1F497D" w:themeColor="text2"/>
-              </w:rPr>
-              <w:fldChar w:fldCharType="begin"/>
-            </w:r>
-            <w:r>
-              <w:rPr>
-                <w:rFonts w:ascii="Arial" w:hAnsi="Arial" w:cs="Arial"/>
-                <w:noProof/>
-                <w:webHidden/>
-                <w:color w:val="1F497D" w:themeColor="text2"/>
-              </w:rPr>
-              <w:instrText xml:space="preserve"> PAGEREF _Toc241504839 \h </w:instrText>
-            </w:r>
-            <w:r>
-              <w:rPr>
-                <w:rFonts w:ascii="Arial" w:hAnsi="Arial" w:cs="Arial"/>
-                <w:noProof/>
-                <w:webHidden/>
-                <w:color w:val="1F497D" w:themeColor="text2"/>
-              </w:rPr>
-            </w:r>
-            <w:r>
-              <w:rPr>
-                <w:rFonts w:ascii="Arial" w:hAnsi="Arial" w:cs="Arial"/>
-                <w:noProof/>
-                <w:webHidden/>
-                <w:color w:val="1F497D" w:themeColor="text2"/>
-              </w:rPr>
-              <w:fldChar w:fldCharType="separate"/>
-            </w:r>
-            <w:r>
-              <w:rPr>
-                <w:rFonts w:ascii="Arial" w:hAnsi="Arial" w:cs="Arial"/>
-                <w:noProof/>
-                <w:webHidden/>
-                <w:color w:val="1F497D" w:themeColor="text2"/>
-              </w:rPr>
-              <w:t>5</w:t>
-            </w:r>
-            <w:r>
-              <w:rPr>
-                <w:rFonts w:ascii="Arial" w:hAnsi="Arial" w:cs="Arial"/>
-                <w:noProof/>
-                <w:webHidden/>
-                <w:color w:val="1F497D" w:themeColor="text2"/>
-              </w:rPr>
-              <w:fldChar w:fldCharType="end"/>
-            </w:r>
-          </w:hyperlink>
-        </w:p>
-        <w:p>
-          <w:pPr>
-            <w:jc w:val="both"/>
-            <w:rPr>
-              <w:rFonts w:ascii="Arial" w:hAnsi="Arial" w:cs="Arial"/>
-              <w:color w:val="1F497D" w:themeColor="text2"/>
-              <w:lang w:val="es-ES"/>
-            </w:rPr>
-          </w:pPr>
-          <w:r>
-            <w:rPr>
-              <w:rFonts w:ascii="Arial" w:hAnsi="Arial" w:cs="Arial"/>
-              <w:color w:val="1F497D" w:themeColor="text2"/>
-              <w:lang w:val="es-ES"/>
-            </w:rPr>
-            <w:fldChar w:fldCharType="end"/>
-          </w:r>
-        </w:p>
-      </w:sdtContent>
-    </w:sdt>
+    <w:p>
+      <w:pPr>
+        <w:spacing w:after="0"/>
+        <w:jc w:val="both"/>
+        <w:rPr>
+          <w:rFonts w:ascii="Arial" w:hAnsi="Arial" w:cs="Arial"/>
+          <w:color w:val="1F497D" w:themeColor="text2"/>
+          <w:lang w:val="es-ES"/>
+        </w:rPr>
+      </w:pPr>
+      <w:r>
+        <w:rPr>
+          <w:rFonts w:ascii="Arial" w:hAnsi="Arial" w:cs="Arial"/>
+          <w:color w:val="1F497D" w:themeColor="text2"/>
+          <w:lang w:val="es-ES"/>
+        </w:rPr>
+        <w:t>2 Integrantes</w:t>
+      </w:r>
+      <w:r>
+        <w:rPr>
+          <w:rFonts w:ascii="Arial" w:hAnsi="Arial" w:cs="Arial"/>
+          <w:color w:val="1F497D" w:themeColor="text2"/>
+        </w:rPr>
+        <w:t>………………………………………………………………………………………..2</w:t>
+      </w:r>
+    </w:p>
+    <w:p>
+      <w:pPr>
+        <w:spacing w:after="0"/>
+        <w:jc w:val="both"/>
+        <w:rPr>
+          <w:rFonts w:ascii="Arial" w:hAnsi="Arial" w:cs="Arial"/>
+          <w:color w:val="1F497D" w:themeColor="text2"/>
+          <w:lang w:val="es-ES"/>
+        </w:rPr>
+      </w:pPr>
+      <w:r>
+        <w:rPr>
+          <w:rFonts w:ascii="Arial" w:hAnsi="Arial" w:cs="Arial"/>
+          <w:color w:val="1F497D" w:themeColor="text2"/>
+          <w:lang w:val="es-ES"/>
+        </w:rPr>
+        <w:t>3 Diseño</w:t>
+      </w:r>
+      <w:r>
+        <w:rPr>
+          <w:rFonts w:ascii="Arial" w:hAnsi="Arial" w:cs="Arial"/>
+          <w:color w:val="1F497D" w:themeColor="text2"/>
+        </w:rPr>
+        <w:t>……………………………………………………………………………………………..4</w:t>
+      </w:r>
+    </w:p>
+    <w:p>
+      <w:pPr>
+        <w:spacing w:after="0"/>
+        <w:jc w:val="both"/>
+        <w:rPr>
+          <w:rFonts w:ascii="Arial" w:hAnsi="Arial" w:cs="Arial"/>
+          <w:color w:val="1F497D" w:themeColor="text2"/>
+          <w:lang w:val="es-ES"/>
+        </w:rPr>
+      </w:pPr>
+      <w:r>
+        <w:rPr>
+          <w:rFonts w:ascii="Arial" w:hAnsi="Arial" w:cs="Arial"/>
+          <w:color w:val="1F497D" w:themeColor="text2"/>
+          <w:lang w:val="es-ES"/>
+        </w:rPr>
+        <w:tab/>
+        <w:t>3.1 Diagrama de Casos de Uso</w:t>
+      </w:r>
+      <w:r>
+        <w:rPr>
+          <w:rFonts w:ascii="Arial" w:hAnsi="Arial" w:cs="Arial"/>
+          <w:color w:val="1F497D" w:themeColor="text2"/>
+        </w:rPr>
+        <w:t>………………………………………………………….4</w:t>
+      </w:r>
+    </w:p>
+    <w:p>
+      <w:pPr>
+        <w:spacing w:after="0"/>
+        <w:jc w:val="both"/>
+        <w:rPr>
+          <w:rFonts w:ascii="Arial" w:hAnsi="Arial" w:cs="Arial"/>
+          <w:color w:val="1F497D" w:themeColor="text2"/>
+          <w:lang w:val="es-ES"/>
+        </w:rPr>
+      </w:pPr>
+      <w:r>
+        <w:rPr>
+          <w:rFonts w:ascii="Arial" w:hAnsi="Arial" w:cs="Arial"/>
+          <w:color w:val="1F497D" w:themeColor="text2"/>
+          <w:lang w:val="es-ES"/>
+        </w:rPr>
+        <w:tab/>
+      </w:r>
+      <w:r>
+        <w:rPr>
+          <w:rFonts w:ascii="Arial" w:hAnsi="Arial" w:cs="Arial"/>
+          <w:color w:val="1F497D" w:themeColor="text2"/>
+          <w:lang w:val="es-ES"/>
+        </w:rPr>
+        <w:tab/>
+        <w:t xml:space="preserve">3.1.1 Diccionario </w:t>
+      </w:r>
+      <w:r>
+        <w:rPr>
+          <w:rFonts w:ascii="Arial" w:hAnsi="Arial" w:cs="Arial"/>
+          <w:color w:val="1F497D" w:themeColor="text2"/>
+          <w:lang w:val="es-ES"/>
+        </w:rPr>
+        <w:t xml:space="preserve">diagrama </w:t>
+      </w:r>
+      <w:r>
+        <w:rPr>
+          <w:rFonts w:ascii="Arial" w:hAnsi="Arial" w:cs="Arial"/>
+          <w:color w:val="1F497D" w:themeColor="text2"/>
+          <w:lang w:val="es-ES"/>
+        </w:rPr>
+        <w:t>casos de uso</w:t>
+      </w:r>
+      <w:r>
+        <w:rPr>
+          <w:rFonts w:ascii="Arial" w:hAnsi="Arial" w:cs="Arial"/>
+          <w:color w:val="1F497D" w:themeColor="text2"/>
+        </w:rPr>
+        <w:t>……………………………………</w:t>
+      </w:r>
+      <w:r>
+        <w:rPr>
+          <w:rFonts w:ascii="Arial" w:hAnsi="Arial" w:cs="Arial"/>
+          <w:color w:val="1F497D" w:themeColor="text2"/>
+        </w:rPr>
+        <w:t>..</w:t>
+      </w:r>
+      <w:r>
+        <w:rPr>
+          <w:rFonts w:ascii="Arial" w:hAnsi="Arial" w:cs="Arial"/>
+          <w:color w:val="1F497D" w:themeColor="text2"/>
+        </w:rPr>
+        <w:t>..5</w:t>
+      </w:r>
+    </w:p>
+    <w:p>
+      <w:pPr>
+        <w:spacing w:after="0"/>
+        <w:jc w:val="both"/>
+        <w:rPr>
+          <w:rFonts w:ascii="Arial" w:hAnsi="Arial" w:cs="Arial"/>
+          <w:color w:val="1F497D" w:themeColor="text2"/>
+          <w:lang w:val="es-ES"/>
+        </w:rPr>
+      </w:pPr>
+      <w:r>
+        <w:rPr>
+          <w:rFonts w:ascii="Arial" w:hAnsi="Arial" w:cs="Arial"/>
+          <w:color w:val="1F497D" w:themeColor="text2"/>
+          <w:lang w:val="es-ES"/>
+        </w:rPr>
+        <w:tab/>
+      </w:r>
+      <w:r>
+        <w:rPr>
+          <w:rFonts w:ascii="Arial" w:hAnsi="Arial" w:cs="Arial"/>
+          <w:color w:val="1F497D" w:themeColor="text2"/>
+          <w:lang w:val="es-ES"/>
+        </w:rPr>
+        <w:tab/>
+        <w:t>3.1.2 Módulos y funcionalidades</w:t>
+      </w:r>
+      <w:r>
+        <w:rPr>
+          <w:rFonts w:ascii="Arial" w:hAnsi="Arial" w:cs="Arial"/>
+          <w:color w:val="1F497D" w:themeColor="text2"/>
+        </w:rPr>
+        <w:t>………………………………………………...5</w:t>
+      </w:r>
+    </w:p>
+    <w:p>
+      <w:pPr>
+        <w:spacing w:after="0"/>
+        <w:jc w:val="both"/>
+        <w:rPr>
+          <w:rFonts w:ascii="Arial" w:hAnsi="Arial" w:cs="Arial"/>
+          <w:color w:val="1F497D" w:themeColor="text2"/>
+          <w:lang w:val="es-ES"/>
+        </w:rPr>
+      </w:pPr>
+      <w:r>
+        <w:rPr>
+          <w:rFonts w:ascii="Arial" w:hAnsi="Arial" w:cs="Arial"/>
+          <w:color w:val="1F497D" w:themeColor="text2"/>
+          <w:lang w:val="es-ES"/>
+        </w:rPr>
+        <w:tab/>
+        <w:t>3.2 Vista Lógica</w:t>
+      </w:r>
+      <w:r>
+        <w:rPr>
+          <w:rFonts w:ascii="Arial" w:hAnsi="Arial" w:cs="Arial"/>
+          <w:color w:val="1F497D" w:themeColor="text2"/>
+        </w:rPr>
+        <w:t>…………………………………………………………………………….6</w:t>
+      </w:r>
+    </w:p>
+    <w:p>
+      <w:pPr>
+        <w:spacing w:after="0"/>
+        <w:jc w:val="both"/>
+        <w:rPr>
+          <w:rFonts w:ascii="Arial" w:hAnsi="Arial" w:cs="Arial"/>
+          <w:color w:val="1F497D" w:themeColor="text2"/>
+          <w:lang w:val="es-ES"/>
+        </w:rPr>
+      </w:pPr>
+      <w:r>
+        <w:rPr>
+          <w:rFonts w:ascii="Arial" w:hAnsi="Arial" w:cs="Arial"/>
+          <w:color w:val="1F497D" w:themeColor="text2"/>
+          <w:lang w:val="es-ES"/>
+        </w:rPr>
+        <w:tab/>
+      </w:r>
+      <w:r>
+        <w:rPr>
+          <w:rFonts w:ascii="Arial" w:hAnsi="Arial" w:cs="Arial"/>
+          <w:color w:val="1F497D" w:themeColor="text2"/>
+          <w:lang w:val="es-ES"/>
+        </w:rPr>
+        <w:tab/>
+        <w:t xml:space="preserve">3.2.1 Modelo </w:t>
+      </w:r>
+      <w:r>
+        <w:rPr>
+          <w:rFonts w:ascii="Arial" w:hAnsi="Arial" w:cs="Arial"/>
+          <w:color w:val="1F497D" w:themeColor="text2"/>
+          <w:lang w:val="es-ES"/>
+        </w:rPr>
+        <w:t>E</w:t>
+      </w:r>
+      <w:r>
+        <w:rPr>
+          <w:rFonts w:ascii="Arial" w:hAnsi="Arial" w:cs="Arial"/>
+          <w:color w:val="1F497D" w:themeColor="text2"/>
+          <w:lang w:val="es-ES"/>
+        </w:rPr>
+        <w:t xml:space="preserve">ntidad </w:t>
+      </w:r>
+      <w:r>
+        <w:rPr>
+          <w:rFonts w:ascii="Arial" w:hAnsi="Arial" w:cs="Arial"/>
+          <w:color w:val="1F497D" w:themeColor="text2"/>
+          <w:lang w:val="es-ES"/>
+        </w:rPr>
+        <w:t>R</w:t>
+      </w:r>
+      <w:r>
+        <w:rPr>
+          <w:rFonts w:ascii="Arial" w:hAnsi="Arial" w:cs="Arial"/>
+          <w:color w:val="1F497D" w:themeColor="text2"/>
+          <w:lang w:val="es-ES"/>
+        </w:rPr>
+        <w:t>elación</w:t>
+      </w:r>
+      <w:r>
+        <w:rPr>
+          <w:rFonts w:ascii="Arial" w:hAnsi="Arial" w:cs="Arial"/>
+          <w:color w:val="1F497D" w:themeColor="text2"/>
+        </w:rPr>
+        <w:t>…</w:t>
+      </w:r>
+      <w:r>
+        <w:rPr>
+          <w:rFonts w:ascii="Arial" w:hAnsi="Arial" w:cs="Arial"/>
+          <w:color w:val="1F497D" w:themeColor="text2"/>
+        </w:rPr>
+        <w:t>..</w:t>
+      </w:r>
+      <w:r>
+        <w:rPr>
+          <w:rFonts w:ascii="Arial" w:hAnsi="Arial" w:cs="Arial"/>
+          <w:color w:val="1F497D" w:themeColor="text2"/>
+        </w:rPr>
+        <w:t>………………………………………………6</w:t>
+      </w:r>
+    </w:p>
+    <w:p>
+      <w:pPr>
+        <w:spacing w:after="0"/>
+        <w:jc w:val="both"/>
+        <w:rPr>
+          <w:rFonts w:ascii="Arial" w:hAnsi="Arial" w:cs="Arial"/>
+          <w:color w:val="1F497D" w:themeColor="text2"/>
+          <w:lang w:val="es-ES"/>
+        </w:rPr>
+      </w:pPr>
+      <w:r>
+        <w:rPr>
+          <w:rFonts w:ascii="Arial" w:hAnsi="Arial" w:cs="Arial"/>
+          <w:color w:val="1F497D" w:themeColor="text2"/>
+          <w:lang w:val="es-ES"/>
+        </w:rPr>
+        <w:tab/>
+      </w:r>
+      <w:r>
+        <w:rPr>
+          <w:rFonts w:ascii="Arial" w:hAnsi="Arial" w:cs="Arial"/>
+          <w:color w:val="1F497D" w:themeColor="text2"/>
+          <w:lang w:val="es-ES"/>
+        </w:rPr>
+        <w:tab/>
+      </w:r>
+      <w:r>
+        <w:rPr>
+          <w:rFonts w:ascii="Arial" w:hAnsi="Arial" w:cs="Arial"/>
+          <w:color w:val="1F497D" w:themeColor="text2"/>
+          <w:lang w:val="es-ES"/>
+        </w:rPr>
+        <w:tab/>
+        <w:t>3.2.1.1 Diccionario modelo entidad relación…………………………..7</w:t>
+      </w:r>
+    </w:p>
+    <w:p>
+      <w:pPr>
+        <w:spacing w:after="0"/>
+        <w:jc w:val="both"/>
+        <w:rPr>
+          <w:rFonts w:ascii="Arial" w:hAnsi="Arial" w:cs="Arial"/>
+          <w:color w:val="1F497D" w:themeColor="text2"/>
+          <w:lang w:val="es-ES"/>
+        </w:rPr>
+      </w:pPr>
+      <w:r>
+        <w:rPr>
+          <w:rFonts w:ascii="Arial" w:hAnsi="Arial" w:cs="Arial"/>
+          <w:color w:val="1F497D" w:themeColor="text2"/>
+          <w:lang w:val="es-ES"/>
+        </w:rPr>
+        <w:tab/>
+      </w:r>
+      <w:r>
+        <w:rPr>
+          <w:rFonts w:ascii="Arial" w:hAnsi="Arial" w:cs="Arial"/>
+          <w:color w:val="1F497D" w:themeColor="text2"/>
+          <w:lang w:val="es-ES"/>
+        </w:rPr>
+        <w:tab/>
+        <w:t xml:space="preserve">3.2.2 Diagrama de </w:t>
+      </w:r>
+      <w:r>
+        <w:rPr>
+          <w:rFonts w:ascii="Arial" w:hAnsi="Arial" w:cs="Arial"/>
+          <w:color w:val="1F497D" w:themeColor="text2"/>
+          <w:lang w:val="es-ES"/>
+        </w:rPr>
+        <w:t>C</w:t>
+      </w:r>
+      <w:r>
+        <w:rPr>
+          <w:rFonts w:ascii="Arial" w:hAnsi="Arial" w:cs="Arial"/>
+          <w:color w:val="1F497D" w:themeColor="text2"/>
+          <w:lang w:val="es-ES"/>
+        </w:rPr>
+        <w:t>lases…</w:t>
+      </w:r>
+      <w:r>
+        <w:rPr>
+          <w:rFonts w:ascii="Arial" w:hAnsi="Arial" w:cs="Arial"/>
+          <w:color w:val="1F497D" w:themeColor="text2"/>
+          <w:lang w:val="es-ES"/>
+        </w:rPr>
+        <w:t>...</w:t>
+      </w:r>
+      <w:r>
+        <w:rPr>
+          <w:rFonts w:ascii="Arial" w:hAnsi="Arial" w:cs="Arial"/>
+          <w:color w:val="1F497D" w:themeColor="text2"/>
+          <w:lang w:val="es-ES"/>
+        </w:rPr>
+        <w:t>………………………………………………</w:t>
+      </w:r>
+      <w:r>
+        <w:rPr>
+          <w:rFonts w:ascii="Arial" w:hAnsi="Arial" w:cs="Arial"/>
+          <w:color w:val="1F497D" w:themeColor="text2"/>
+          <w:lang w:val="es-ES"/>
+        </w:rPr>
+        <w:t>...</w:t>
+      </w:r>
+      <w:r>
+        <w:rPr>
+          <w:rFonts w:ascii="Arial" w:hAnsi="Arial" w:cs="Arial"/>
+          <w:color w:val="1F497D" w:themeColor="text2"/>
+          <w:lang w:val="es-ES"/>
+        </w:rPr>
+        <w:t>...8</w:t>
+      </w:r>
+    </w:p>
+    <w:p>
+      <w:pPr>
+        <w:spacing w:after="0"/>
+        <w:jc w:val="both"/>
+        <w:rPr>
+          <w:rFonts w:ascii="Arial" w:hAnsi="Arial" w:cs="Arial"/>
+          <w:color w:val="1F497D" w:themeColor="text2"/>
+          <w:lang w:val="es-ES"/>
+        </w:rPr>
+      </w:pPr>
+      <w:r>
+        <w:rPr>
+          <w:rFonts w:ascii="Arial" w:hAnsi="Arial" w:cs="Arial"/>
+          <w:color w:val="1F497D" w:themeColor="text2"/>
+          <w:lang w:val="es-ES"/>
+        </w:rPr>
+        <w:tab/>
+      </w:r>
+      <w:r>
+        <w:rPr>
+          <w:rFonts w:ascii="Arial" w:hAnsi="Arial" w:cs="Arial"/>
+          <w:color w:val="1F497D" w:themeColor="text2"/>
+          <w:lang w:val="es-ES"/>
+        </w:rPr>
+        <w:tab/>
+      </w:r>
+      <w:r>
+        <w:rPr>
+          <w:rFonts w:ascii="Arial" w:hAnsi="Arial" w:cs="Arial"/>
+          <w:color w:val="1F497D" w:themeColor="text2"/>
+          <w:lang w:val="es-ES"/>
+        </w:rPr>
+        <w:tab/>
+        <w:t>3.2.2.1 Diccionario diagrama de clases………………………………..9</w:t>
+      </w:r>
+    </w:p>
+    <w:p>
+      <w:pPr>
+        <w:spacing w:after="0"/>
+        <w:jc w:val="both"/>
+        <w:rPr>
+          <w:rFonts w:ascii="Arial" w:hAnsi="Arial" w:cs="Arial"/>
+          <w:color w:val="1F497D" w:themeColor="text2"/>
+          <w:lang w:val="es-ES"/>
+        </w:rPr>
+      </w:pPr>
+      <w:r>
+        <w:rPr>
+          <w:rFonts w:ascii="Arial" w:hAnsi="Arial" w:cs="Arial"/>
+          <w:color w:val="1F497D" w:themeColor="text2"/>
+          <w:lang w:val="es-ES"/>
+        </w:rPr>
+        <w:tab/>
+      </w:r>
+      <w:r>
+        <w:rPr>
+          <w:rFonts w:ascii="Arial" w:hAnsi="Arial" w:cs="Arial"/>
+          <w:color w:val="1F497D" w:themeColor="text2"/>
+          <w:lang w:val="es-ES"/>
+        </w:rPr>
+        <w:tab/>
+        <w:t>3.2.3 Diagrama de secuencia</w:t>
+      </w:r>
+      <w:r>
+        <w:rPr>
+          <w:rFonts w:ascii="Arial" w:hAnsi="Arial" w:cs="Arial"/>
+          <w:color w:val="1F497D" w:themeColor="text2"/>
+          <w:lang w:val="es-ES"/>
+        </w:rPr>
+        <w:t>…………………………………………………..10</w:t>
+      </w:r>
+    </w:p>
+    <w:p>
+      <w:pPr>
+        <w:spacing w:after="0"/>
+        <w:jc w:val="both"/>
+        <w:rPr>
+          <w:rFonts w:ascii="Arial" w:hAnsi="Arial" w:cs="Arial"/>
+          <w:color w:val="1F497D" w:themeColor="text2"/>
+          <w:lang w:val="es-ES"/>
+        </w:rPr>
+      </w:pPr>
+      <w:r>
+        <w:rPr>
+          <w:rFonts w:ascii="Arial" w:hAnsi="Arial" w:cs="Arial"/>
+          <w:color w:val="1F497D" w:themeColor="text2"/>
+          <w:lang w:val="es-ES"/>
+        </w:rPr>
+        <w:tab/>
+        <w:t>3.3 Vista Despliegue……………………………………………………………………..10</w:t>
+      </w:r>
+    </w:p>
+    <w:p>
+      <w:pPr>
+        <w:spacing w:after="0"/>
+        <w:jc w:val="both"/>
+        <w:rPr>
+          <w:rFonts w:ascii="Arial" w:hAnsi="Arial" w:cs="Arial"/>
+          <w:color w:val="1F497D" w:themeColor="text2"/>
+          <w:lang w:val="es-ES"/>
+        </w:rPr>
+      </w:pPr>
+      <w:r>
+        <w:rPr>
+          <w:rFonts w:ascii="Arial" w:hAnsi="Arial" w:cs="Arial"/>
+          <w:color w:val="1F497D" w:themeColor="text2"/>
+          <w:lang w:val="es-ES"/>
+        </w:rPr>
+        <w:tab/>
+      </w:r>
+      <w:r>
+        <w:rPr>
+          <w:rFonts w:ascii="Arial" w:hAnsi="Arial" w:cs="Arial"/>
+          <w:color w:val="1F497D" w:themeColor="text2"/>
+          <w:lang w:val="es-ES"/>
+        </w:rPr>
+        <w:tab/>
+        <w:t>3.3.1 Diagrama de componentes………………………………………………10</w:t>
+      </w:r>
+    </w:p>
+    <w:p>
+      <w:pPr>
+        <w:spacing w:after="0"/>
+        <w:jc w:val="both"/>
+        <w:rPr>
+          <w:rFonts w:ascii="Arial" w:hAnsi="Arial" w:cs="Arial"/>
+          <w:color w:val="1F497D" w:themeColor="text2"/>
+          <w:lang w:val="es-ES"/>
+        </w:rPr>
+      </w:pPr>
+      <w:r>
+        <w:rPr>
+          <w:rFonts w:ascii="Arial" w:hAnsi="Arial" w:cs="Arial"/>
+          <w:color w:val="1F497D" w:themeColor="text2"/>
+          <w:lang w:val="es-ES"/>
+        </w:rPr>
+        <w:tab/>
+      </w:r>
+      <w:r>
+        <w:rPr>
+          <w:rFonts w:ascii="Arial" w:hAnsi="Arial" w:cs="Arial"/>
+          <w:color w:val="1F497D" w:themeColor="text2"/>
+          <w:lang w:val="es-ES"/>
+        </w:rPr>
+        <w:tab/>
+      </w:r>
+      <w:r>
+        <w:rPr>
+          <w:rFonts w:ascii="Arial" w:hAnsi="Arial" w:cs="Arial"/>
+          <w:color w:val="1F497D" w:themeColor="text2"/>
+          <w:lang w:val="es-ES"/>
+        </w:rPr>
+        <w:tab/>
+        <w:t>3.3.1.1 Diccionario diagrama de componentes</w:t>
+      </w:r>
+      <w:r>
+        <w:rPr>
+          <w:rFonts w:ascii="Arial" w:hAnsi="Arial" w:cs="Arial"/>
+          <w:color w:val="1F497D" w:themeColor="text2"/>
+          <w:lang w:val="es-ES"/>
+        </w:rPr>
+        <w:t>………………………11</w:t>
+      </w:r>
+    </w:p>
+    <w:p>
+      <w:pPr>
+        <w:spacing w:after="0"/>
+        <w:jc w:val="both"/>
+        <w:rPr>
+          <w:rFonts w:ascii="Arial" w:hAnsi="Arial" w:cs="Arial"/>
+          <w:color w:val="1F497D" w:themeColor="text2"/>
+          <w:lang w:val="es-ES"/>
+        </w:rPr>
+      </w:pPr>
+      <w:r>
+        <w:rPr>
+          <w:rFonts w:ascii="Arial" w:hAnsi="Arial" w:cs="Arial"/>
+          <w:color w:val="1F497D" w:themeColor="text2"/>
+          <w:lang w:val="es-ES"/>
+        </w:rPr>
+        <w:tab/>
+      </w:r>
+      <w:r>
+        <w:rPr>
+          <w:rFonts w:ascii="Arial" w:hAnsi="Arial" w:cs="Arial"/>
+          <w:color w:val="1F497D" w:themeColor="text2"/>
+          <w:lang w:val="es-ES"/>
+        </w:rPr>
+        <w:tab/>
+      </w:r>
+      <w:r>
+        <w:rPr>
+          <w:rFonts w:ascii="Arial" w:hAnsi="Arial" w:cs="Arial"/>
+          <w:color w:val="1F497D" w:themeColor="text2"/>
+          <w:lang w:val="es-ES"/>
+        </w:rPr>
+        <w:tab/>
+        <w:t xml:space="preserve">3.3.1.2 Elementos del </w:t>
+      </w:r>
+      <w:r>
+        <w:rPr>
+          <w:rFonts w:ascii="Arial" w:hAnsi="Arial" w:cs="Arial"/>
+          <w:color w:val="1F497D" w:themeColor="text2"/>
+          <w:lang w:val="es-ES"/>
+        </w:rPr>
+        <w:t>B</w:t>
+      </w:r>
+      <w:r>
+        <w:rPr>
+          <w:rFonts w:ascii="Arial" w:hAnsi="Arial" w:cs="Arial"/>
+          <w:color w:val="1F497D" w:themeColor="text2"/>
+          <w:lang w:val="es-ES"/>
+        </w:rPr>
+        <w:t>ackend</w:t>
+      </w:r>
+      <w:r>
+        <w:rPr>
+          <w:rFonts w:ascii="Arial" w:hAnsi="Arial" w:cs="Arial"/>
+          <w:color w:val="1F497D" w:themeColor="text2"/>
+          <w:lang w:val="es-ES"/>
+        </w:rPr>
+        <w:t>………………………………………..11</w:t>
+      </w:r>
+    </w:p>
+    <w:p>
+      <w:pPr>
+        <w:spacing w:after="0"/>
+        <w:jc w:val="both"/>
+        <w:rPr>
+          <w:rFonts w:ascii="Arial" w:hAnsi="Arial" w:cs="Arial"/>
+          <w:color w:val="1F497D" w:themeColor="text2"/>
+          <w:lang w:val="es-ES"/>
+        </w:rPr>
+      </w:pPr>
+    </w:p>
+    <w:p>
+      <w:pPr>
+        <w:jc w:val="both"/>
+        <w:rPr>
+          <w:rFonts w:ascii="Arial" w:hAnsi="Arial" w:cs="Arial"/>
+          <w:color w:val="1F497D" w:themeColor="text2"/>
+          <w:lang w:val="es-ES"/>
+        </w:rPr>
+      </w:pPr>
+      <w:r>
+        <w:rPr>
+          <w:rFonts w:ascii="Arial" w:hAnsi="Arial" w:cs="Arial"/>
+          <w:color w:val="1F497D" w:themeColor="text2"/>
+          <w:lang w:val="es-ES"/>
+        </w:rPr>
+        <w:tab/>
+      </w:r>
+    </w:p>
     <w:p>
       <w:pPr>
         <w:pStyle w:val="Ttulo1"/>
@@ -2090,7 +1516,37 @@
           <w:szCs w:val="24"/>
           <w:lang w:val="es-ES" w:eastAsia="es-ES"/>
         </w:rPr>
-        <w:t>29/09/2026</w:t>
+        <w:t>17</w:t>
+      </w:r>
+      <w:r>
+        <w:rPr>
+          <w:rFonts w:ascii="Arial" w:eastAsia="Times New Roman" w:hAnsi="Arial" w:cs="Arial"/>
+          <w:color w:val="1F497D" w:themeColor="text2"/>
+          <w:sz w:val="20"/>
+          <w:szCs w:val="24"/>
+          <w:lang w:val="es-ES" w:eastAsia="es-ES"/>
+        </w:rPr>
+        <w:t>/</w:t>
+      </w:r>
+      <w:r>
+        <w:rPr>
+          <w:rFonts w:ascii="Arial" w:eastAsia="Times New Roman" w:hAnsi="Arial" w:cs="Arial"/>
+          <w:color w:val="1F497D" w:themeColor="text2"/>
+          <w:sz w:val="20"/>
+          <w:szCs w:val="24"/>
+          <w:lang w:val="es-ES" w:eastAsia="es-ES"/>
+        </w:rPr>
+        <w:t>10</w:t>
+      </w:r>
+      <w:r>
+        <w:rPr>
+          <w:rFonts w:ascii="Arial" w:eastAsia="Times New Roman" w:hAnsi="Arial" w:cs="Arial"/>
+          <w:color w:val="1F497D" w:themeColor="text2"/>
+          <w:sz w:val="20"/>
+          <w:szCs w:val="24"/>
+          <w:lang w:val="es-ES" w:eastAsia="es-ES"/>
+        </w:rPr>
+        <w:t>/2026</w:t>
       </w:r>
     </w:p>
     <w:p>
@@ -2420,6 +1876,7 @@
                 <w:szCs w:val="24"/>
                 <w:lang w:val="es-ES" w:eastAsia="es-ES"/>
               </w:rPr>
+              <w:lastRenderedPageBreak/>
               <w:t>Benjamin Tapia Vergara</w:t>
             </w:r>
           </w:p>
@@ -2479,7 +1936,6 @@
                 <w:szCs w:val="24"/>
                 <w:lang w:val="es-ES" w:eastAsia="es-ES"/>
               </w:rPr>
-              <w:lastRenderedPageBreak/>
               <w:t>Benjamin Tapia Vergara</w:t>
             </w:r>
           </w:p>
@@ -2956,34 +2412,6 @@
     </w:p>
     <w:p>
       <w:pPr>
-        <w:rPr>
-          <w:rFonts w:ascii="Arial" w:hAnsi="Arial" w:cs="Arial"/>
-          <w:b/>
-          <w:color w:val="1F497D" w:themeColor="text2"/>
-        </w:rPr>
-      </w:pPr>
-      <w:r>
-        <w:rPr>
-          <w:rFonts w:ascii="Arial" w:hAnsi="Arial" w:cs="Arial"/>
-          <w:b/>
-          <w:color w:val="1F497D" w:themeColor="text2"/>
-        </w:rPr>
-        <w:lastRenderedPageBreak/>
-        <w:br w:type="page"/>
-      </w:r>
-    </w:p>
-    <w:p>
-      <w:pPr>
-        <w:jc w:val="both"/>
-        <w:rPr>
-          <w:rFonts w:ascii="Arial" w:hAnsi="Arial" w:cs="Arial"/>
-          <w:color w:val="1F497D" w:themeColor="text2"/>
-          <w:lang w:val="es-ES" w:eastAsia="es-ES"/>
-        </w:rPr>
-      </w:pPr>
-    </w:p>
-    <w:p>
-      <w:pPr>
         <w:pStyle w:val="Ttulo1"/>
         <w:rPr>
           <w:rFonts w:ascii="Arial" w:hAnsi="Arial" w:cs="Arial"/>
@@ -2996,6 +2424,7 @@
           <w:rFonts w:ascii="Arial" w:hAnsi="Arial" w:cs="Arial"/>
           <w:color w:val="1F497D" w:themeColor="text2"/>
         </w:rPr>
+        <w:lastRenderedPageBreak/>
         <w:t>Diseño</w:t>
       </w:r>
       <w:bookmarkEnd w:id="3"/>
@@ -3025,6 +2454,19 @@
         <w:t>Diagrama de Casos de Uso</w:t>
       </w:r>
       <w:bookmarkEnd w:id="4"/>
+    </w:p>
+    <w:p>
+      <w:pPr>
+        <w:rPr>
+          <w:color w:val="1F497D" w:themeColor="text2"/>
+        </w:rPr>
+      </w:pPr>
+      <w:r>
+        <w:rPr>
+          <w:color w:val="1F497D" w:themeColor="text2"/>
+        </w:rPr>
+        <w:t>Explica qué operaciones ofrece ATEDA desde la perspectiva de los actores. Los óvalos representan funcionalidades y los rectángulos agrupan módulos funcionales; las líneas vinculan actores con casos de uso.</w:t>
+      </w:r>
     </w:p>
     <w:p>
       <w:pPr>
@@ -3106,8 +2548,901 @@
           <w:rFonts w:ascii="Arial" w:hAnsi="Arial" w:cs="Arial"/>
           <w:color w:val="1F497D" w:themeColor="text2"/>
         </w:rPr>
-        <w:t>Figura 4.1 Modelo Casos de uso ATEDA</w:t>
+        <w:t xml:space="preserve">Figura </w:t>
       </w:r>
+      <w:r>
+        <w:rPr>
+          <w:rFonts w:ascii="Arial" w:hAnsi="Arial" w:cs="Arial"/>
+          <w:color w:val="1F497D" w:themeColor="text2"/>
+        </w:rPr>
+        <w:t>3</w:t>
+      </w:r>
+      <w:r>
+        <w:rPr>
+          <w:rFonts w:ascii="Arial" w:hAnsi="Arial" w:cs="Arial"/>
+          <w:color w:val="1F497D" w:themeColor="text2"/>
+        </w:rPr>
+        <w:t>.1 Modelo Casos de uso ATEDA</w:t>
+      </w:r>
+    </w:p>
+    <w:p>
+      <w:pPr>
+        <w:pStyle w:val="Ttulo3"/>
+        <w:rPr>
+          <w:rFonts w:ascii="Arial" w:hAnsi="Arial"/>
+          <w:color w:val="1F497D" w:themeColor="text2"/>
+          <w:sz w:val="28"/>
+          <w:szCs w:val="28"/>
+        </w:rPr>
+      </w:pPr>
+      <w:r>
+        <w:rPr>
+          <w:rFonts w:ascii="Arial" w:hAnsi="Arial"/>
+          <w:color w:val="1F497D" w:themeColor="text2"/>
+          <w:sz w:val="28"/>
+          <w:szCs w:val="28"/>
+        </w:rPr>
+        <w:lastRenderedPageBreak/>
+        <w:t>Diccionario d</w:t>
+      </w:r>
+      <w:r>
+        <w:rPr>
+          <w:rFonts w:ascii="Arial" w:hAnsi="Arial"/>
+          <w:color w:val="1F497D" w:themeColor="text2"/>
+          <w:sz w:val="28"/>
+          <w:szCs w:val="28"/>
+        </w:rPr>
+        <w:t>iagrama casos de uso.</w:t>
+      </w:r>
+    </w:p>
+    <w:p>
+      <w:pPr>
+        <w:rPr>
+          <w:lang w:val="es-ES" w:eastAsia="es-ES"/>
+        </w:rPr>
+      </w:pPr>
+    </w:p>
+    <w:tbl>
+      <w:tblPr>
+        <w:tblStyle w:val="Sombreadoclaro-nfasis1"/>
+        <w:tblW w:w="0" w:type="auto"/>
+        <w:jc w:val="center"/>
+        <w:tblBorders>
+          <w:top w:val="single" w:sz="4" w:space="0" w:color="auto"/>
+          <w:left w:val="single" w:sz="4" w:space="0" w:color="auto"/>
+          <w:bottom w:val="single" w:sz="4" w:space="0" w:color="auto"/>
+          <w:right w:val="single" w:sz="4" w:space="0" w:color="auto"/>
+          <w:insideH w:val="single" w:sz="4" w:space="0" w:color="auto"/>
+          <w:insideV w:val="single" w:sz="4" w:space="0" w:color="auto"/>
+        </w:tblBorders>
+        <w:tblLook w:val="04A0" w:firstRow="1" w:lastRow="0" w:firstColumn="1" w:lastColumn="0" w:noHBand="0" w:noVBand="1"/>
+      </w:tblPr>
+      <w:tblGrid>
+        <w:gridCol w:w="4320"/>
+        <w:gridCol w:w="4320"/>
+      </w:tblGrid>
+      <w:tr>
+        <w:trPr>
+          <w:cnfStyle w:val="100000000000" w:firstRow="1" w:lastRow="0" w:firstColumn="0" w:lastColumn="0" w:oddVBand="0" w:evenVBand="0" w:oddHBand="0" w:evenHBand="0" w:firstRowFirstColumn="0" w:firstRowLastColumn="0" w:lastRowFirstColumn="0" w:lastRowLastColumn="0"/>
+          <w:jc w:val="center"/>
+        </w:trPr>
+        <w:tc>
+          <w:tcPr>
+            <w:cnfStyle w:val="001000000000" w:firstRow="0" w:lastRow="0" w:firstColumn="1" w:lastColumn="0" w:oddVBand="0" w:evenVBand="0" w:oddHBand="0" w:evenHBand="0" w:firstRowFirstColumn="0" w:firstRowLastColumn="0" w:lastRowFirstColumn="0" w:lastRowLastColumn="0"/>
+            <w:tcW w:w="4320" w:type="dxa"/>
+            <w:tcBorders>
+              <w:top w:val="none" w:sz="0" w:space="0" w:color="auto"/>
+              <w:left w:val="none" w:sz="0" w:space="0" w:color="auto"/>
+              <w:bottom w:val="none" w:sz="0" w:space="0" w:color="auto"/>
+              <w:right w:val="none" w:sz="0" w:space="0" w:color="auto"/>
+            </w:tcBorders>
+            <w:shd w:val="clear" w:color="auto" w:fill="DBE5F1" w:themeFill="accent1" w:themeFillTint="33"/>
+          </w:tcPr>
+          <w:p>
+            <w:pPr>
+              <w:rPr>
+                <w:sz w:val="28"/>
+                <w:szCs w:val="28"/>
+              </w:rPr>
+            </w:pPr>
+            <w:r>
+              <w:rPr>
+                <w:sz w:val="28"/>
+                <w:szCs w:val="28"/>
+              </w:rPr>
+              <w:t>Actor</w:t>
+            </w:r>
+          </w:p>
+        </w:tc>
+        <w:tc>
+          <w:tcPr>
+            <w:tcW w:w="4320" w:type="dxa"/>
+            <w:tcBorders>
+              <w:top w:val="none" w:sz="0" w:space="0" w:color="auto"/>
+              <w:left w:val="none" w:sz="0" w:space="0" w:color="auto"/>
+              <w:bottom w:val="none" w:sz="0" w:space="0" w:color="auto"/>
+              <w:right w:val="none" w:sz="0" w:space="0" w:color="auto"/>
+            </w:tcBorders>
+            <w:shd w:val="clear" w:color="auto" w:fill="DBE5F1" w:themeFill="accent1" w:themeFillTint="33"/>
+          </w:tcPr>
+          <w:p>
+            <w:pPr>
+              <w:cnfStyle w:val="100000000000" w:firstRow="1" w:lastRow="0" w:firstColumn="0" w:lastColumn="0" w:oddVBand="0" w:evenVBand="0" w:oddHBand="0" w:evenHBand="0" w:firstRowFirstColumn="0" w:firstRowLastColumn="0" w:lastRowFirstColumn="0" w:lastRowLastColumn="0"/>
+              <w:rPr>
+                <w:sz w:val="28"/>
+                <w:szCs w:val="28"/>
+              </w:rPr>
+            </w:pPr>
+            <w:r>
+              <w:rPr>
+                <w:sz w:val="28"/>
+                <w:szCs w:val="28"/>
+              </w:rPr>
+              <w:t>Participación</w:t>
+            </w:r>
+          </w:p>
+        </w:tc>
+      </w:tr>
+      <w:tr>
+        <w:trPr>
+          <w:cnfStyle w:val="000000100000" w:firstRow="0" w:lastRow="0" w:firstColumn="0" w:lastColumn="0" w:oddVBand="0" w:evenVBand="0" w:oddHBand="1" w:evenHBand="0" w:firstRowFirstColumn="0" w:firstRowLastColumn="0" w:lastRowFirstColumn="0" w:lastRowLastColumn="0"/>
+          <w:jc w:val="center"/>
+        </w:trPr>
+        <w:tc>
+          <w:tcPr>
+            <w:cnfStyle w:val="001000000000" w:firstRow="0" w:lastRow="0" w:firstColumn="1" w:lastColumn="0" w:oddVBand="0" w:evenVBand="0" w:oddHBand="0" w:evenHBand="0" w:firstRowFirstColumn="0" w:firstRowLastColumn="0" w:lastRowFirstColumn="0" w:lastRowLastColumn="0"/>
+            <w:tcW w:w="4320" w:type="dxa"/>
+            <w:tcBorders>
+              <w:left w:val="none" w:sz="0" w:space="0" w:color="auto"/>
+              <w:right w:val="none" w:sz="0" w:space="0" w:color="auto"/>
+            </w:tcBorders>
+            <w:shd w:val="clear" w:color="auto" w:fill="1F497D" w:themeFill="text2"/>
+          </w:tcPr>
+          <w:p>
+            <w:pPr>
+              <w:rPr>
+                <w:color w:val="FFFFFF" w:themeColor="background1"/>
+                <w:sz w:val="24"/>
+                <w:szCs w:val="24"/>
+              </w:rPr>
+            </w:pPr>
+            <w:r>
+              <w:rPr>
+                <w:color w:val="FFFFFF" w:themeColor="background1"/>
+                <w:sz w:val="24"/>
+                <w:szCs w:val="24"/>
+              </w:rPr>
+              <w:t>Usuario registrado</w:t>
+            </w:r>
+          </w:p>
+        </w:tc>
+        <w:tc>
+          <w:tcPr>
+            <w:tcW w:w="4320" w:type="dxa"/>
+            <w:tcBorders>
+              <w:left w:val="none" w:sz="0" w:space="0" w:color="auto"/>
+              <w:right w:val="none" w:sz="0" w:space="0" w:color="auto"/>
+            </w:tcBorders>
+            <w:shd w:val="clear" w:color="auto" w:fill="FFFFFF" w:themeFill="background1"/>
+          </w:tcPr>
+          <w:p>
+            <w:pPr>
+              <w:cnfStyle w:val="000000100000" w:firstRow="0" w:lastRow="0" w:firstColumn="0" w:lastColumn="0" w:oddVBand="0" w:evenVBand="0" w:oddHBand="1" w:evenHBand="0" w:firstRowFirstColumn="0" w:firstRowLastColumn="0" w:lastRowFirstColumn="0" w:lastRowLastColumn="0"/>
+              <w:rPr>
+                <w:lang w:val="es-419"/>
+              </w:rPr>
+            </w:pPr>
+            <w:r>
+              <w:rPr>
+                <w:lang w:val="es-419"/>
+              </w:rPr>
+              <w:t>Acceso al sistema y funciones de cuenta mostradas en M01.</w:t>
+            </w:r>
+          </w:p>
+        </w:tc>
+      </w:tr>
+      <w:tr>
+        <w:trPr>
+          <w:jc w:val="center"/>
+        </w:trPr>
+        <w:tc>
+          <w:tcPr>
+            <w:cnfStyle w:val="001000000000" w:firstRow="0" w:lastRow="0" w:firstColumn="1" w:lastColumn="0" w:oddVBand="0" w:evenVBand="0" w:oddHBand="0" w:evenHBand="0" w:firstRowFirstColumn="0" w:firstRowLastColumn="0" w:lastRowFirstColumn="0" w:lastRowLastColumn="0"/>
+            <w:tcW w:w="4320" w:type="dxa"/>
+            <w:shd w:val="clear" w:color="auto" w:fill="1F497D" w:themeFill="text2"/>
+          </w:tcPr>
+          <w:p>
+            <w:pPr>
+              <w:rPr>
+                <w:color w:val="FFFFFF" w:themeColor="background1"/>
+                <w:sz w:val="24"/>
+                <w:szCs w:val="24"/>
+              </w:rPr>
+            </w:pPr>
+            <w:r>
+              <w:rPr>
+                <w:color w:val="FFFFFF" w:themeColor="background1"/>
+                <w:sz w:val="24"/>
+                <w:szCs w:val="24"/>
+              </w:rPr>
+              <w:t>Administrador</w:t>
+            </w:r>
+          </w:p>
+        </w:tc>
+        <w:tc>
+          <w:tcPr>
+            <w:tcW w:w="4320" w:type="dxa"/>
+            <w:shd w:val="clear" w:color="auto" w:fill="FFFFFF" w:themeFill="background1"/>
+          </w:tcPr>
+          <w:p>
+            <w:pPr>
+              <w:cnfStyle w:val="000000000000" w:firstRow="0" w:lastRow="0" w:firstColumn="0" w:lastColumn="0" w:oddVBand="0" w:evenVBand="0" w:oddHBand="0" w:evenHBand="0" w:firstRowFirstColumn="0" w:firstRowLastColumn="0" w:lastRowFirstColumn="0" w:lastRowLastColumn="0"/>
+              <w:rPr>
+                <w:lang w:val="es-419"/>
+              </w:rPr>
+            </w:pPr>
+            <w:r>
+              <w:rPr>
+                <w:lang w:val="es-419"/>
+              </w:rPr>
+              <w:t>Gestión de cuentas, consulta, modificación, roles y habilitación/deshabilitación.</w:t>
+            </w:r>
+          </w:p>
+        </w:tc>
+      </w:tr>
+      <w:tr>
+        <w:trPr>
+          <w:cnfStyle w:val="000000100000" w:firstRow="0" w:lastRow="0" w:firstColumn="0" w:lastColumn="0" w:oddVBand="0" w:evenVBand="0" w:oddHBand="1" w:evenHBand="0" w:firstRowFirstColumn="0" w:firstRowLastColumn="0" w:lastRowFirstColumn="0" w:lastRowLastColumn="0"/>
+          <w:jc w:val="center"/>
+        </w:trPr>
+        <w:tc>
+          <w:tcPr>
+            <w:cnfStyle w:val="001000000000" w:firstRow="0" w:lastRow="0" w:firstColumn="1" w:lastColumn="0" w:oddVBand="0" w:evenVBand="0" w:oddHBand="0" w:evenHBand="0" w:firstRowFirstColumn="0" w:firstRowLastColumn="0" w:lastRowFirstColumn="0" w:lastRowLastColumn="0"/>
+            <w:tcW w:w="4320" w:type="dxa"/>
+            <w:tcBorders>
+              <w:left w:val="none" w:sz="0" w:space="0" w:color="auto"/>
+              <w:right w:val="none" w:sz="0" w:space="0" w:color="auto"/>
+            </w:tcBorders>
+            <w:shd w:val="clear" w:color="auto" w:fill="1F497D" w:themeFill="text2"/>
+          </w:tcPr>
+          <w:p>
+            <w:pPr>
+              <w:rPr>
+                <w:color w:val="FFFFFF" w:themeColor="background1"/>
+                <w:sz w:val="24"/>
+                <w:szCs w:val="24"/>
+              </w:rPr>
+            </w:pPr>
+            <w:r>
+              <w:rPr>
+                <w:color w:val="FFFFFF" w:themeColor="background1"/>
+                <w:sz w:val="24"/>
+                <w:szCs w:val="24"/>
+              </w:rPr>
+              <w:t>Psicopedagoga</w:t>
+            </w:r>
+          </w:p>
+        </w:tc>
+        <w:tc>
+          <w:tcPr>
+            <w:tcW w:w="4320" w:type="dxa"/>
+            <w:tcBorders>
+              <w:left w:val="none" w:sz="0" w:space="0" w:color="auto"/>
+              <w:right w:val="none" w:sz="0" w:space="0" w:color="auto"/>
+            </w:tcBorders>
+            <w:shd w:val="clear" w:color="auto" w:fill="FFFFFF" w:themeFill="background1"/>
+          </w:tcPr>
+          <w:p>
+            <w:pPr>
+              <w:cnfStyle w:val="000000100000" w:firstRow="0" w:lastRow="0" w:firstColumn="0" w:lastColumn="0" w:oddVBand="0" w:evenVBand="0" w:oddHBand="1" w:evenHBand="0" w:firstRowFirstColumn="0" w:firstRowLastColumn="0" w:lastRowFirstColumn="0" w:lastRowLastColumn="0"/>
+              <w:rPr>
+                <w:lang w:val="es-419"/>
+              </w:rPr>
+            </w:pPr>
+            <w:r>
+              <w:rPr>
+                <w:lang w:val="es-419"/>
+              </w:rPr>
+              <w:t>Consulta de estudiantes, antecedentes, alertas, indicadores y seguimiento.</w:t>
+            </w:r>
+          </w:p>
+        </w:tc>
+      </w:tr>
+      <w:tr>
+        <w:trPr>
+          <w:jc w:val="center"/>
+        </w:trPr>
+        <w:tc>
+          <w:tcPr>
+            <w:cnfStyle w:val="001000000000" w:firstRow="0" w:lastRow="0" w:firstColumn="1" w:lastColumn="0" w:oddVBand="0" w:evenVBand="0" w:oddHBand="0" w:evenHBand="0" w:firstRowFirstColumn="0" w:firstRowLastColumn="0" w:lastRowFirstColumn="0" w:lastRowLastColumn="0"/>
+            <w:tcW w:w="4320" w:type="dxa"/>
+            <w:shd w:val="clear" w:color="auto" w:fill="1F497D" w:themeFill="text2"/>
+          </w:tcPr>
+          <w:p>
+            <w:pPr>
+              <w:rPr>
+                <w:color w:val="FFFFFF" w:themeColor="background1"/>
+                <w:sz w:val="24"/>
+                <w:szCs w:val="24"/>
+              </w:rPr>
+            </w:pPr>
+            <w:r>
+              <w:rPr>
+                <w:color w:val="FFFFFF" w:themeColor="background1"/>
+                <w:sz w:val="24"/>
+                <w:szCs w:val="24"/>
+              </w:rPr>
+              <w:t>Docente</w:t>
+            </w:r>
+          </w:p>
+        </w:tc>
+        <w:tc>
+          <w:tcPr>
+            <w:tcW w:w="4320" w:type="dxa"/>
+            <w:shd w:val="clear" w:color="auto" w:fill="FFFFFF" w:themeFill="background1"/>
+          </w:tcPr>
+          <w:p>
+            <w:pPr>
+              <w:cnfStyle w:val="000000000000" w:firstRow="0" w:lastRow="0" w:firstColumn="0" w:lastColumn="0" w:oddVBand="0" w:evenVBand="0" w:oddHBand="0" w:evenHBand="0" w:firstRowFirstColumn="0" w:firstRowLastColumn="0" w:lastRowFirstColumn="0" w:lastRowLastColumn="0"/>
+              <w:rPr>
+                <w:lang w:val="es-419"/>
+              </w:rPr>
+            </w:pPr>
+            <w:r>
+              <w:rPr>
+                <w:lang w:val="es-419"/>
+              </w:rPr>
+              <w:t>Participación en operaciones de seguimiento indicadas por las asociaciones del dibujo.</w:t>
+            </w:r>
+          </w:p>
+        </w:tc>
+      </w:tr>
+      <w:tr>
+        <w:trPr>
+          <w:cnfStyle w:val="000000100000" w:firstRow="0" w:lastRow="0" w:firstColumn="0" w:lastColumn="0" w:oddVBand="0" w:evenVBand="0" w:oddHBand="1" w:evenHBand="0" w:firstRowFirstColumn="0" w:firstRowLastColumn="0" w:lastRowFirstColumn="0" w:lastRowLastColumn="0"/>
+          <w:jc w:val="center"/>
+        </w:trPr>
+        <w:tc>
+          <w:tcPr>
+            <w:cnfStyle w:val="001000000000" w:firstRow="0" w:lastRow="0" w:firstColumn="1" w:lastColumn="0" w:oddVBand="0" w:evenVBand="0" w:oddHBand="0" w:evenHBand="0" w:firstRowFirstColumn="0" w:firstRowLastColumn="0" w:lastRowFirstColumn="0" w:lastRowLastColumn="0"/>
+            <w:tcW w:w="4320" w:type="dxa"/>
+            <w:tcBorders>
+              <w:left w:val="none" w:sz="0" w:space="0" w:color="auto"/>
+              <w:right w:val="none" w:sz="0" w:space="0" w:color="auto"/>
+            </w:tcBorders>
+            <w:shd w:val="clear" w:color="auto" w:fill="1F497D" w:themeFill="text2"/>
+          </w:tcPr>
+          <w:p>
+            <w:pPr>
+              <w:rPr>
+                <w:color w:val="FFFFFF" w:themeColor="background1"/>
+                <w:sz w:val="24"/>
+                <w:szCs w:val="24"/>
+              </w:rPr>
+            </w:pPr>
+            <w:r>
+              <w:rPr>
+                <w:color w:val="FFFFFF" w:themeColor="background1"/>
+                <w:sz w:val="24"/>
+                <w:szCs w:val="24"/>
+              </w:rPr>
+              <w:t>UTP</w:t>
+            </w:r>
+          </w:p>
+        </w:tc>
+        <w:tc>
+          <w:tcPr>
+            <w:tcW w:w="4320" w:type="dxa"/>
+            <w:tcBorders>
+              <w:left w:val="none" w:sz="0" w:space="0" w:color="auto"/>
+              <w:right w:val="none" w:sz="0" w:space="0" w:color="auto"/>
+            </w:tcBorders>
+            <w:shd w:val="clear" w:color="auto" w:fill="FFFFFF" w:themeFill="background1"/>
+          </w:tcPr>
+          <w:p>
+            <w:pPr>
+              <w:cnfStyle w:val="000000100000" w:firstRow="0" w:lastRow="0" w:firstColumn="0" w:lastColumn="0" w:oddVBand="0" w:evenVBand="0" w:oddHBand="1" w:evenHBand="0" w:firstRowFirstColumn="0" w:firstRowLastColumn="0" w:lastRowFirstColumn="0" w:lastRowLastColumn="0"/>
+              <w:rPr>
+                <w:lang w:val="es-419"/>
+              </w:rPr>
+            </w:pPr>
+            <w:r>
+              <w:rPr>
+                <w:lang w:val="es-419"/>
+              </w:rPr>
+              <w:t>Acceso a funciones de seguimiento y supervisión mostradas.</w:t>
+            </w:r>
+          </w:p>
+        </w:tc>
+      </w:tr>
+      <w:tr>
+        <w:trPr>
+          <w:jc w:val="center"/>
+        </w:trPr>
+        <w:tc>
+          <w:tcPr>
+            <w:cnfStyle w:val="001000000000" w:firstRow="0" w:lastRow="0" w:firstColumn="1" w:lastColumn="0" w:oddVBand="0" w:evenVBand="0" w:oddHBand="0" w:evenHBand="0" w:firstRowFirstColumn="0" w:firstRowLastColumn="0" w:lastRowFirstColumn="0" w:lastRowLastColumn="0"/>
+            <w:tcW w:w="4320" w:type="dxa"/>
+            <w:shd w:val="clear" w:color="auto" w:fill="1F497D" w:themeFill="text2"/>
+          </w:tcPr>
+          <w:p>
+            <w:pPr>
+              <w:rPr>
+                <w:color w:val="FFFFFF" w:themeColor="background1"/>
+                <w:sz w:val="24"/>
+                <w:szCs w:val="24"/>
+              </w:rPr>
+            </w:pPr>
+            <w:r>
+              <w:rPr>
+                <w:color w:val="FFFFFF" w:themeColor="background1"/>
+                <w:sz w:val="24"/>
+                <w:szCs w:val="24"/>
+              </w:rPr>
+              <w:t>Dirección</w:t>
+            </w:r>
+          </w:p>
+        </w:tc>
+        <w:tc>
+          <w:tcPr>
+            <w:tcW w:w="4320" w:type="dxa"/>
+            <w:shd w:val="clear" w:color="auto" w:fill="FFFFFF" w:themeFill="background1"/>
+          </w:tcPr>
+          <w:p>
+            <w:pPr>
+              <w:cnfStyle w:val="000000000000" w:firstRow="0" w:lastRow="0" w:firstColumn="0" w:lastColumn="0" w:oddVBand="0" w:evenVBand="0" w:oddHBand="0" w:evenHBand="0" w:firstRowFirstColumn="0" w:firstRowLastColumn="0" w:lastRowFirstColumn="0" w:lastRowLastColumn="0"/>
+              <w:rPr>
+                <w:lang w:val="es-419"/>
+              </w:rPr>
+            </w:pPr>
+            <w:r>
+              <w:rPr>
+                <w:lang w:val="es-419"/>
+              </w:rPr>
+              <w:t>Acceso a funciones de seguimiento y reportes; el recuadro lateral explica su equivalencia de nivel con UTP para ciertas funciones.</w:t>
+            </w:r>
+          </w:p>
+        </w:tc>
+      </w:tr>
+    </w:tbl>
+    <w:p>
+      <w:pPr>
+        <w:rPr>
+          <w:lang w:val="es-ES" w:eastAsia="es-ES"/>
+        </w:rPr>
+      </w:pPr>
+    </w:p>
+    <w:p>
+      <w:pPr>
+        <w:pStyle w:val="Ttulo3"/>
+        <w:rPr>
+          <w:rFonts w:ascii="Arial" w:hAnsi="Arial"/>
+          <w:color w:val="1F497D" w:themeColor="text2"/>
+          <w:sz w:val="28"/>
+          <w:szCs w:val="28"/>
+        </w:rPr>
+      </w:pPr>
+      <w:r>
+        <w:rPr>
+          <w:rFonts w:ascii="Arial" w:hAnsi="Arial"/>
+          <w:color w:val="1F497D" w:themeColor="text2"/>
+          <w:sz w:val="28"/>
+          <w:szCs w:val="28"/>
+        </w:rPr>
+        <w:t>Módulos y funcionalidades.</w:t>
+      </w:r>
+    </w:p>
+    <w:p>
+      <w:pPr>
+        <w:rPr>
+          <w:lang w:val="es-ES" w:eastAsia="es-ES"/>
+        </w:rPr>
+      </w:pPr>
+    </w:p>
+    <w:tbl>
+      <w:tblPr>
+        <w:tblStyle w:val="Sombreadoclaro-nfasis1"/>
+        <w:tblW w:w="0" w:type="auto"/>
+        <w:jc w:val="center"/>
+        <w:tblBorders>
+          <w:top w:val="single" w:sz="4" w:space="0" w:color="auto"/>
+          <w:left w:val="single" w:sz="4" w:space="0" w:color="auto"/>
+          <w:bottom w:val="single" w:sz="4" w:space="0" w:color="auto"/>
+          <w:right w:val="single" w:sz="4" w:space="0" w:color="auto"/>
+          <w:insideH w:val="single" w:sz="4" w:space="0" w:color="auto"/>
+          <w:insideV w:val="single" w:sz="4" w:space="0" w:color="auto"/>
+        </w:tblBorders>
+        <w:tblLook w:val="04A0" w:firstRow="1" w:lastRow="0" w:firstColumn="1" w:lastColumn="0" w:noHBand="0" w:noVBand="1"/>
+      </w:tblPr>
+      <w:tblGrid>
+        <w:gridCol w:w="4320"/>
+        <w:gridCol w:w="4320"/>
+      </w:tblGrid>
+      <w:tr>
+        <w:trPr>
+          <w:cnfStyle w:val="100000000000" w:firstRow="1" w:lastRow="0" w:firstColumn="0" w:lastColumn="0" w:oddVBand="0" w:evenVBand="0" w:oddHBand="0" w:evenHBand="0" w:firstRowFirstColumn="0" w:firstRowLastColumn="0" w:lastRowFirstColumn="0" w:lastRowLastColumn="0"/>
+          <w:jc w:val="center"/>
+        </w:trPr>
+        <w:tc>
+          <w:tcPr>
+            <w:cnfStyle w:val="001000000000" w:firstRow="0" w:lastRow="0" w:firstColumn="1" w:lastColumn="0" w:oddVBand="0" w:evenVBand="0" w:oddHBand="0" w:evenHBand="0" w:firstRowFirstColumn="0" w:firstRowLastColumn="0" w:lastRowFirstColumn="0" w:lastRowLastColumn="0"/>
+            <w:tcW w:w="4320" w:type="dxa"/>
+            <w:tcBorders>
+              <w:top w:val="none" w:sz="0" w:space="0" w:color="auto"/>
+              <w:left w:val="none" w:sz="0" w:space="0" w:color="auto"/>
+              <w:bottom w:val="none" w:sz="0" w:space="0" w:color="auto"/>
+              <w:right w:val="none" w:sz="0" w:space="0" w:color="auto"/>
+            </w:tcBorders>
+            <w:shd w:val="clear" w:color="auto" w:fill="DBE5F1" w:themeFill="accent1" w:themeFillTint="33"/>
+          </w:tcPr>
+          <w:p>
+            <w:pPr>
+              <w:rPr>
+                <w:sz w:val="28"/>
+                <w:szCs w:val="28"/>
+              </w:rPr>
+            </w:pPr>
+            <w:r>
+              <w:rPr>
+                <w:sz w:val="28"/>
+                <w:szCs w:val="28"/>
+              </w:rPr>
+              <w:t>Módulo</w:t>
+            </w:r>
+          </w:p>
+        </w:tc>
+        <w:tc>
+          <w:tcPr>
+            <w:tcW w:w="4320" w:type="dxa"/>
+            <w:tcBorders>
+              <w:top w:val="none" w:sz="0" w:space="0" w:color="auto"/>
+              <w:left w:val="none" w:sz="0" w:space="0" w:color="auto"/>
+              <w:bottom w:val="none" w:sz="0" w:space="0" w:color="auto"/>
+              <w:right w:val="none" w:sz="0" w:space="0" w:color="auto"/>
+            </w:tcBorders>
+            <w:shd w:val="clear" w:color="auto" w:fill="DBE5F1" w:themeFill="accent1" w:themeFillTint="33"/>
+          </w:tcPr>
+          <w:p>
+            <w:pPr>
+              <w:cnfStyle w:val="100000000000" w:firstRow="1" w:lastRow="0" w:firstColumn="0" w:lastColumn="0" w:oddVBand="0" w:evenVBand="0" w:oddHBand="0" w:evenHBand="0" w:firstRowFirstColumn="0" w:firstRowLastColumn="0" w:lastRowFirstColumn="0" w:lastRowLastColumn="0"/>
+              <w:rPr>
+                <w:sz w:val="28"/>
+                <w:szCs w:val="28"/>
+              </w:rPr>
+            </w:pPr>
+            <w:r>
+              <w:rPr>
+                <w:sz w:val="28"/>
+                <w:szCs w:val="28"/>
+              </w:rPr>
+              <w:t>Casos de uso visibles</w:t>
+            </w:r>
+          </w:p>
+        </w:tc>
+      </w:tr>
+      <w:tr>
+        <w:trPr>
+          <w:cnfStyle w:val="000000100000" w:firstRow="0" w:lastRow="0" w:firstColumn="0" w:lastColumn="0" w:oddVBand="0" w:evenVBand="0" w:oddHBand="1" w:evenHBand="0" w:firstRowFirstColumn="0" w:firstRowLastColumn="0" w:lastRowFirstColumn="0" w:lastRowLastColumn="0"/>
+          <w:jc w:val="center"/>
+        </w:trPr>
+        <w:tc>
+          <w:tcPr>
+            <w:cnfStyle w:val="001000000000" w:firstRow="0" w:lastRow="0" w:firstColumn="1" w:lastColumn="0" w:oddVBand="0" w:evenVBand="0" w:oddHBand="0" w:evenHBand="0" w:firstRowFirstColumn="0" w:firstRowLastColumn="0" w:lastRowFirstColumn="0" w:lastRowLastColumn="0"/>
+            <w:tcW w:w="4320" w:type="dxa"/>
+            <w:tcBorders>
+              <w:left w:val="none" w:sz="0" w:space="0" w:color="auto"/>
+              <w:right w:val="none" w:sz="0" w:space="0" w:color="auto"/>
+            </w:tcBorders>
+            <w:shd w:val="clear" w:color="auto" w:fill="1F497D" w:themeFill="text2"/>
+          </w:tcPr>
+          <w:p>
+            <w:pPr>
+              <w:rPr>
+                <w:color w:val="FFFFFF" w:themeColor="background1"/>
+                <w:sz w:val="24"/>
+                <w:szCs w:val="24"/>
+              </w:rPr>
+            </w:pPr>
+            <w:r>
+              <w:rPr>
+                <w:color w:val="FFFFFF" w:themeColor="background1"/>
+                <w:sz w:val="24"/>
+                <w:szCs w:val="24"/>
+              </w:rPr>
+              <w:t>M01 — Acceso al sistema</w:t>
+            </w:r>
+          </w:p>
+        </w:tc>
+        <w:tc>
+          <w:tcPr>
+            <w:tcW w:w="4320" w:type="dxa"/>
+            <w:tcBorders>
+              <w:left w:val="none" w:sz="0" w:space="0" w:color="auto"/>
+              <w:right w:val="none" w:sz="0" w:space="0" w:color="auto"/>
+            </w:tcBorders>
+            <w:shd w:val="clear" w:color="auto" w:fill="FFFFFF" w:themeFill="background1"/>
+          </w:tcPr>
+          <w:p>
+            <w:pPr>
+              <w:cnfStyle w:val="000000100000" w:firstRow="0" w:lastRow="0" w:firstColumn="0" w:lastColumn="0" w:oddVBand="0" w:evenVBand="0" w:oddHBand="1" w:evenHBand="0" w:firstRowFirstColumn="0" w:firstRowLastColumn="0" w:lastRowFirstColumn="0" w:lastRowLastColumn="0"/>
+              <w:rPr>
+                <w:lang w:val="es-419"/>
+              </w:rPr>
+            </w:pPr>
+            <w:r>
+              <w:rPr>
+                <w:lang w:val="es-419"/>
+              </w:rPr>
+              <w:t>Iniciar sesión; Cerrar sesión; Cambiar contraseña; Recuperar contraseña; Validar credenciales.</w:t>
+            </w:r>
+          </w:p>
+        </w:tc>
+      </w:tr>
+      <w:tr>
+        <w:trPr>
+          <w:jc w:val="center"/>
+        </w:trPr>
+        <w:tc>
+          <w:tcPr>
+            <w:cnfStyle w:val="001000000000" w:firstRow="0" w:lastRow="0" w:firstColumn="1" w:lastColumn="0" w:oddVBand="0" w:evenVBand="0" w:oddHBand="0" w:evenHBand="0" w:firstRowFirstColumn="0" w:firstRowLastColumn="0" w:lastRowFirstColumn="0" w:lastRowLastColumn="0"/>
+            <w:tcW w:w="4320" w:type="dxa"/>
+            <w:shd w:val="clear" w:color="auto" w:fill="1F497D" w:themeFill="text2"/>
+          </w:tcPr>
+          <w:p>
+            <w:pPr>
+              <w:rPr>
+                <w:color w:val="FFFFFF" w:themeColor="background1"/>
+                <w:sz w:val="24"/>
+                <w:szCs w:val="24"/>
+              </w:rPr>
+            </w:pPr>
+            <w:r>
+              <w:rPr>
+                <w:color w:val="FFFFFF" w:themeColor="background1"/>
+                <w:sz w:val="24"/>
+                <w:szCs w:val="24"/>
+              </w:rPr>
+              <w:t>M02 — Gestión de usuarios</w:t>
+            </w:r>
+          </w:p>
+        </w:tc>
+        <w:tc>
+          <w:tcPr>
+            <w:tcW w:w="4320" w:type="dxa"/>
+            <w:shd w:val="clear" w:color="auto" w:fill="FFFFFF" w:themeFill="background1"/>
+          </w:tcPr>
+          <w:p>
+            <w:pPr>
+              <w:cnfStyle w:val="000000000000" w:firstRow="0" w:lastRow="0" w:firstColumn="0" w:lastColumn="0" w:oddVBand="0" w:evenVBand="0" w:oddHBand="0" w:evenHBand="0" w:firstRowFirstColumn="0" w:firstRowLastColumn="0" w:lastRowFirstColumn="0" w:lastRowLastColumn="0"/>
+              <w:rPr>
+                <w:lang w:val="es-419"/>
+              </w:rPr>
+            </w:pPr>
+            <w:r>
+              <w:rPr>
+                <w:lang w:val="es-419"/>
+              </w:rPr>
+              <w:t>Registrar usuario; Validar datos de registro; Consultar usuarios; Modificar usuario; Asignar roles; Habilitar/deshabilitar cuenta.</w:t>
+            </w:r>
+          </w:p>
+        </w:tc>
+      </w:tr>
+      <w:tr>
+        <w:trPr>
+          <w:cnfStyle w:val="000000100000" w:firstRow="0" w:lastRow="0" w:firstColumn="0" w:lastColumn="0" w:oddVBand="0" w:evenVBand="0" w:oddHBand="1" w:evenHBand="0" w:firstRowFirstColumn="0" w:firstRowLastColumn="0" w:lastRowFirstColumn="0" w:lastRowLastColumn="0"/>
+          <w:jc w:val="center"/>
+        </w:trPr>
+        <w:tc>
+          <w:tcPr>
+            <w:cnfStyle w:val="001000000000" w:firstRow="0" w:lastRow="0" w:firstColumn="1" w:lastColumn="0" w:oddVBand="0" w:evenVBand="0" w:oddHBand="0" w:evenHBand="0" w:firstRowFirstColumn="0" w:firstRowLastColumn="0" w:lastRowFirstColumn="0" w:lastRowLastColumn="0"/>
+            <w:tcW w:w="4320" w:type="dxa"/>
+            <w:tcBorders>
+              <w:left w:val="none" w:sz="0" w:space="0" w:color="auto"/>
+              <w:right w:val="none" w:sz="0" w:space="0" w:color="auto"/>
+            </w:tcBorders>
+            <w:shd w:val="clear" w:color="auto" w:fill="1F497D" w:themeFill="text2"/>
+          </w:tcPr>
+          <w:p>
+            <w:pPr>
+              <w:rPr>
+                <w:color w:val="FFFFFF" w:themeColor="background1"/>
+                <w:sz w:val="24"/>
+                <w:szCs w:val="24"/>
+              </w:rPr>
+            </w:pPr>
+            <w:r>
+              <w:rPr>
+                <w:color w:val="FFFFFF" w:themeColor="background1"/>
+                <w:sz w:val="24"/>
+                <w:szCs w:val="24"/>
+              </w:rPr>
+              <w:t>M03 — Inicio y estudiantes</w:t>
+            </w:r>
+          </w:p>
+        </w:tc>
+        <w:tc>
+          <w:tcPr>
+            <w:tcW w:w="4320" w:type="dxa"/>
+            <w:tcBorders>
+              <w:left w:val="none" w:sz="0" w:space="0" w:color="auto"/>
+              <w:right w:val="none" w:sz="0" w:space="0" w:color="auto"/>
+            </w:tcBorders>
+            <w:shd w:val="clear" w:color="auto" w:fill="FFFFFF" w:themeFill="background1"/>
+          </w:tcPr>
+          <w:p>
+            <w:pPr>
+              <w:cnfStyle w:val="000000100000" w:firstRow="0" w:lastRow="0" w:firstColumn="0" w:lastColumn="0" w:oddVBand="0" w:evenVBand="0" w:oddHBand="1" w:evenHBand="0" w:firstRowFirstColumn="0" w:firstRowLastColumn="0" w:lastRowFirstColumn="0" w:lastRowLastColumn="0"/>
+              <w:rPr>
+                <w:lang w:val="es-419"/>
+              </w:rPr>
+            </w:pPr>
+            <w:r>
+              <w:rPr>
+                <w:lang w:val="es-419"/>
+              </w:rPr>
+              <w:t>Consultar resumen general de alertas; Consultar listado de estudiantes; Filtrar estudiantes según atributos; Buscar estudiantes; Consultar ficha; Consultar antecedentes.</w:t>
+            </w:r>
+          </w:p>
+        </w:tc>
+      </w:tr>
+      <w:tr>
+        <w:trPr>
+          <w:jc w:val="center"/>
+        </w:trPr>
+        <w:tc>
+          <w:tcPr>
+            <w:cnfStyle w:val="001000000000" w:firstRow="0" w:lastRow="0" w:firstColumn="1" w:lastColumn="0" w:oddVBand="0" w:evenVBand="0" w:oddHBand="0" w:evenHBand="0" w:firstRowFirstColumn="0" w:firstRowLastColumn="0" w:lastRowFirstColumn="0" w:lastRowLastColumn="0"/>
+            <w:tcW w:w="4320" w:type="dxa"/>
+            <w:shd w:val="clear" w:color="auto" w:fill="1F497D" w:themeFill="text2"/>
+          </w:tcPr>
+          <w:p>
+            <w:pPr>
+              <w:rPr>
+                <w:color w:val="FFFFFF" w:themeColor="background1"/>
+                <w:sz w:val="24"/>
+                <w:szCs w:val="24"/>
+              </w:rPr>
+            </w:pPr>
+            <w:r>
+              <w:rPr>
+                <w:color w:val="FFFFFF" w:themeColor="background1"/>
+                <w:sz w:val="24"/>
+                <w:szCs w:val="24"/>
+              </w:rPr>
+              <w:t>M04 — Alertas e indicadores</w:t>
+            </w:r>
+          </w:p>
+        </w:tc>
+        <w:tc>
+          <w:tcPr>
+            <w:tcW w:w="4320" w:type="dxa"/>
+            <w:shd w:val="clear" w:color="auto" w:fill="FFFFFF" w:themeFill="background1"/>
+          </w:tcPr>
+          <w:p>
+            <w:pPr>
+              <w:cnfStyle w:val="000000000000" w:firstRow="0" w:lastRow="0" w:firstColumn="0" w:lastColumn="0" w:oddVBand="0" w:evenVBand="0" w:oddHBand="0" w:evenHBand="0" w:firstRowFirstColumn="0" w:firstRowLastColumn="0" w:lastRowFirstColumn="0" w:lastRowLastColumn="0"/>
+              <w:rPr>
+                <w:lang w:val="es-419"/>
+              </w:rPr>
+            </w:pPr>
+            <w:r>
+              <w:rPr>
+                <w:lang w:val="es-419"/>
+              </w:rPr>
+              <w:t>Consultar alerta del estudiante; Visualizar indicadores asociados; Consultar argumentación; Consultar argumentación de ATEDA; Consultar evolución de indicadores.</w:t>
+            </w:r>
+          </w:p>
+        </w:tc>
+      </w:tr>
+      <w:tr>
+        <w:trPr>
+          <w:cnfStyle w:val="000000100000" w:firstRow="0" w:lastRow="0" w:firstColumn="0" w:lastColumn="0" w:oddVBand="0" w:evenVBand="0" w:oddHBand="1" w:evenHBand="0" w:firstRowFirstColumn="0" w:firstRowLastColumn="0" w:lastRowFirstColumn="0" w:lastRowLastColumn="0"/>
+          <w:jc w:val="center"/>
+        </w:trPr>
+        <w:tc>
+          <w:tcPr>
+            <w:cnfStyle w:val="001000000000" w:firstRow="0" w:lastRow="0" w:firstColumn="1" w:lastColumn="0" w:oddVBand="0" w:evenVBand="0" w:oddHBand="0" w:evenHBand="0" w:firstRowFirstColumn="0" w:firstRowLastColumn="0" w:lastRowFirstColumn="0" w:lastRowLastColumn="0"/>
+            <w:tcW w:w="4320" w:type="dxa"/>
+            <w:tcBorders>
+              <w:left w:val="none" w:sz="0" w:space="0" w:color="auto"/>
+              <w:right w:val="none" w:sz="0" w:space="0" w:color="auto"/>
+            </w:tcBorders>
+            <w:shd w:val="clear" w:color="auto" w:fill="1F497D" w:themeFill="text2"/>
+          </w:tcPr>
+          <w:p>
+            <w:pPr>
+              <w:rPr>
+                <w:color w:val="FFFFFF" w:themeColor="background1"/>
+                <w:sz w:val="24"/>
+                <w:szCs w:val="24"/>
+              </w:rPr>
+            </w:pPr>
+            <w:r>
+              <w:rPr>
+                <w:color w:val="FFFFFF" w:themeColor="background1"/>
+                <w:sz w:val="24"/>
+                <w:szCs w:val="24"/>
+              </w:rPr>
+              <w:t>M05 — Seguimiento</w:t>
+            </w:r>
+          </w:p>
+        </w:tc>
+        <w:tc>
+          <w:tcPr>
+            <w:tcW w:w="4320" w:type="dxa"/>
+            <w:tcBorders>
+              <w:left w:val="none" w:sz="0" w:space="0" w:color="auto"/>
+              <w:right w:val="none" w:sz="0" w:space="0" w:color="auto"/>
+            </w:tcBorders>
+            <w:shd w:val="clear" w:color="auto" w:fill="FFFFFF" w:themeFill="background1"/>
+          </w:tcPr>
+          <w:p>
+            <w:pPr>
+              <w:cnfStyle w:val="000000100000" w:firstRow="0" w:lastRow="0" w:firstColumn="0" w:lastColumn="0" w:oddVBand="0" w:evenVBand="0" w:oddHBand="1" w:evenHBand="0" w:firstRowFirstColumn="0" w:firstRowLastColumn="0" w:lastRowFirstColumn="0" w:lastRowLastColumn="0"/>
+              <w:rPr>
+                <w:lang w:val="es-419"/>
+              </w:rPr>
+            </w:pPr>
+            <w:r>
+              <w:rPr>
+                <w:lang w:val="es-419"/>
+              </w:rPr>
+              <w:t>Consultar estudiantes en seguimiento; Iniciar seguimiento; Registrar seguimiento; Registrar estado de la alerta; Agregar observaciones; Consultar historial; Adjuntar documentos opcionales.</w:t>
+            </w:r>
+          </w:p>
+        </w:tc>
+      </w:tr>
+      <w:tr>
+        <w:trPr>
+          <w:jc w:val="center"/>
+        </w:trPr>
+        <w:tc>
+          <w:tcPr>
+            <w:cnfStyle w:val="001000000000" w:firstRow="0" w:lastRow="0" w:firstColumn="1" w:lastColumn="0" w:oddVBand="0" w:evenVBand="0" w:oddHBand="0" w:evenHBand="0" w:firstRowFirstColumn="0" w:firstRowLastColumn="0" w:lastRowFirstColumn="0" w:lastRowLastColumn="0"/>
+            <w:tcW w:w="4320" w:type="dxa"/>
+            <w:shd w:val="clear" w:color="auto" w:fill="1F497D" w:themeFill="text2"/>
+          </w:tcPr>
+          <w:p>
+            <w:pPr>
+              <w:rPr>
+                <w:color w:val="FFFFFF" w:themeColor="background1"/>
+                <w:sz w:val="24"/>
+                <w:szCs w:val="24"/>
+              </w:rPr>
+            </w:pPr>
+            <w:r>
+              <w:rPr>
+                <w:color w:val="FFFFFF" w:themeColor="background1"/>
+                <w:sz w:val="24"/>
+                <w:szCs w:val="24"/>
+              </w:rPr>
+              <w:t>M06 — Reportes</w:t>
+            </w:r>
+          </w:p>
+        </w:tc>
+        <w:tc>
+          <w:tcPr>
+            <w:tcW w:w="4320" w:type="dxa"/>
+            <w:shd w:val="clear" w:color="auto" w:fill="FFFFFF" w:themeFill="background1"/>
+          </w:tcPr>
+          <w:p>
+            <w:pPr>
+              <w:cnfStyle w:val="000000000000" w:firstRow="0" w:lastRow="0" w:firstColumn="0" w:lastColumn="0" w:oddVBand="0" w:evenVBand="0" w:oddHBand="0" w:evenHBand="0" w:firstRowFirstColumn="0" w:firstRowLastColumn="0" w:lastRowFirstColumn="0" w:lastRowLastColumn="0"/>
+            </w:pPr>
+            <w:r>
+              <w:t>Consultar reportes generales.</w:t>
+            </w:r>
+          </w:p>
+        </w:tc>
+      </w:tr>
+    </w:tbl>
+    <w:p>
+      <w:pPr>
+        <w:rPr>
+          <w:rFonts w:ascii="Arial" w:hAnsi="Arial" w:cs="Arial"/>
+          <w:color w:val="1F497D" w:themeColor="text2"/>
+        </w:rPr>
+      </w:pPr>
     </w:p>
     <w:p>
       <w:pPr>
@@ -3142,9 +3477,16 @@
           <w:rFonts w:ascii="Arial" w:hAnsi="Arial"/>
           <w:color w:val="1F497D" w:themeColor="text2"/>
         </w:rPr>
-        <w:t>Modelo E-R</w:t>
+        <w:t xml:space="preserve">Modelo </w:t>
       </w:r>
       <w:bookmarkEnd w:id="6"/>
+      <w:r>
+        <w:rPr>
+          <w:rFonts w:ascii="Arial" w:hAnsi="Arial"/>
+          <w:color w:val="1F497D" w:themeColor="text2"/>
+        </w:rPr>
+        <w:t>Entidad Relación</w:t>
+      </w:r>
     </w:p>
     <w:p>
       <w:pPr>
@@ -3236,8 +3578,773 @@
           <w:color w:val="1F497D" w:themeColor="text2"/>
           <w:lang w:val="es-ES" w:eastAsia="es-ES"/>
         </w:rPr>
-        <w:t>Figura 4.2 Modelo Entidad Relación</w:t>
+        <w:t xml:space="preserve">Figura </w:t>
       </w:r>
+      <w:r>
+        <w:rPr>
+          <w:rFonts w:ascii="Arial" w:hAnsi="Arial" w:cs="Arial"/>
+          <w:color w:val="1F497D" w:themeColor="text2"/>
+          <w:lang w:val="es-ES" w:eastAsia="es-ES"/>
+        </w:rPr>
+        <w:t>3</w:t>
+      </w:r>
+      <w:r>
+        <w:rPr>
+          <w:rFonts w:ascii="Arial" w:hAnsi="Arial" w:cs="Arial"/>
+          <w:color w:val="1F497D" w:themeColor="text2"/>
+          <w:lang w:val="es-ES" w:eastAsia="es-ES"/>
+        </w:rPr>
+        <w:t>.2</w:t>
+      </w:r>
+      <w:r>
+        <w:rPr>
+          <w:rFonts w:ascii="Arial" w:hAnsi="Arial" w:cs="Arial"/>
+          <w:color w:val="1F497D" w:themeColor="text2"/>
+          <w:lang w:val="es-ES" w:eastAsia="es-ES"/>
+        </w:rPr>
+        <w:t>.1</w:t>
+      </w:r>
+      <w:r>
+        <w:rPr>
+          <w:rFonts w:ascii="Arial" w:hAnsi="Arial" w:cs="Arial"/>
+          <w:color w:val="1F497D" w:themeColor="text2"/>
+          <w:lang w:val="es-ES" w:eastAsia="es-ES"/>
+        </w:rPr>
+        <w:t xml:space="preserve"> Modelo Entidad Relación</w:t>
+      </w:r>
+      <w:r>
+        <w:rPr>
+          <w:rFonts w:ascii="Arial" w:hAnsi="Arial" w:cs="Arial"/>
+          <w:color w:val="1F497D" w:themeColor="text2"/>
+          <w:lang w:val="es-ES" w:eastAsia="es-ES"/>
+        </w:rPr>
+        <w:t>.</w:t>
+      </w:r>
+    </w:p>
+    <w:p>
+      <w:pPr>
+        <w:pStyle w:val="Ttulo4"/>
+        <w:rPr>
+          <w:rFonts w:ascii="Arial" w:hAnsi="Arial" w:cs="Arial"/>
+          <w:b/>
+          <w:bCs/>
+          <w:i w:val="0"/>
+          <w:iCs w:val="0"/>
+          <w:color w:val="1F497D" w:themeColor="text2"/>
+          <w:sz w:val="24"/>
+          <w:szCs w:val="24"/>
+          <w:lang w:val="es-ES" w:eastAsia="es-ES"/>
+        </w:rPr>
+      </w:pPr>
+      <w:r>
+        <w:rPr>
+          <w:rFonts w:ascii="Arial" w:hAnsi="Arial" w:cs="Arial"/>
+          <w:b/>
+          <w:bCs/>
+          <w:i w:val="0"/>
+          <w:iCs w:val="0"/>
+          <w:color w:val="1F497D" w:themeColor="text2"/>
+          <w:sz w:val="24"/>
+          <w:szCs w:val="24"/>
+          <w:lang w:val="es-ES" w:eastAsia="es-ES"/>
+        </w:rPr>
+        <w:lastRenderedPageBreak/>
+        <w:t>Diccionario modelo entidad relación.</w:t>
+      </w:r>
+    </w:p>
+    <w:p>
+      <w:pPr>
+        <w:rPr>
+          <w:rFonts w:ascii="Arial" w:hAnsi="Arial" w:cs="Arial"/>
+          <w:color w:val="1F497D" w:themeColor="text2"/>
+          <w:lang w:val="es-ES" w:eastAsia="es-ES"/>
+        </w:rPr>
+      </w:pPr>
+      <w:r>
+        <w:rPr>
+          <w:rFonts w:ascii="Arial" w:hAnsi="Arial" w:cs="Arial"/>
+          <w:color w:val="1F497D" w:themeColor="text2"/>
+          <w:lang w:val="es-ES" w:eastAsia="es-ES"/>
+        </w:rPr>
+        <w:t>El modelo describe cómo se organiza la información persistente de ATEDA mediante entidades (rectángulos), atributos (óvalos) y relaciones (rombos). Las cardinalidades 1:N y N:M indican cuántas instancias pueden participar en cada relación.</w:t>
+      </w:r>
+    </w:p>
+    <w:tbl>
+      <w:tblPr>
+        <w:tblStyle w:val="Sombreadoclaro-nfasis1"/>
+        <w:tblW w:w="0" w:type="auto"/>
+        <w:jc w:val="center"/>
+        <w:tblBorders>
+          <w:top w:val="single" w:sz="4" w:space="0" w:color="auto"/>
+          <w:left w:val="single" w:sz="4" w:space="0" w:color="auto"/>
+          <w:bottom w:val="single" w:sz="4" w:space="0" w:color="auto"/>
+          <w:right w:val="single" w:sz="4" w:space="0" w:color="auto"/>
+          <w:insideH w:val="single" w:sz="4" w:space="0" w:color="auto"/>
+          <w:insideV w:val="single" w:sz="4" w:space="0" w:color="auto"/>
+        </w:tblBorders>
+        <w:tblLook w:val="04A0" w:firstRow="1" w:lastRow="0" w:firstColumn="1" w:lastColumn="0" w:noHBand="0" w:noVBand="1"/>
+      </w:tblPr>
+      <w:tblGrid>
+        <w:gridCol w:w="2880"/>
+        <w:gridCol w:w="2880"/>
+        <w:gridCol w:w="2880"/>
+      </w:tblGrid>
+      <w:tr>
+        <w:trPr>
+          <w:cnfStyle w:val="100000000000" w:firstRow="1" w:lastRow="0" w:firstColumn="0" w:lastColumn="0" w:oddVBand="0" w:evenVBand="0" w:oddHBand="0" w:evenHBand="0" w:firstRowFirstColumn="0" w:firstRowLastColumn="0" w:lastRowFirstColumn="0" w:lastRowLastColumn="0"/>
+          <w:jc w:val="center"/>
+        </w:trPr>
+        <w:tc>
+          <w:tcPr>
+            <w:cnfStyle w:val="001000000000" w:firstRow="0" w:lastRow="0" w:firstColumn="1" w:lastColumn="0" w:oddVBand="0" w:evenVBand="0" w:oddHBand="0" w:evenHBand="0" w:firstRowFirstColumn="0" w:firstRowLastColumn="0" w:lastRowFirstColumn="0" w:lastRowLastColumn="0"/>
+            <w:tcW w:w="2880" w:type="dxa"/>
+            <w:tcBorders>
+              <w:top w:val="none" w:sz="0" w:space="0" w:color="auto"/>
+              <w:left w:val="none" w:sz="0" w:space="0" w:color="auto"/>
+              <w:bottom w:val="none" w:sz="0" w:space="0" w:color="auto"/>
+              <w:right w:val="none" w:sz="0" w:space="0" w:color="auto"/>
+            </w:tcBorders>
+            <w:shd w:val="clear" w:color="auto" w:fill="DBE5F1" w:themeFill="accent1" w:themeFillTint="33"/>
+          </w:tcPr>
+          <w:p>
+            <w:pPr>
+              <w:rPr>
+                <w:sz w:val="28"/>
+                <w:szCs w:val="28"/>
+              </w:rPr>
+            </w:pPr>
+            <w:r>
+              <w:rPr>
+                <w:sz w:val="28"/>
+                <w:szCs w:val="28"/>
+              </w:rPr>
+              <w:t>Grupo</w:t>
+            </w:r>
+          </w:p>
+        </w:tc>
+        <w:tc>
+          <w:tcPr>
+            <w:tcW w:w="2880" w:type="dxa"/>
+            <w:tcBorders>
+              <w:top w:val="none" w:sz="0" w:space="0" w:color="auto"/>
+              <w:left w:val="none" w:sz="0" w:space="0" w:color="auto"/>
+              <w:bottom w:val="none" w:sz="0" w:space="0" w:color="auto"/>
+              <w:right w:val="none" w:sz="0" w:space="0" w:color="auto"/>
+            </w:tcBorders>
+            <w:shd w:val="clear" w:color="auto" w:fill="DBE5F1" w:themeFill="accent1" w:themeFillTint="33"/>
+          </w:tcPr>
+          <w:p>
+            <w:pPr>
+              <w:cnfStyle w:val="100000000000" w:firstRow="1" w:lastRow="0" w:firstColumn="0" w:lastColumn="0" w:oddVBand="0" w:evenVBand="0" w:oddHBand="0" w:evenHBand="0" w:firstRowFirstColumn="0" w:firstRowLastColumn="0" w:lastRowFirstColumn="0" w:lastRowLastColumn="0"/>
+              <w:rPr>
+                <w:sz w:val="28"/>
+                <w:szCs w:val="28"/>
+              </w:rPr>
+            </w:pPr>
+            <w:r>
+              <w:rPr>
+                <w:sz w:val="28"/>
+                <w:szCs w:val="28"/>
+              </w:rPr>
+              <w:t>Entidades visibles</w:t>
+            </w:r>
+          </w:p>
+        </w:tc>
+        <w:tc>
+          <w:tcPr>
+            <w:tcW w:w="2880" w:type="dxa"/>
+            <w:tcBorders>
+              <w:top w:val="none" w:sz="0" w:space="0" w:color="auto"/>
+              <w:left w:val="none" w:sz="0" w:space="0" w:color="auto"/>
+              <w:bottom w:val="none" w:sz="0" w:space="0" w:color="auto"/>
+              <w:right w:val="none" w:sz="0" w:space="0" w:color="auto"/>
+            </w:tcBorders>
+            <w:shd w:val="clear" w:color="auto" w:fill="DBE5F1" w:themeFill="accent1" w:themeFillTint="33"/>
+          </w:tcPr>
+          <w:p>
+            <w:pPr>
+              <w:cnfStyle w:val="100000000000" w:firstRow="1" w:lastRow="0" w:firstColumn="0" w:lastColumn="0" w:oddVBand="0" w:evenVBand="0" w:oddHBand="0" w:evenHBand="0" w:firstRowFirstColumn="0" w:firstRowLastColumn="0" w:lastRowFirstColumn="0" w:lastRowLastColumn="0"/>
+              <w:rPr>
+                <w:sz w:val="28"/>
+                <w:szCs w:val="28"/>
+              </w:rPr>
+            </w:pPr>
+            <w:r>
+              <w:rPr>
+                <w:sz w:val="28"/>
+                <w:szCs w:val="28"/>
+              </w:rPr>
+              <w:t>Propósito</w:t>
+            </w:r>
+          </w:p>
+        </w:tc>
+      </w:tr>
+      <w:tr>
+        <w:trPr>
+          <w:cnfStyle w:val="000000100000" w:firstRow="0" w:lastRow="0" w:firstColumn="0" w:lastColumn="0" w:oddVBand="0" w:evenVBand="0" w:oddHBand="1" w:evenHBand="0" w:firstRowFirstColumn="0" w:firstRowLastColumn="0" w:lastRowFirstColumn="0" w:lastRowLastColumn="0"/>
+          <w:jc w:val="center"/>
+        </w:trPr>
+        <w:tc>
+          <w:tcPr>
+            <w:cnfStyle w:val="001000000000" w:firstRow="0" w:lastRow="0" w:firstColumn="1" w:lastColumn="0" w:oddVBand="0" w:evenVBand="0" w:oddHBand="0" w:evenHBand="0" w:firstRowFirstColumn="0" w:firstRowLastColumn="0" w:lastRowFirstColumn="0" w:lastRowLastColumn="0"/>
+            <w:tcW w:w="2880" w:type="dxa"/>
+            <w:tcBorders>
+              <w:left w:val="none" w:sz="0" w:space="0" w:color="auto"/>
+              <w:right w:val="none" w:sz="0" w:space="0" w:color="auto"/>
+            </w:tcBorders>
+            <w:shd w:val="clear" w:color="auto" w:fill="1F497D" w:themeFill="text2"/>
+          </w:tcPr>
+          <w:p>
+            <w:pPr>
+              <w:rPr>
+                <w:color w:val="FFFFFF" w:themeColor="background1"/>
+                <w:sz w:val="24"/>
+                <w:szCs w:val="24"/>
+              </w:rPr>
+            </w:pPr>
+            <w:r>
+              <w:rPr>
+                <w:color w:val="FFFFFF" w:themeColor="background1"/>
+                <w:sz w:val="24"/>
+                <w:szCs w:val="24"/>
+              </w:rPr>
+              <w:t>Institucional y curricular</w:t>
+            </w:r>
+          </w:p>
+        </w:tc>
+        <w:tc>
+          <w:tcPr>
+            <w:tcW w:w="2880" w:type="dxa"/>
+            <w:tcBorders>
+              <w:left w:val="none" w:sz="0" w:space="0" w:color="auto"/>
+              <w:right w:val="none" w:sz="0" w:space="0" w:color="auto"/>
+            </w:tcBorders>
+            <w:shd w:val="clear" w:color="auto" w:fill="FFFFFF" w:themeFill="background1"/>
+          </w:tcPr>
+          <w:p>
+            <w:pPr>
+              <w:cnfStyle w:val="000000100000" w:firstRow="0" w:lastRow="0" w:firstColumn="0" w:lastColumn="0" w:oddVBand="0" w:evenVBand="0" w:oddHBand="1" w:evenHBand="0" w:firstRowFirstColumn="0" w:firstRowLastColumn="0" w:lastRowFirstColumn="0" w:lastRowLastColumn="0"/>
+              <w:rPr>
+                <w:color w:val="1F497D" w:themeColor="text2"/>
+                <w:lang w:val="es-419"/>
+              </w:rPr>
+            </w:pPr>
+            <w:r>
+              <w:rPr>
+                <w:color w:val="1F497D" w:themeColor="text2"/>
+                <w:lang w:val="es-419"/>
+              </w:rPr>
+              <w:t>Establecimiento, Curso, Nivel educacional, Asignatura, Eje, Objetivo de Aprendizaje</w:t>
+            </w:r>
+          </w:p>
+        </w:tc>
+        <w:tc>
+          <w:tcPr>
+            <w:tcW w:w="2880" w:type="dxa"/>
+            <w:tcBorders>
+              <w:left w:val="none" w:sz="0" w:space="0" w:color="auto"/>
+              <w:right w:val="none" w:sz="0" w:space="0" w:color="auto"/>
+            </w:tcBorders>
+            <w:shd w:val="clear" w:color="auto" w:fill="FFFFFF" w:themeFill="background1"/>
+          </w:tcPr>
+          <w:p>
+            <w:pPr>
+              <w:cnfStyle w:val="000000100000" w:firstRow="0" w:lastRow="0" w:firstColumn="0" w:lastColumn="0" w:oddVBand="0" w:evenVBand="0" w:oddHBand="1" w:evenHBand="0" w:firstRowFirstColumn="0" w:firstRowLastColumn="0" w:lastRowFirstColumn="0" w:lastRowLastColumn="0"/>
+              <w:rPr>
+                <w:color w:val="1F497D" w:themeColor="text2"/>
+                <w:lang w:val="es-419"/>
+              </w:rPr>
+            </w:pPr>
+            <w:r>
+              <w:rPr>
+                <w:color w:val="1F497D" w:themeColor="text2"/>
+                <w:lang w:val="es-419"/>
+              </w:rPr>
+              <w:t>Estructurar establecimiento, cursos y currículo.</w:t>
+            </w:r>
+          </w:p>
+        </w:tc>
+      </w:tr>
+      <w:tr>
+        <w:trPr>
+          <w:jc w:val="center"/>
+        </w:trPr>
+        <w:tc>
+          <w:tcPr>
+            <w:cnfStyle w:val="001000000000" w:firstRow="0" w:lastRow="0" w:firstColumn="1" w:lastColumn="0" w:oddVBand="0" w:evenVBand="0" w:oddHBand="0" w:evenHBand="0" w:firstRowFirstColumn="0" w:firstRowLastColumn="0" w:lastRowFirstColumn="0" w:lastRowLastColumn="0"/>
+            <w:tcW w:w="2880" w:type="dxa"/>
+            <w:shd w:val="clear" w:color="auto" w:fill="1F497D" w:themeFill="text2"/>
+          </w:tcPr>
+          <w:p>
+            <w:pPr>
+              <w:rPr>
+                <w:color w:val="FFFFFF" w:themeColor="background1"/>
+                <w:sz w:val="24"/>
+                <w:szCs w:val="24"/>
+              </w:rPr>
+            </w:pPr>
+            <w:r>
+              <w:rPr>
+                <w:color w:val="FFFFFF" w:themeColor="background1"/>
+                <w:sz w:val="24"/>
+                <w:szCs w:val="24"/>
+              </w:rPr>
+              <w:t>Estudiantes y antecedentes</w:t>
+            </w:r>
+          </w:p>
+        </w:tc>
+        <w:tc>
+          <w:tcPr>
+            <w:tcW w:w="2880" w:type="dxa"/>
+            <w:shd w:val="clear" w:color="auto" w:fill="FFFFFF" w:themeFill="background1"/>
+          </w:tcPr>
+          <w:p>
+            <w:pPr>
+              <w:cnfStyle w:val="000000000000" w:firstRow="0" w:lastRow="0" w:firstColumn="0" w:lastColumn="0" w:oddVBand="0" w:evenVBand="0" w:oddHBand="0" w:evenHBand="0" w:firstRowFirstColumn="0" w:firstRowLastColumn="0" w:lastRowFirstColumn="0" w:lastRowLastColumn="0"/>
+              <w:rPr>
+                <w:color w:val="1F497D" w:themeColor="text2"/>
+              </w:rPr>
+            </w:pPr>
+            <w:r>
+              <w:rPr>
+                <w:color w:val="1F497D" w:themeColor="text2"/>
+              </w:rPr>
+              <w:t xml:space="preserve">Estudiante, Apoderado, </w:t>
+            </w:r>
+            <w:r>
+              <w:rPr>
+                <w:color w:val="1F497D" w:themeColor="text2"/>
+              </w:rPr>
+              <w:t>Matr</w:t>
+            </w:r>
+            <w:r>
+              <w:rPr>
+                <w:color w:val="1F497D" w:themeColor="text2"/>
+              </w:rPr>
+              <w:t>í</w:t>
+            </w:r>
+            <w:r>
+              <w:rPr>
+                <w:color w:val="1F497D" w:themeColor="text2"/>
+              </w:rPr>
+              <w:t>cula</w:t>
+            </w:r>
+          </w:p>
+        </w:tc>
+        <w:tc>
+          <w:tcPr>
+            <w:tcW w:w="2880" w:type="dxa"/>
+            <w:shd w:val="clear" w:color="auto" w:fill="FFFFFF" w:themeFill="background1"/>
+          </w:tcPr>
+          <w:p>
+            <w:pPr>
+              <w:cnfStyle w:val="000000000000" w:firstRow="0" w:lastRow="0" w:firstColumn="0" w:lastColumn="0" w:oddVBand="0" w:evenVBand="0" w:oddHBand="0" w:evenHBand="0" w:firstRowFirstColumn="0" w:firstRowLastColumn="0" w:lastRowFirstColumn="0" w:lastRowLastColumn="0"/>
+              <w:rPr>
+                <w:color w:val="1F497D" w:themeColor="text2"/>
+                <w:lang w:val="es-419"/>
+              </w:rPr>
+            </w:pPr>
+            <w:r>
+              <w:rPr>
+                <w:color w:val="1F497D" w:themeColor="text2"/>
+                <w:lang w:val="es-419"/>
+              </w:rPr>
+              <w:t>Identificar al estudiante, sus responsables y su matrícula.</w:t>
+            </w:r>
+          </w:p>
+        </w:tc>
+      </w:tr>
+      <w:tr>
+        <w:trPr>
+          <w:cnfStyle w:val="000000100000" w:firstRow="0" w:lastRow="0" w:firstColumn="0" w:lastColumn="0" w:oddVBand="0" w:evenVBand="0" w:oddHBand="1" w:evenHBand="0" w:firstRowFirstColumn="0" w:firstRowLastColumn="0" w:lastRowFirstColumn="0" w:lastRowLastColumn="0"/>
+          <w:jc w:val="center"/>
+        </w:trPr>
+        <w:tc>
+          <w:tcPr>
+            <w:cnfStyle w:val="001000000000" w:firstRow="0" w:lastRow="0" w:firstColumn="1" w:lastColumn="0" w:oddVBand="0" w:evenVBand="0" w:oddHBand="0" w:evenHBand="0" w:firstRowFirstColumn="0" w:firstRowLastColumn="0" w:lastRowFirstColumn="0" w:lastRowLastColumn="0"/>
+            <w:tcW w:w="2880" w:type="dxa"/>
+            <w:tcBorders>
+              <w:left w:val="none" w:sz="0" w:space="0" w:color="auto"/>
+              <w:right w:val="none" w:sz="0" w:space="0" w:color="auto"/>
+            </w:tcBorders>
+            <w:shd w:val="clear" w:color="auto" w:fill="1F497D" w:themeFill="text2"/>
+          </w:tcPr>
+          <w:p>
+            <w:pPr>
+              <w:rPr>
+                <w:color w:val="FFFFFF" w:themeColor="background1"/>
+                <w:sz w:val="24"/>
+                <w:szCs w:val="24"/>
+              </w:rPr>
+            </w:pPr>
+            <w:r>
+              <w:rPr>
+                <w:color w:val="FFFFFF" w:themeColor="background1"/>
+                <w:sz w:val="24"/>
+                <w:szCs w:val="24"/>
+              </w:rPr>
+              <w:t>Académico</w:t>
+            </w:r>
+          </w:p>
+        </w:tc>
+        <w:tc>
+          <w:tcPr>
+            <w:tcW w:w="2880" w:type="dxa"/>
+            <w:tcBorders>
+              <w:left w:val="none" w:sz="0" w:space="0" w:color="auto"/>
+              <w:right w:val="none" w:sz="0" w:space="0" w:color="auto"/>
+            </w:tcBorders>
+            <w:shd w:val="clear" w:color="auto" w:fill="FFFFFF" w:themeFill="background1"/>
+          </w:tcPr>
+          <w:p>
+            <w:pPr>
+              <w:cnfStyle w:val="000000100000" w:firstRow="0" w:lastRow="0" w:firstColumn="0" w:lastColumn="0" w:oddVBand="0" w:evenVBand="0" w:oddHBand="1" w:evenHBand="0" w:firstRowFirstColumn="0" w:firstRowLastColumn="0" w:lastRowFirstColumn="0" w:lastRowLastColumn="0"/>
+              <w:rPr>
+                <w:color w:val="1F497D" w:themeColor="text2"/>
+              </w:rPr>
+            </w:pPr>
+            <w:r>
+              <w:rPr>
+                <w:color w:val="1F497D" w:themeColor="text2"/>
+              </w:rPr>
+              <w:t>Evaluación, Calificación, Asistencia</w:t>
+            </w:r>
+          </w:p>
+        </w:tc>
+        <w:tc>
+          <w:tcPr>
+            <w:tcW w:w="2880" w:type="dxa"/>
+            <w:tcBorders>
+              <w:left w:val="none" w:sz="0" w:space="0" w:color="auto"/>
+              <w:right w:val="none" w:sz="0" w:space="0" w:color="auto"/>
+            </w:tcBorders>
+            <w:shd w:val="clear" w:color="auto" w:fill="FFFFFF" w:themeFill="background1"/>
+          </w:tcPr>
+          <w:p>
+            <w:pPr>
+              <w:cnfStyle w:val="000000100000" w:firstRow="0" w:lastRow="0" w:firstColumn="0" w:lastColumn="0" w:oddVBand="0" w:evenVBand="0" w:oddHBand="1" w:evenHBand="0" w:firstRowFirstColumn="0" w:firstRowLastColumn="0" w:lastRowFirstColumn="0" w:lastRowLastColumn="0"/>
+              <w:rPr>
+                <w:color w:val="1F497D" w:themeColor="text2"/>
+                <w:lang w:val="es-419"/>
+              </w:rPr>
+            </w:pPr>
+            <w:r>
+              <w:rPr>
+                <w:color w:val="1F497D" w:themeColor="text2"/>
+                <w:lang w:val="es-419"/>
+              </w:rPr>
+              <w:t>Registrar evaluación, notas y asistencia.</w:t>
+            </w:r>
+          </w:p>
+        </w:tc>
+      </w:tr>
+      <w:tr>
+        <w:trPr>
+          <w:jc w:val="center"/>
+        </w:trPr>
+        <w:tc>
+          <w:tcPr>
+            <w:cnfStyle w:val="001000000000" w:firstRow="0" w:lastRow="0" w:firstColumn="1" w:lastColumn="0" w:oddVBand="0" w:evenVBand="0" w:oddHBand="0" w:evenHBand="0" w:firstRowFirstColumn="0" w:firstRowLastColumn="0" w:lastRowFirstColumn="0" w:lastRowLastColumn="0"/>
+            <w:tcW w:w="2880" w:type="dxa"/>
+            <w:shd w:val="clear" w:color="auto" w:fill="1F497D" w:themeFill="text2"/>
+          </w:tcPr>
+          <w:p>
+            <w:pPr>
+              <w:rPr>
+                <w:color w:val="FFFFFF" w:themeColor="background1"/>
+                <w:sz w:val="24"/>
+                <w:szCs w:val="24"/>
+              </w:rPr>
+            </w:pPr>
+            <w:r>
+              <w:rPr>
+                <w:color w:val="FFFFFF" w:themeColor="background1"/>
+                <w:sz w:val="24"/>
+                <w:szCs w:val="24"/>
+              </w:rPr>
+              <w:t>Detección y alertas</w:t>
+            </w:r>
+          </w:p>
+        </w:tc>
+        <w:tc>
+          <w:tcPr>
+            <w:tcW w:w="2880" w:type="dxa"/>
+            <w:shd w:val="clear" w:color="auto" w:fill="FFFFFF" w:themeFill="background1"/>
+          </w:tcPr>
+          <w:p>
+            <w:pPr>
+              <w:cnfStyle w:val="000000000000" w:firstRow="0" w:lastRow="0" w:firstColumn="0" w:lastColumn="0" w:oddVBand="0" w:evenVBand="0" w:oddHBand="0" w:evenHBand="0" w:firstRowFirstColumn="0" w:firstRowLastColumn="0" w:lastRowFirstColumn="0" w:lastRowLastColumn="0"/>
+              <w:rPr>
+                <w:color w:val="1F497D" w:themeColor="text2"/>
+              </w:rPr>
+            </w:pPr>
+            <w:r>
+              <w:rPr>
+                <w:color w:val="1F497D" w:themeColor="text2"/>
+              </w:rPr>
+              <w:t>Indicador, Registro</w:t>
+            </w:r>
+            <w:r>
+              <w:rPr>
+                <w:color w:val="1F497D" w:themeColor="text2"/>
+              </w:rPr>
+              <w:t xml:space="preserve"> </w:t>
+            </w:r>
+            <w:r>
+              <w:rPr>
+                <w:color w:val="1F497D" w:themeColor="text2"/>
+              </w:rPr>
+              <w:t>Indicado</w:t>
+            </w:r>
+            <w:r>
+              <w:rPr>
+                <w:color w:val="1F497D" w:themeColor="text2"/>
+              </w:rPr>
+              <w:t>r</w:t>
+            </w:r>
+            <w:r>
+              <w:rPr>
+                <w:color w:val="1F497D" w:themeColor="text2"/>
+              </w:rPr>
+              <w:t>, Alerta</w:t>
+            </w:r>
+          </w:p>
+        </w:tc>
+        <w:tc>
+          <w:tcPr>
+            <w:tcW w:w="2880" w:type="dxa"/>
+            <w:shd w:val="clear" w:color="auto" w:fill="FFFFFF" w:themeFill="background1"/>
+          </w:tcPr>
+          <w:p>
+            <w:pPr>
+              <w:cnfStyle w:val="000000000000" w:firstRow="0" w:lastRow="0" w:firstColumn="0" w:lastColumn="0" w:oddVBand="0" w:evenVBand="0" w:oddHBand="0" w:evenHBand="0" w:firstRowFirstColumn="0" w:firstRowLastColumn="0" w:lastRowFirstColumn="0" w:lastRowLastColumn="0"/>
+              <w:rPr>
+                <w:color w:val="1F497D" w:themeColor="text2"/>
+                <w:lang w:val="es-419"/>
+              </w:rPr>
+            </w:pPr>
+            <w:r>
+              <w:rPr>
+                <w:color w:val="1F497D" w:themeColor="text2"/>
+                <w:lang w:val="es-419"/>
+              </w:rPr>
+              <w:t>Definir indicadores, conservar mediciones y asociar evidencias a alertas.</w:t>
+            </w:r>
+          </w:p>
+        </w:tc>
+      </w:tr>
+      <w:tr>
+        <w:trPr>
+          <w:cnfStyle w:val="000000100000" w:firstRow="0" w:lastRow="0" w:firstColumn="0" w:lastColumn="0" w:oddVBand="0" w:evenVBand="0" w:oddHBand="1" w:evenHBand="0" w:firstRowFirstColumn="0" w:firstRowLastColumn="0" w:lastRowFirstColumn="0" w:lastRowLastColumn="0"/>
+          <w:jc w:val="center"/>
+        </w:trPr>
+        <w:tc>
+          <w:tcPr>
+            <w:cnfStyle w:val="001000000000" w:firstRow="0" w:lastRow="0" w:firstColumn="1" w:lastColumn="0" w:oddVBand="0" w:evenVBand="0" w:oddHBand="0" w:evenHBand="0" w:firstRowFirstColumn="0" w:firstRowLastColumn="0" w:lastRowFirstColumn="0" w:lastRowLastColumn="0"/>
+            <w:tcW w:w="2880" w:type="dxa"/>
+            <w:tcBorders>
+              <w:left w:val="none" w:sz="0" w:space="0" w:color="auto"/>
+              <w:right w:val="none" w:sz="0" w:space="0" w:color="auto"/>
+            </w:tcBorders>
+            <w:shd w:val="clear" w:color="auto" w:fill="1F497D" w:themeFill="text2"/>
+          </w:tcPr>
+          <w:p>
+            <w:pPr>
+              <w:rPr>
+                <w:color w:val="FFFFFF" w:themeColor="background1"/>
+                <w:sz w:val="24"/>
+                <w:szCs w:val="24"/>
+              </w:rPr>
+            </w:pPr>
+            <w:r>
+              <w:rPr>
+                <w:color w:val="FFFFFF" w:themeColor="background1"/>
+                <w:sz w:val="24"/>
+                <w:szCs w:val="24"/>
+              </w:rPr>
+              <w:t>Gestión y seguimiento</w:t>
+            </w:r>
+          </w:p>
+        </w:tc>
+        <w:tc>
+          <w:tcPr>
+            <w:tcW w:w="2880" w:type="dxa"/>
+            <w:tcBorders>
+              <w:left w:val="none" w:sz="0" w:space="0" w:color="auto"/>
+              <w:right w:val="none" w:sz="0" w:space="0" w:color="auto"/>
+            </w:tcBorders>
+            <w:shd w:val="clear" w:color="auto" w:fill="FFFFFF" w:themeFill="background1"/>
+          </w:tcPr>
+          <w:p>
+            <w:pPr>
+              <w:cnfStyle w:val="000000100000" w:firstRow="0" w:lastRow="0" w:firstColumn="0" w:lastColumn="0" w:oddVBand="0" w:evenVBand="0" w:oddHBand="1" w:evenHBand="0" w:firstRowFirstColumn="0" w:firstRowLastColumn="0" w:lastRowFirstColumn="0" w:lastRowLastColumn="0"/>
+              <w:rPr>
+                <w:color w:val="1F497D" w:themeColor="text2"/>
+                <w:lang w:val="es-419"/>
+              </w:rPr>
+            </w:pPr>
+            <w:r>
+              <w:rPr>
+                <w:color w:val="1F497D" w:themeColor="text2"/>
+                <w:lang w:val="es-419"/>
+              </w:rPr>
+              <w:t>Seguimiento, Documento, Observación Docente, Usuarios, Rol</w:t>
+            </w:r>
+          </w:p>
+        </w:tc>
+        <w:tc>
+          <w:tcPr>
+            <w:tcW w:w="2880" w:type="dxa"/>
+            <w:tcBorders>
+              <w:left w:val="none" w:sz="0" w:space="0" w:color="auto"/>
+              <w:right w:val="none" w:sz="0" w:space="0" w:color="auto"/>
+            </w:tcBorders>
+            <w:shd w:val="clear" w:color="auto" w:fill="FFFFFF" w:themeFill="background1"/>
+          </w:tcPr>
+          <w:p>
+            <w:pPr>
+              <w:cnfStyle w:val="000000100000" w:firstRow="0" w:lastRow="0" w:firstColumn="0" w:lastColumn="0" w:oddVBand="0" w:evenVBand="0" w:oddHBand="1" w:evenHBand="0" w:firstRowFirstColumn="0" w:firstRowLastColumn="0" w:lastRowFirstColumn="0" w:lastRowLastColumn="0"/>
+              <w:rPr>
+                <w:color w:val="1F497D" w:themeColor="text2"/>
+                <w:lang w:val="es-419"/>
+              </w:rPr>
+            </w:pPr>
+            <w:r>
+              <w:rPr>
+                <w:color w:val="1F497D" w:themeColor="text2"/>
+                <w:lang w:val="es-419"/>
+              </w:rPr>
+              <w:t>Documentar intervenciones, antecedentes, responsables y acceso.</w:t>
+            </w:r>
+          </w:p>
+        </w:tc>
+      </w:tr>
+    </w:tbl>
+    <w:p>
+      <w:pPr>
+        <w:rPr>
+          <w:rFonts w:ascii="Arial" w:hAnsi="Arial" w:cs="Arial"/>
+          <w:color w:val="1F497D" w:themeColor="text2"/>
+          <w:lang w:val="es-ES" w:eastAsia="es-ES"/>
+        </w:rPr>
+      </w:pPr>
+    </w:p>
+    <w:p>
+      <w:pPr>
+        <w:rPr>
+          <w:rFonts w:ascii="Arial" w:hAnsi="Arial" w:cs="Arial"/>
+          <w:color w:val="1F497D" w:themeColor="text2"/>
+          <w:lang w:val="es-ES" w:eastAsia="es-ES"/>
+        </w:rPr>
+      </w:pPr>
+    </w:p>
+    <w:p>
+      <w:pPr>
+        <w:rPr>
+          <w:rFonts w:ascii="Arial" w:hAnsi="Arial" w:cs="Arial"/>
+          <w:color w:val="1F497D" w:themeColor="text2"/>
+          <w:lang w:val="es-ES" w:eastAsia="es-ES"/>
+        </w:rPr>
+      </w:pPr>
+    </w:p>
+    <w:p>
+      <w:pPr>
+        <w:rPr>
+          <w:rFonts w:ascii="Arial" w:hAnsi="Arial" w:cs="Arial"/>
+          <w:color w:val="1F497D" w:themeColor="text2"/>
+          <w:lang w:val="es-ES" w:eastAsia="es-ES"/>
+        </w:rPr>
+      </w:pPr>
+    </w:p>
+    <w:p>
+      <w:pPr>
+        <w:rPr>
+          <w:rFonts w:ascii="Arial" w:hAnsi="Arial" w:cs="Arial"/>
+          <w:color w:val="1F497D" w:themeColor="text2"/>
+          <w:lang w:val="es-ES" w:eastAsia="es-ES"/>
+        </w:rPr>
+      </w:pPr>
+    </w:p>
+    <w:p>
+      <w:pPr>
+        <w:rPr>
+          <w:rFonts w:ascii="Arial" w:hAnsi="Arial" w:cs="Arial"/>
+          <w:color w:val="1F497D" w:themeColor="text2"/>
+          <w:lang w:val="es-ES" w:eastAsia="es-ES"/>
+        </w:rPr>
+      </w:pPr>
+    </w:p>
+    <w:p>
+      <w:pPr>
+        <w:rPr>
+          <w:rFonts w:ascii="Arial" w:hAnsi="Arial" w:cs="Arial"/>
+          <w:color w:val="1F497D" w:themeColor="text2"/>
+          <w:lang w:val="es-ES" w:eastAsia="es-ES"/>
+        </w:rPr>
+      </w:pPr>
+    </w:p>
+    <w:p>
+      <w:pPr>
+        <w:rPr>
+          <w:rFonts w:ascii="Arial" w:hAnsi="Arial" w:cs="Arial"/>
+          <w:color w:val="1F497D" w:themeColor="text2"/>
+          <w:lang w:val="es-ES" w:eastAsia="es-ES"/>
+        </w:rPr>
+      </w:pPr>
+    </w:p>
+    <w:p>
+      <w:pPr>
+        <w:rPr>
+          <w:rFonts w:ascii="Arial" w:hAnsi="Arial" w:cs="Arial"/>
+          <w:color w:val="1F497D" w:themeColor="text2"/>
+          <w:lang w:val="es-ES" w:eastAsia="es-ES"/>
+        </w:rPr>
+      </w:pPr>
+    </w:p>
+    <w:p>
+      <w:pPr>
+        <w:rPr>
+          <w:rFonts w:ascii="Arial" w:hAnsi="Arial" w:cs="Arial"/>
+          <w:color w:val="1F497D" w:themeColor="text2"/>
+          <w:lang w:val="es-ES" w:eastAsia="es-ES"/>
+        </w:rPr>
+      </w:pPr>
+    </w:p>
+    <w:p>
+      <w:pPr>
+        <w:rPr>
+          <w:rFonts w:ascii="Arial" w:hAnsi="Arial" w:cs="Arial"/>
+          <w:color w:val="1F497D" w:themeColor="text2"/>
+          <w:lang w:val="es-ES" w:eastAsia="es-ES"/>
+        </w:rPr>
+      </w:pPr>
+    </w:p>
+    <w:p>
+      <w:pPr>
+        <w:rPr>
+          <w:rFonts w:ascii="Arial" w:hAnsi="Arial" w:cs="Arial"/>
+          <w:color w:val="1F497D" w:themeColor="text2"/>
+          <w:lang w:val="es-ES" w:eastAsia="es-ES"/>
+        </w:rPr>
+      </w:pPr>
+    </w:p>
+    <w:p>
+      <w:pPr>
+        <w:rPr>
+          <w:rFonts w:ascii="Arial" w:hAnsi="Arial" w:cs="Arial"/>
+          <w:color w:val="1F497D" w:themeColor="text2"/>
+          <w:lang w:val="es-ES" w:eastAsia="es-ES"/>
+        </w:rPr>
+      </w:pPr>
+    </w:p>
+    <w:p>
+      <w:pPr>
+        <w:rPr>
+          <w:rFonts w:ascii="Arial" w:hAnsi="Arial" w:cs="Arial"/>
+          <w:color w:val="1F497D" w:themeColor="text2"/>
+          <w:lang w:val="es-ES" w:eastAsia="es-ES"/>
+        </w:rPr>
+      </w:pPr>
     </w:p>
     <w:p>
       <w:pPr>
@@ -3282,10 +4389,10 @@
           <w:lang w:val="en-US"/>
         </w:rPr>
         <w:drawing>
-          <wp:inline distT="0" distB="0" distL="0" distR="0" wp14:anchorId="30AB9708" wp14:editId="4DBB4893">
-            <wp:extent cx="6572250" cy="5679079"/>
+          <wp:inline distT="0" distB="0" distL="0" distR="0" wp14:anchorId="39DB57ED" wp14:editId="2A0154ED">
+            <wp:extent cx="6568751" cy="6721980"/>
             <wp:effectExtent l="0" t="0" r="0" b="0"/>
-            <wp:docPr id="775736589" name="Imagen 2"/>
+            <wp:docPr id="8747070" name="Imagen 1"/>
             <wp:cNvGraphicFramePr>
               <a:graphicFrameLocks xmlns:a="http://schemas.openxmlformats.org/drawingml/2006/main" noChangeAspect="1"/>
             </wp:cNvGraphicFramePr>
@@ -3293,7 +4400,7 @@
               <a:graphicData uri="http://schemas.openxmlformats.org/drawingml/2006/picture">
                 <pic:pic xmlns:pic="http://schemas.openxmlformats.org/drawingml/2006/picture">
                   <pic:nvPicPr>
-                    <pic:cNvPr id="0" name="Picture 2"/>
+                    <pic:cNvPr id="0" name="Picture 1"/>
                     <pic:cNvPicPr>
                       <a:picLocks noChangeAspect="1" noChangeArrowheads="1"/>
                     </pic:cNvPicPr>
@@ -3314,7 +4421,7 @@
                   <pic:spPr bwMode="auto">
                     <a:xfrm>
                       <a:off x="0" y="0"/>
-                      <a:ext cx="6577326" cy="5683465"/>
+                      <a:ext cx="6573210" cy="6726543"/>
                     </a:xfrm>
                     <a:prstGeom prst="rect">
                       <a:avLst/>
@@ -3336,94 +4443,1523 @@
         <w:rPr>
           <w:rFonts w:ascii="Arial" w:hAnsi="Arial" w:cs="Arial"/>
           <w:color w:val="1F497D" w:themeColor="text2"/>
-          <w:lang w:val="en-US"/>
-        </w:rPr>
-      </w:pPr>
-      <w:proofErr w:type="spellStart"/>
+          <w:lang w:val="es-419"/>
+        </w:rPr>
+      </w:pPr>
       <w:r>
         <w:rPr>
           <w:rFonts w:ascii="Arial" w:hAnsi="Arial" w:cs="Arial"/>
           <w:color w:val="1F497D" w:themeColor="text2"/>
-          <w:lang w:val="en-US"/>
-        </w:rPr>
-        <w:t>Figura</w:t>
+          <w:lang w:val="es-419"/>
+        </w:rPr>
+        <w:t xml:space="preserve">Figura </w:t>
       </w:r>
-      <w:proofErr w:type="spellEnd"/>
       <w:r>
         <w:rPr>
           <w:rFonts w:ascii="Arial" w:hAnsi="Arial" w:cs="Arial"/>
           <w:color w:val="1F497D" w:themeColor="text2"/>
-          <w:lang w:val="en-US"/>
-        </w:rPr>
-        <w:t xml:space="preserve"> 4.2.2 </w:t>
+          <w:lang w:val="es-419"/>
+        </w:rPr>
+        <w:t>3</w:t>
       </w:r>
-      <w:proofErr w:type="spellStart"/>
       <w:r>
         <w:rPr>
           <w:rFonts w:ascii="Arial" w:hAnsi="Arial" w:cs="Arial"/>
           <w:color w:val="1F497D" w:themeColor="text2"/>
-          <w:lang w:val="en-US"/>
-        </w:rPr>
-        <w:t>Diagrama</w:t>
+          <w:lang w:val="es-419"/>
+        </w:rPr>
+        <w:t>.2.2 Diagrama de Clases</w:t>
       </w:r>
-      <w:proofErr w:type="spellEnd"/>
-      <w:r>
-        <w:rPr>
-          <w:rFonts w:ascii="Arial" w:hAnsi="Arial" w:cs="Arial"/>
-          <w:color w:val="1F497D" w:themeColor="text2"/>
-          <w:lang w:val="en-US"/>
-        </w:rPr>
-        <w:t xml:space="preserve"> de </w:t>
-      </w:r>
-      <w:proofErr w:type="spellStart"/>
-      <w:r>
-        <w:rPr>
-          <w:rFonts w:ascii="Arial" w:hAnsi="Arial" w:cs="Arial"/>
-          <w:color w:val="1F497D" w:themeColor="text2"/>
-          <w:lang w:val="en-US"/>
-        </w:rPr>
-        <w:t>Clases</w:t>
-      </w:r>
-      <w:proofErr w:type="spellEnd"/>
     </w:p>
     <w:p>
       <w:pPr>
         <w:rPr>
           <w:rFonts w:ascii="Arial" w:hAnsi="Arial" w:cs="Arial"/>
           <w:color w:val="1F497D" w:themeColor="text2"/>
-          <w:lang w:val="en-US"/>
+          <w:lang w:val="es-419"/>
         </w:rPr>
       </w:pPr>
     </w:p>
     <w:p>
       <w:pPr>
-        <w:rPr>
-          <w:rFonts w:ascii="Arial" w:hAnsi="Arial" w:cs="Arial"/>
-          <w:color w:val="1F497D" w:themeColor="text2"/>
-          <w:lang w:val="en-US"/>
+        <w:pStyle w:val="Ttulo4"/>
+        <w:rPr>
+          <w:rFonts w:ascii="Arial" w:hAnsi="Arial" w:cs="Arial"/>
+          <w:b/>
+          <w:bCs/>
+          <w:i w:val="0"/>
+          <w:iCs w:val="0"/>
+          <w:color w:val="1F497D" w:themeColor="text2"/>
+          <w:sz w:val="24"/>
+          <w:szCs w:val="24"/>
+          <w:lang w:val="es-419"/>
+        </w:rPr>
+      </w:pPr>
+      <w:r>
+        <w:rPr>
+          <w:rFonts w:ascii="Arial" w:hAnsi="Arial" w:cs="Arial"/>
+          <w:b/>
+          <w:bCs/>
+          <w:i w:val="0"/>
+          <w:iCs w:val="0"/>
+          <w:color w:val="1F497D" w:themeColor="text2"/>
+          <w:sz w:val="24"/>
+          <w:szCs w:val="24"/>
+          <w:lang w:val="es-419"/>
+        </w:rPr>
+        <w:lastRenderedPageBreak/>
+        <w:t>Diccionario diagrama de clases</w:t>
+      </w:r>
+    </w:p>
+    <w:tbl>
+      <w:tblPr>
+        <w:tblStyle w:val="Tablaconcuadrcula"/>
+        <w:tblW w:w="0" w:type="auto"/>
+        <w:jc w:val="center"/>
+        <w:tblLook w:val="04A0" w:firstRow="1" w:lastRow="0" w:firstColumn="1" w:lastColumn="0" w:noHBand="0" w:noVBand="1"/>
+      </w:tblPr>
+      <w:tblGrid>
+        <w:gridCol w:w="3472"/>
+        <w:gridCol w:w="5506"/>
+      </w:tblGrid>
+      <w:tr>
+        <w:trPr>
+          <w:jc w:val="center"/>
+        </w:trPr>
+        <w:tc>
+          <w:tcPr>
+            <w:tcW w:w="3472" w:type="dxa"/>
+            <w:shd w:val="clear" w:color="auto" w:fill="DBE5F1" w:themeFill="accent1" w:themeFillTint="33"/>
+          </w:tcPr>
+          <w:p>
+            <w:pPr>
+              <w:rPr>
+                <w:b/>
+                <w:bCs/>
+                <w:color w:val="1F497D" w:themeColor="text2"/>
+                <w:sz w:val="28"/>
+                <w:szCs w:val="28"/>
+                <w:lang w:val="es-419"/>
+              </w:rPr>
+            </w:pPr>
+            <w:r>
+              <w:rPr>
+                <w:b/>
+                <w:bCs/>
+                <w:color w:val="1F497D" w:themeColor="text2"/>
+                <w:sz w:val="28"/>
+                <w:szCs w:val="28"/>
+                <w:lang w:val="es-419"/>
+              </w:rPr>
+              <w:t>Clase</w:t>
+            </w:r>
+          </w:p>
+        </w:tc>
+        <w:tc>
+          <w:tcPr>
+            <w:tcW w:w="5506" w:type="dxa"/>
+            <w:shd w:val="clear" w:color="auto" w:fill="DBE5F1" w:themeFill="accent1" w:themeFillTint="33"/>
+          </w:tcPr>
+          <w:p>
+            <w:pPr>
+              <w:rPr>
+                <w:b/>
+                <w:bCs/>
+                <w:color w:val="1F497D" w:themeColor="text2"/>
+                <w:sz w:val="28"/>
+                <w:szCs w:val="28"/>
+                <w:lang w:val="es-419"/>
+              </w:rPr>
+            </w:pPr>
+            <w:r>
+              <w:rPr>
+                <w:b/>
+                <w:bCs/>
+                <w:color w:val="1F497D" w:themeColor="text2"/>
+                <w:sz w:val="28"/>
+                <w:szCs w:val="28"/>
+                <w:lang w:val="es-419"/>
+              </w:rPr>
+              <w:t>Descripción funcional</w:t>
+            </w:r>
+          </w:p>
+        </w:tc>
+      </w:tr>
+      <w:tr>
+        <w:trPr>
+          <w:jc w:val="center"/>
+        </w:trPr>
+        <w:tc>
+          <w:tcPr>
+            <w:tcW w:w="3472" w:type="dxa"/>
+            <w:shd w:val="clear" w:color="auto" w:fill="1F497D" w:themeFill="text2"/>
+          </w:tcPr>
+          <w:p>
+            <w:pPr>
+              <w:rPr>
+                <w:b/>
+                <w:bCs/>
+                <w:color w:val="FFFFFF" w:themeColor="background1"/>
+                <w:sz w:val="24"/>
+                <w:szCs w:val="24"/>
+                <w:lang w:val="es-419"/>
+              </w:rPr>
+            </w:pPr>
+            <w:r>
+              <w:rPr>
+                <w:b/>
+                <w:bCs/>
+                <w:color w:val="FFFFFF" w:themeColor="background1"/>
+                <w:sz w:val="24"/>
+                <w:szCs w:val="24"/>
+                <w:lang w:val="es-419"/>
+              </w:rPr>
+              <w:t>Establecimiento</w:t>
+            </w:r>
+          </w:p>
+        </w:tc>
+        <w:tc>
+          <w:tcPr>
+            <w:tcW w:w="5506" w:type="dxa"/>
+            <w:shd w:val="clear" w:color="auto" w:fill="FFFFFF" w:themeFill="background1"/>
+          </w:tcPr>
+          <w:p>
+            <w:pPr>
+              <w:rPr>
+                <w:color w:val="1F497D" w:themeColor="text2"/>
+                <w:lang w:val="es-419"/>
+              </w:rPr>
+            </w:pPr>
+            <w:r>
+              <w:rPr>
+                <w:color w:val="1F497D" w:themeColor="text2"/>
+                <w:lang w:val="es-419"/>
+              </w:rPr>
+              <w:t>Identificación y datos generales del establecimiento educativo.</w:t>
+            </w:r>
+          </w:p>
+        </w:tc>
+      </w:tr>
+      <w:tr>
+        <w:trPr>
+          <w:jc w:val="center"/>
+        </w:trPr>
+        <w:tc>
+          <w:tcPr>
+            <w:tcW w:w="3472" w:type="dxa"/>
+            <w:shd w:val="clear" w:color="auto" w:fill="1F497D" w:themeFill="text2"/>
+          </w:tcPr>
+          <w:p>
+            <w:pPr>
+              <w:rPr>
+                <w:b/>
+                <w:bCs/>
+                <w:color w:val="FFFFFF" w:themeColor="background1"/>
+                <w:sz w:val="24"/>
+                <w:szCs w:val="24"/>
+                <w:lang w:val="es-419"/>
+              </w:rPr>
+            </w:pPr>
+            <w:r>
+              <w:rPr>
+                <w:b/>
+                <w:bCs/>
+                <w:color w:val="FFFFFF" w:themeColor="background1"/>
+                <w:sz w:val="24"/>
+                <w:szCs w:val="24"/>
+                <w:lang w:val="es-419"/>
+              </w:rPr>
+              <w:t>Curso</w:t>
+            </w:r>
+          </w:p>
+        </w:tc>
+        <w:tc>
+          <w:tcPr>
+            <w:tcW w:w="5506" w:type="dxa"/>
+            <w:shd w:val="clear" w:color="auto" w:fill="FFFFFF" w:themeFill="background1"/>
+          </w:tcPr>
+          <w:p>
+            <w:pPr>
+              <w:rPr>
+                <w:color w:val="1F497D" w:themeColor="text2"/>
+                <w:lang w:val="es-419"/>
+              </w:rPr>
+            </w:pPr>
+            <w:r>
+              <w:rPr>
+                <w:color w:val="1F497D" w:themeColor="text2"/>
+                <w:lang w:val="es-419"/>
+              </w:rPr>
+              <w:t>Identificación del curso, letra, año académico y referencias al nivel y establecimiento.</w:t>
+            </w:r>
+          </w:p>
+        </w:tc>
+      </w:tr>
+      <w:tr>
+        <w:trPr>
+          <w:jc w:val="center"/>
+        </w:trPr>
+        <w:tc>
+          <w:tcPr>
+            <w:tcW w:w="3472" w:type="dxa"/>
+            <w:shd w:val="clear" w:color="auto" w:fill="1F497D" w:themeFill="text2"/>
+          </w:tcPr>
+          <w:p>
+            <w:pPr>
+              <w:rPr>
+                <w:b/>
+                <w:bCs/>
+                <w:color w:val="FFFFFF" w:themeColor="background1"/>
+                <w:sz w:val="24"/>
+                <w:szCs w:val="24"/>
+                <w:lang w:val="es-419"/>
+              </w:rPr>
+            </w:pPr>
+            <w:r>
+              <w:rPr>
+                <w:b/>
+                <w:bCs/>
+                <w:color w:val="FFFFFF" w:themeColor="background1"/>
+                <w:sz w:val="24"/>
+                <w:szCs w:val="24"/>
+                <w:lang w:val="es-419"/>
+              </w:rPr>
+              <w:t>Nivel Educativo</w:t>
+            </w:r>
+          </w:p>
+        </w:tc>
+        <w:tc>
+          <w:tcPr>
+            <w:tcW w:w="5506" w:type="dxa"/>
+            <w:shd w:val="clear" w:color="auto" w:fill="FFFFFF" w:themeFill="background1"/>
+          </w:tcPr>
+          <w:p>
+            <w:pPr>
+              <w:rPr>
+                <w:color w:val="1F497D" w:themeColor="text2"/>
+                <w:lang w:val="es-419"/>
+              </w:rPr>
+            </w:pPr>
+            <w:r>
+              <w:rPr>
+                <w:color w:val="1F497D" w:themeColor="text2"/>
+                <w:lang w:val="es-419"/>
+              </w:rPr>
+              <w:t>Nombre e identificador del nivel educativo; organiza la estructura curricular.</w:t>
+            </w:r>
+          </w:p>
+        </w:tc>
+      </w:tr>
+      <w:tr>
+        <w:trPr>
+          <w:jc w:val="center"/>
+        </w:trPr>
+        <w:tc>
+          <w:tcPr>
+            <w:tcW w:w="3472" w:type="dxa"/>
+            <w:shd w:val="clear" w:color="auto" w:fill="1F497D" w:themeFill="text2"/>
+          </w:tcPr>
+          <w:p>
+            <w:pPr>
+              <w:rPr>
+                <w:b/>
+                <w:bCs/>
+                <w:color w:val="FFFFFF" w:themeColor="background1"/>
+                <w:sz w:val="24"/>
+                <w:szCs w:val="24"/>
+                <w:lang w:val="es-419"/>
+              </w:rPr>
+            </w:pPr>
+            <w:r>
+              <w:rPr>
+                <w:b/>
+                <w:bCs/>
+                <w:color w:val="FFFFFF" w:themeColor="background1"/>
+                <w:sz w:val="24"/>
+                <w:szCs w:val="24"/>
+                <w:lang w:val="es-419"/>
+              </w:rPr>
+              <w:t>Asignatura</w:t>
+            </w:r>
+          </w:p>
+        </w:tc>
+        <w:tc>
+          <w:tcPr>
+            <w:tcW w:w="5506" w:type="dxa"/>
+            <w:shd w:val="clear" w:color="auto" w:fill="FFFFFF" w:themeFill="background1"/>
+          </w:tcPr>
+          <w:p>
+            <w:pPr>
+              <w:rPr>
+                <w:color w:val="1F497D" w:themeColor="text2"/>
+                <w:lang w:val="es-419"/>
+              </w:rPr>
+            </w:pPr>
+            <w:r>
+              <w:rPr>
+                <w:color w:val="1F497D" w:themeColor="text2"/>
+                <w:lang w:val="es-419"/>
+              </w:rPr>
+              <w:t>Definición de asignaturas y sus características.</w:t>
+            </w:r>
+          </w:p>
+          <w:p>
+            <w:pPr>
+              <w:rPr>
+                <w:color w:val="1F497D" w:themeColor="text2"/>
+                <w:lang w:val="es-419"/>
+              </w:rPr>
+            </w:pPr>
+          </w:p>
+        </w:tc>
+      </w:tr>
+      <w:tr>
+        <w:trPr>
+          <w:jc w:val="center"/>
+        </w:trPr>
+        <w:tc>
+          <w:tcPr>
+            <w:tcW w:w="3472" w:type="dxa"/>
+            <w:shd w:val="clear" w:color="auto" w:fill="1F497D" w:themeFill="text2"/>
+          </w:tcPr>
+          <w:p>
+            <w:pPr>
+              <w:rPr>
+                <w:b/>
+                <w:bCs/>
+                <w:color w:val="FFFFFF" w:themeColor="background1"/>
+                <w:sz w:val="24"/>
+                <w:szCs w:val="24"/>
+                <w:lang w:val="es-419"/>
+              </w:rPr>
+            </w:pPr>
+            <w:r>
+              <w:rPr>
+                <w:b/>
+                <w:bCs/>
+                <w:color w:val="FFFFFF" w:themeColor="background1"/>
+                <w:sz w:val="24"/>
+                <w:szCs w:val="24"/>
+                <w:lang w:val="es-419"/>
+              </w:rPr>
+              <w:t>Eje</w:t>
+            </w:r>
+          </w:p>
+        </w:tc>
+        <w:tc>
+          <w:tcPr>
+            <w:tcW w:w="5506" w:type="dxa"/>
+            <w:shd w:val="clear" w:color="auto" w:fill="FFFFFF" w:themeFill="background1"/>
+          </w:tcPr>
+          <w:p>
+            <w:pPr>
+              <w:rPr>
+                <w:color w:val="1F497D" w:themeColor="text2"/>
+                <w:lang w:val="es-419"/>
+              </w:rPr>
+            </w:pPr>
+            <w:r>
+              <w:rPr>
+                <w:color w:val="1F497D" w:themeColor="text2"/>
+                <w:lang w:val="es-419"/>
+              </w:rPr>
+              <w:t>Agrupación temática de objetivos dentro de una asignatura.</w:t>
+            </w:r>
+          </w:p>
+        </w:tc>
+      </w:tr>
+      <w:tr>
+        <w:trPr>
+          <w:trHeight w:val="431"/>
+          <w:jc w:val="center"/>
+        </w:trPr>
+        <w:tc>
+          <w:tcPr>
+            <w:tcW w:w="3472" w:type="dxa"/>
+            <w:shd w:val="clear" w:color="auto" w:fill="1F497D" w:themeFill="text2"/>
+          </w:tcPr>
+          <w:p>
+            <w:pPr>
+              <w:rPr>
+                <w:b/>
+                <w:bCs/>
+                <w:color w:val="FFFFFF" w:themeColor="background1"/>
+                <w:sz w:val="24"/>
+                <w:szCs w:val="24"/>
+                <w:lang w:val="es-419"/>
+              </w:rPr>
+            </w:pPr>
+            <w:r>
+              <w:rPr>
+                <w:b/>
+                <w:bCs/>
+                <w:color w:val="FFFFFF" w:themeColor="background1"/>
+                <w:sz w:val="24"/>
+                <w:szCs w:val="24"/>
+                <w:lang w:val="es-419"/>
+              </w:rPr>
+              <w:t>Objetivo de Aprendizaje</w:t>
+            </w:r>
+          </w:p>
+        </w:tc>
+        <w:tc>
+          <w:tcPr>
+            <w:tcW w:w="5506" w:type="dxa"/>
+            <w:shd w:val="clear" w:color="auto" w:fill="FFFFFF" w:themeFill="background1"/>
+          </w:tcPr>
+          <w:p>
+            <w:pPr>
+              <w:rPr>
+                <w:color w:val="1F497D" w:themeColor="text2"/>
+                <w:lang w:val="es-419"/>
+              </w:rPr>
+            </w:pPr>
+            <w:r>
+              <w:rPr>
+                <w:color w:val="1F497D" w:themeColor="text2"/>
+                <w:lang w:val="es-419"/>
+              </w:rPr>
+              <w:t>Objetivos curriculares asociados a un eje.</w:t>
+            </w:r>
+          </w:p>
+          <w:p>
+            <w:pPr>
+              <w:rPr>
+                <w:color w:val="1F497D" w:themeColor="text2"/>
+                <w:lang w:val="es-419"/>
+              </w:rPr>
+            </w:pPr>
+          </w:p>
+        </w:tc>
+      </w:tr>
+      <w:tr>
+        <w:trPr>
+          <w:jc w:val="center"/>
+        </w:trPr>
+        <w:tc>
+          <w:tcPr>
+            <w:tcW w:w="3472" w:type="dxa"/>
+            <w:shd w:val="clear" w:color="auto" w:fill="1F497D" w:themeFill="text2"/>
+          </w:tcPr>
+          <w:p>
+            <w:pPr>
+              <w:rPr>
+                <w:b/>
+                <w:bCs/>
+                <w:color w:val="FFFFFF" w:themeColor="background1"/>
+                <w:sz w:val="24"/>
+                <w:szCs w:val="24"/>
+                <w:lang w:val="es-419"/>
+              </w:rPr>
+            </w:pPr>
+            <w:r>
+              <w:rPr>
+                <w:b/>
+                <w:bCs/>
+                <w:color w:val="FFFFFF" w:themeColor="background1"/>
+                <w:sz w:val="24"/>
+                <w:szCs w:val="24"/>
+                <w:lang w:val="es-419"/>
+              </w:rPr>
+              <w:t>Estudiante</w:t>
+            </w:r>
+          </w:p>
+        </w:tc>
+        <w:tc>
+          <w:tcPr>
+            <w:tcW w:w="5506" w:type="dxa"/>
+            <w:shd w:val="clear" w:color="auto" w:fill="FFFFFF" w:themeFill="background1"/>
+          </w:tcPr>
+          <w:p>
+            <w:pPr>
+              <w:rPr>
+                <w:color w:val="1F497D" w:themeColor="text2"/>
+                <w:lang w:val="es-419"/>
+              </w:rPr>
+            </w:pPr>
+            <w:r>
+              <w:rPr>
+                <w:color w:val="1F497D" w:themeColor="text2"/>
+                <w:lang w:val="es-419"/>
+              </w:rPr>
+              <w:t>Identificación, antecedentes y punto central de las relaciones académicas.</w:t>
+            </w:r>
+          </w:p>
+        </w:tc>
+      </w:tr>
+      <w:tr>
+        <w:trPr>
+          <w:jc w:val="center"/>
+        </w:trPr>
+        <w:tc>
+          <w:tcPr>
+            <w:tcW w:w="3472" w:type="dxa"/>
+            <w:shd w:val="clear" w:color="auto" w:fill="1F497D" w:themeFill="text2"/>
+          </w:tcPr>
+          <w:p>
+            <w:pPr>
+              <w:rPr>
+                <w:b/>
+                <w:bCs/>
+                <w:color w:val="FFFFFF" w:themeColor="background1"/>
+                <w:sz w:val="24"/>
+                <w:szCs w:val="24"/>
+                <w:lang w:val="es-419"/>
+              </w:rPr>
+            </w:pPr>
+            <w:r>
+              <w:rPr>
+                <w:b/>
+                <w:bCs/>
+                <w:color w:val="FFFFFF" w:themeColor="background1"/>
+                <w:sz w:val="24"/>
+                <w:szCs w:val="24"/>
+                <w:lang w:val="es-419"/>
+              </w:rPr>
+              <w:t>Apoderado</w:t>
+            </w:r>
+          </w:p>
+        </w:tc>
+        <w:tc>
+          <w:tcPr>
+            <w:tcW w:w="5506" w:type="dxa"/>
+            <w:shd w:val="clear" w:color="auto" w:fill="FFFFFF" w:themeFill="background1"/>
+          </w:tcPr>
+          <w:p>
+            <w:pPr>
+              <w:rPr>
+                <w:color w:val="1F497D" w:themeColor="text2"/>
+                <w:lang w:val="es-419"/>
+              </w:rPr>
+            </w:pPr>
+            <w:r>
+              <w:rPr>
+                <w:color w:val="1F497D" w:themeColor="text2"/>
+                <w:lang w:val="es-419"/>
+              </w:rPr>
+              <w:t>Información de contacto y vínculo con el estudiante.</w:t>
+            </w:r>
+          </w:p>
+          <w:p>
+            <w:pPr>
+              <w:rPr>
+                <w:color w:val="1F497D" w:themeColor="text2"/>
+                <w:lang w:val="es-419"/>
+              </w:rPr>
+            </w:pPr>
+          </w:p>
+        </w:tc>
+      </w:tr>
+      <w:tr>
+        <w:trPr>
+          <w:jc w:val="center"/>
+        </w:trPr>
+        <w:tc>
+          <w:tcPr>
+            <w:tcW w:w="3472" w:type="dxa"/>
+            <w:shd w:val="clear" w:color="auto" w:fill="1F497D" w:themeFill="text2"/>
+          </w:tcPr>
+          <w:p>
+            <w:pPr>
+              <w:rPr>
+                <w:b/>
+                <w:bCs/>
+                <w:color w:val="FFFFFF" w:themeColor="background1"/>
+                <w:sz w:val="24"/>
+                <w:szCs w:val="24"/>
+                <w:lang w:val="es-419"/>
+              </w:rPr>
+            </w:pPr>
+            <w:r>
+              <w:rPr>
+                <w:b/>
+                <w:bCs/>
+                <w:color w:val="FFFFFF" w:themeColor="background1"/>
+                <w:sz w:val="24"/>
+                <w:szCs w:val="24"/>
+                <w:lang w:val="es-419"/>
+              </w:rPr>
+              <w:t>Matricula</w:t>
+            </w:r>
+          </w:p>
+        </w:tc>
+        <w:tc>
+          <w:tcPr>
+            <w:tcW w:w="5506" w:type="dxa"/>
+            <w:shd w:val="clear" w:color="auto" w:fill="FFFFFF" w:themeFill="background1"/>
+          </w:tcPr>
+          <w:p>
+            <w:pPr>
+              <w:rPr>
+                <w:color w:val="1F497D" w:themeColor="text2"/>
+                <w:lang w:val="es-419"/>
+              </w:rPr>
+            </w:pPr>
+            <w:r>
+              <w:rPr>
+                <w:color w:val="1F497D" w:themeColor="text2"/>
+                <w:lang w:val="es-419"/>
+              </w:rPr>
+              <w:t>Registro de matrícula, estado, fecha y año académico.</w:t>
+            </w:r>
+          </w:p>
+          <w:p>
+            <w:pPr>
+              <w:rPr>
+                <w:color w:val="1F497D" w:themeColor="text2"/>
+                <w:lang w:val="es-419"/>
+              </w:rPr>
+            </w:pPr>
+          </w:p>
+        </w:tc>
+      </w:tr>
+      <w:tr>
+        <w:trPr>
+          <w:jc w:val="center"/>
+        </w:trPr>
+        <w:tc>
+          <w:tcPr>
+            <w:tcW w:w="3472" w:type="dxa"/>
+            <w:shd w:val="clear" w:color="auto" w:fill="1F497D" w:themeFill="text2"/>
+          </w:tcPr>
+          <w:p>
+            <w:pPr>
+              <w:rPr>
+                <w:b/>
+                <w:bCs/>
+                <w:color w:val="FFFFFF" w:themeColor="background1"/>
+                <w:sz w:val="24"/>
+                <w:szCs w:val="24"/>
+                <w:lang w:val="es-419"/>
+              </w:rPr>
+            </w:pPr>
+            <w:r>
+              <w:rPr>
+                <w:b/>
+                <w:bCs/>
+                <w:color w:val="FFFFFF" w:themeColor="background1"/>
+                <w:sz w:val="24"/>
+                <w:szCs w:val="24"/>
+                <w:lang w:val="es-419"/>
+              </w:rPr>
+              <w:t>HistorialCurso</w:t>
+            </w:r>
+          </w:p>
+        </w:tc>
+        <w:tc>
+          <w:tcPr>
+            <w:tcW w:w="5506" w:type="dxa"/>
+            <w:shd w:val="clear" w:color="auto" w:fill="FFFFFF" w:themeFill="background1"/>
+          </w:tcPr>
+          <w:p>
+            <w:pPr>
+              <w:rPr>
+                <w:color w:val="1F497D" w:themeColor="text2"/>
+                <w:lang w:val="es-419"/>
+              </w:rPr>
+            </w:pPr>
+            <w:r>
+              <w:rPr>
+                <w:color w:val="1F497D" w:themeColor="text2"/>
+                <w:lang w:val="es-419"/>
+              </w:rPr>
+              <w:t>Historial temporal de cursos cursados por el estudiante.</w:t>
+            </w:r>
+          </w:p>
+          <w:p>
+            <w:pPr>
+              <w:rPr>
+                <w:color w:val="1F497D" w:themeColor="text2"/>
+                <w:lang w:val="es-419"/>
+              </w:rPr>
+            </w:pPr>
+          </w:p>
+        </w:tc>
+      </w:tr>
+      <w:tr>
+        <w:trPr>
+          <w:jc w:val="center"/>
+        </w:trPr>
+        <w:tc>
+          <w:tcPr>
+            <w:tcW w:w="3472" w:type="dxa"/>
+            <w:shd w:val="clear" w:color="auto" w:fill="1F497D" w:themeFill="text2"/>
+          </w:tcPr>
+          <w:p>
+            <w:pPr>
+              <w:rPr>
+                <w:b/>
+                <w:bCs/>
+                <w:color w:val="FFFFFF" w:themeColor="background1"/>
+                <w:sz w:val="24"/>
+                <w:szCs w:val="24"/>
+                <w:lang w:val="es-419"/>
+              </w:rPr>
+            </w:pPr>
+            <w:r>
+              <w:rPr>
+                <w:b/>
+                <w:bCs/>
+                <w:color w:val="FFFFFF" w:themeColor="background1"/>
+                <w:sz w:val="24"/>
+                <w:szCs w:val="24"/>
+                <w:lang w:val="es-419"/>
+              </w:rPr>
+              <w:t>Repitencia</w:t>
+            </w:r>
+          </w:p>
+        </w:tc>
+        <w:tc>
+          <w:tcPr>
+            <w:tcW w:w="5506" w:type="dxa"/>
+            <w:shd w:val="clear" w:color="auto" w:fill="FFFFFF" w:themeFill="background1"/>
+          </w:tcPr>
+          <w:p>
+            <w:pPr>
+              <w:rPr>
+                <w:color w:val="1F497D" w:themeColor="text2"/>
+                <w:lang w:val="es-419"/>
+              </w:rPr>
+            </w:pPr>
+            <w:r>
+              <w:rPr>
+                <w:color w:val="1F497D" w:themeColor="text2"/>
+                <w:lang w:val="es-419"/>
+              </w:rPr>
+              <w:t>Antecedentes de repitencia, año, curso y motivo.</w:t>
+            </w:r>
+          </w:p>
+          <w:p>
+            <w:pPr>
+              <w:rPr>
+                <w:color w:val="1F497D" w:themeColor="text2"/>
+                <w:lang w:val="es-419"/>
+              </w:rPr>
+            </w:pPr>
+          </w:p>
+        </w:tc>
+      </w:tr>
+      <w:tr>
+        <w:trPr>
+          <w:jc w:val="center"/>
+        </w:trPr>
+        <w:tc>
+          <w:tcPr>
+            <w:tcW w:w="3472" w:type="dxa"/>
+            <w:shd w:val="clear" w:color="auto" w:fill="1F497D" w:themeFill="text2"/>
+          </w:tcPr>
+          <w:p>
+            <w:pPr>
+              <w:rPr>
+                <w:b/>
+                <w:bCs/>
+                <w:color w:val="FFFFFF" w:themeColor="background1"/>
+                <w:sz w:val="24"/>
+                <w:szCs w:val="24"/>
+                <w:lang w:val="es-419"/>
+              </w:rPr>
+            </w:pPr>
+            <w:r>
+              <w:rPr>
+                <w:b/>
+                <w:bCs/>
+                <w:color w:val="FFFFFF" w:themeColor="background1"/>
+                <w:sz w:val="24"/>
+                <w:szCs w:val="24"/>
+                <w:lang w:val="es-419"/>
+              </w:rPr>
+              <w:t>Evaluacion</w:t>
+            </w:r>
+          </w:p>
+        </w:tc>
+        <w:tc>
+          <w:tcPr>
+            <w:tcW w:w="5506" w:type="dxa"/>
+            <w:shd w:val="clear" w:color="auto" w:fill="FFFFFF" w:themeFill="background1"/>
+          </w:tcPr>
+          <w:p>
+            <w:pPr>
+              <w:rPr>
+                <w:color w:val="1F497D" w:themeColor="text2"/>
+                <w:lang w:val="es-419"/>
+              </w:rPr>
+            </w:pPr>
+            <w:r>
+              <w:rPr>
+                <w:color w:val="1F497D" w:themeColor="text2"/>
+                <w:lang w:val="es-419"/>
+              </w:rPr>
+              <w:t>Actividad evaluativa, características, fecha y ponderación.</w:t>
+            </w:r>
+          </w:p>
+          <w:p>
+            <w:pPr>
+              <w:rPr>
+                <w:color w:val="1F497D" w:themeColor="text2"/>
+                <w:lang w:val="es-419"/>
+              </w:rPr>
+            </w:pPr>
+          </w:p>
+        </w:tc>
+      </w:tr>
+      <w:tr>
+        <w:trPr>
+          <w:jc w:val="center"/>
+        </w:trPr>
+        <w:tc>
+          <w:tcPr>
+            <w:tcW w:w="3472" w:type="dxa"/>
+            <w:shd w:val="clear" w:color="auto" w:fill="1F497D" w:themeFill="text2"/>
+          </w:tcPr>
+          <w:p>
+            <w:pPr>
+              <w:rPr>
+                <w:b/>
+                <w:bCs/>
+                <w:color w:val="FFFFFF" w:themeColor="background1"/>
+                <w:sz w:val="24"/>
+                <w:szCs w:val="24"/>
+                <w:lang w:val="es-419"/>
+              </w:rPr>
+            </w:pPr>
+            <w:r>
+              <w:rPr>
+                <w:b/>
+                <w:bCs/>
+                <w:color w:val="FFFFFF" w:themeColor="background1"/>
+                <w:sz w:val="24"/>
+                <w:szCs w:val="24"/>
+                <w:lang w:val="es-419"/>
+              </w:rPr>
+              <w:t>Calificacion</w:t>
+            </w:r>
+          </w:p>
+        </w:tc>
+        <w:tc>
+          <w:tcPr>
+            <w:tcW w:w="5506" w:type="dxa"/>
+            <w:shd w:val="clear" w:color="auto" w:fill="FFFFFF" w:themeFill="background1"/>
+          </w:tcPr>
+          <w:p>
+            <w:pPr>
+              <w:rPr>
+                <w:color w:val="1F497D" w:themeColor="text2"/>
+                <w:lang w:val="es-419"/>
+              </w:rPr>
+            </w:pPr>
+            <w:r>
+              <w:rPr>
+                <w:color w:val="1F497D" w:themeColor="text2"/>
+                <w:lang w:val="es-419"/>
+              </w:rPr>
+              <w:t>Nota registrada para un estudiante y una evaluación.</w:t>
+            </w:r>
+          </w:p>
+          <w:p>
+            <w:pPr>
+              <w:rPr>
+                <w:color w:val="1F497D" w:themeColor="text2"/>
+                <w:lang w:val="es-419"/>
+              </w:rPr>
+            </w:pPr>
+          </w:p>
+        </w:tc>
+      </w:tr>
+      <w:tr>
+        <w:trPr>
+          <w:jc w:val="center"/>
+        </w:trPr>
+        <w:tc>
+          <w:tcPr>
+            <w:tcW w:w="3472" w:type="dxa"/>
+            <w:shd w:val="clear" w:color="auto" w:fill="1F497D" w:themeFill="text2"/>
+          </w:tcPr>
+          <w:p>
+            <w:pPr>
+              <w:rPr>
+                <w:b/>
+                <w:bCs/>
+                <w:color w:val="FFFFFF" w:themeColor="background1"/>
+                <w:sz w:val="24"/>
+                <w:szCs w:val="24"/>
+                <w:lang w:val="es-419"/>
+              </w:rPr>
+            </w:pPr>
+            <w:r>
+              <w:rPr>
+                <w:b/>
+                <w:bCs/>
+                <w:color w:val="FFFFFF" w:themeColor="background1"/>
+                <w:sz w:val="24"/>
+                <w:szCs w:val="24"/>
+                <w:lang w:val="es-419"/>
+              </w:rPr>
+              <w:t>Asistencia</w:t>
+            </w:r>
+          </w:p>
+        </w:tc>
+        <w:tc>
+          <w:tcPr>
+            <w:tcW w:w="5506" w:type="dxa"/>
+            <w:shd w:val="clear" w:color="auto" w:fill="FFFFFF" w:themeFill="background1"/>
+          </w:tcPr>
+          <w:p>
+            <w:pPr>
+              <w:rPr>
+                <w:color w:val="1F497D" w:themeColor="text2"/>
+                <w:lang w:val="es-419"/>
+              </w:rPr>
+            </w:pPr>
+            <w:r>
+              <w:rPr>
+                <w:color w:val="1F497D" w:themeColor="text2"/>
+                <w:lang w:val="es-419"/>
+              </w:rPr>
+              <w:t>Fecha, estado y justificación de asistencia.</w:t>
+            </w:r>
+          </w:p>
+          <w:p>
+            <w:pPr>
+              <w:rPr>
+                <w:color w:val="1F497D" w:themeColor="text2"/>
+                <w:lang w:val="es-419"/>
+              </w:rPr>
+            </w:pPr>
+          </w:p>
+        </w:tc>
+      </w:tr>
+      <w:tr>
+        <w:trPr>
+          <w:jc w:val="center"/>
+        </w:trPr>
+        <w:tc>
+          <w:tcPr>
+            <w:tcW w:w="3472" w:type="dxa"/>
+            <w:shd w:val="clear" w:color="auto" w:fill="1F497D" w:themeFill="text2"/>
+          </w:tcPr>
+          <w:p>
+            <w:pPr>
+              <w:rPr>
+                <w:b/>
+                <w:bCs/>
+                <w:color w:val="FFFFFF" w:themeColor="background1"/>
+                <w:sz w:val="24"/>
+                <w:szCs w:val="24"/>
+                <w:lang w:val="es-419"/>
+              </w:rPr>
+            </w:pPr>
+            <w:r>
+              <w:rPr>
+                <w:b/>
+                <w:bCs/>
+                <w:color w:val="FFFFFF" w:themeColor="background1"/>
+                <w:sz w:val="24"/>
+                <w:szCs w:val="24"/>
+                <w:lang w:val="es-419"/>
+              </w:rPr>
+              <w:t>ObservacionDocente</w:t>
+            </w:r>
+          </w:p>
+        </w:tc>
+        <w:tc>
+          <w:tcPr>
+            <w:tcW w:w="5506" w:type="dxa"/>
+            <w:shd w:val="clear" w:color="auto" w:fill="FFFFFF" w:themeFill="background1"/>
+          </w:tcPr>
+          <w:p>
+            <w:pPr>
+              <w:rPr>
+                <w:color w:val="1F497D" w:themeColor="text2"/>
+                <w:lang w:val="es-419"/>
+              </w:rPr>
+            </w:pPr>
+            <w:r>
+              <w:rPr>
+                <w:color w:val="1F497D" w:themeColor="text2"/>
+                <w:lang w:val="es-419"/>
+              </w:rPr>
+              <w:t>Observaciones sobre el estudiante, registradas por un usuario.</w:t>
+            </w:r>
+          </w:p>
+        </w:tc>
+      </w:tr>
+      <w:tr>
+        <w:trPr>
+          <w:jc w:val="center"/>
+        </w:trPr>
+        <w:tc>
+          <w:tcPr>
+            <w:tcW w:w="3472" w:type="dxa"/>
+            <w:shd w:val="clear" w:color="auto" w:fill="1F497D" w:themeFill="text2"/>
+          </w:tcPr>
+          <w:p>
+            <w:pPr>
+              <w:rPr>
+                <w:b/>
+                <w:bCs/>
+                <w:color w:val="FFFFFF" w:themeColor="background1"/>
+                <w:sz w:val="24"/>
+                <w:szCs w:val="24"/>
+                <w:lang w:val="es-419"/>
+              </w:rPr>
+            </w:pPr>
+            <w:r>
+              <w:rPr>
+                <w:b/>
+                <w:bCs/>
+                <w:color w:val="FFFFFF" w:themeColor="background1"/>
+                <w:sz w:val="24"/>
+                <w:szCs w:val="24"/>
+                <w:lang w:val="es-419"/>
+              </w:rPr>
+              <w:t>Documento</w:t>
+            </w:r>
+          </w:p>
+        </w:tc>
+        <w:tc>
+          <w:tcPr>
+            <w:tcW w:w="5506" w:type="dxa"/>
+            <w:shd w:val="clear" w:color="auto" w:fill="FFFFFF" w:themeFill="background1"/>
+          </w:tcPr>
+          <w:p>
+            <w:pPr>
+              <w:rPr>
+                <w:color w:val="1F497D" w:themeColor="text2"/>
+                <w:lang w:val="es-419"/>
+              </w:rPr>
+            </w:pPr>
+            <w:r>
+              <w:rPr>
+                <w:color w:val="1F497D" w:themeColor="text2"/>
+                <w:lang w:val="es-419"/>
+              </w:rPr>
+              <w:t>Informes y documentos asociados al estudiante y registrados por un usuario.</w:t>
+            </w:r>
+          </w:p>
+        </w:tc>
+      </w:tr>
+      <w:tr>
+        <w:trPr>
+          <w:jc w:val="center"/>
+        </w:trPr>
+        <w:tc>
+          <w:tcPr>
+            <w:tcW w:w="3472" w:type="dxa"/>
+            <w:shd w:val="clear" w:color="auto" w:fill="1F497D" w:themeFill="text2"/>
+          </w:tcPr>
+          <w:p>
+            <w:pPr>
+              <w:rPr>
+                <w:b/>
+                <w:bCs/>
+                <w:color w:val="FFFFFF" w:themeColor="background1"/>
+                <w:sz w:val="24"/>
+                <w:szCs w:val="24"/>
+                <w:lang w:val="es-419"/>
+              </w:rPr>
+            </w:pPr>
+            <w:r>
+              <w:rPr>
+                <w:b/>
+                <w:bCs/>
+                <w:color w:val="FFFFFF" w:themeColor="background1"/>
+                <w:sz w:val="24"/>
+                <w:szCs w:val="24"/>
+                <w:lang w:val="es-419"/>
+              </w:rPr>
+              <w:t>Seguimiento</w:t>
+            </w:r>
+          </w:p>
+        </w:tc>
+        <w:tc>
+          <w:tcPr>
+            <w:tcW w:w="5506" w:type="dxa"/>
+            <w:shd w:val="clear" w:color="auto" w:fill="FFFFFF" w:themeFill="background1"/>
+          </w:tcPr>
+          <w:p>
+            <w:pPr>
+              <w:rPr>
+                <w:color w:val="1F497D" w:themeColor="text2"/>
+                <w:lang w:val="es-419"/>
+              </w:rPr>
+            </w:pPr>
+            <w:r>
+              <w:rPr>
+                <w:color w:val="1F497D" w:themeColor="text2"/>
+                <w:lang w:val="es-419"/>
+              </w:rPr>
+              <w:t>Acciones, estado, descripción y adjuntos del seguimiento.</w:t>
+            </w:r>
+          </w:p>
+          <w:p>
+            <w:pPr>
+              <w:rPr>
+                <w:color w:val="1F497D" w:themeColor="text2"/>
+                <w:lang w:val="es-419"/>
+              </w:rPr>
+            </w:pPr>
+          </w:p>
+        </w:tc>
+      </w:tr>
+      <w:tr>
+        <w:trPr>
+          <w:jc w:val="center"/>
+        </w:trPr>
+        <w:tc>
+          <w:tcPr>
+            <w:tcW w:w="3472" w:type="dxa"/>
+            <w:shd w:val="clear" w:color="auto" w:fill="1F497D" w:themeFill="text2"/>
+          </w:tcPr>
+          <w:p>
+            <w:pPr>
+              <w:rPr>
+                <w:b/>
+                <w:bCs/>
+                <w:color w:val="FFFFFF" w:themeColor="background1"/>
+                <w:sz w:val="24"/>
+                <w:szCs w:val="24"/>
+                <w:lang w:val="es-419"/>
+              </w:rPr>
+            </w:pPr>
+            <w:r>
+              <w:rPr>
+                <w:b/>
+                <w:bCs/>
+                <w:color w:val="FFFFFF" w:themeColor="background1"/>
+                <w:sz w:val="24"/>
+                <w:szCs w:val="24"/>
+                <w:lang w:val="es-419"/>
+              </w:rPr>
+              <w:t>Usuario</w:t>
+            </w:r>
+          </w:p>
+        </w:tc>
+        <w:tc>
+          <w:tcPr>
+            <w:tcW w:w="5506" w:type="dxa"/>
+            <w:shd w:val="clear" w:color="auto" w:fill="FFFFFF" w:themeFill="background1"/>
+          </w:tcPr>
+          <w:p>
+            <w:pPr>
+              <w:rPr>
+                <w:color w:val="1F497D" w:themeColor="text2"/>
+                <w:lang w:val="es-419"/>
+              </w:rPr>
+            </w:pPr>
+            <w:r>
+              <w:rPr>
+                <w:color w:val="1F497D" w:themeColor="text2"/>
+                <w:lang w:val="es-419"/>
+              </w:rPr>
+              <w:t>Cuentas de acceso y datos de profesionales del sistema.</w:t>
+            </w:r>
+          </w:p>
+          <w:p>
+            <w:pPr>
+              <w:rPr>
+                <w:color w:val="1F497D" w:themeColor="text2"/>
+                <w:lang w:val="es-419"/>
+              </w:rPr>
+            </w:pPr>
+          </w:p>
+        </w:tc>
+      </w:tr>
+      <w:tr>
+        <w:trPr>
+          <w:jc w:val="center"/>
+        </w:trPr>
+        <w:tc>
+          <w:tcPr>
+            <w:tcW w:w="3472" w:type="dxa"/>
+            <w:shd w:val="clear" w:color="auto" w:fill="1F497D" w:themeFill="text2"/>
+          </w:tcPr>
+          <w:p>
+            <w:pPr>
+              <w:rPr>
+                <w:b/>
+                <w:bCs/>
+                <w:color w:val="FFFFFF" w:themeColor="background1"/>
+                <w:sz w:val="24"/>
+                <w:szCs w:val="24"/>
+                <w:lang w:val="es-419"/>
+              </w:rPr>
+            </w:pPr>
+            <w:r>
+              <w:rPr>
+                <w:b/>
+                <w:bCs/>
+                <w:color w:val="FFFFFF" w:themeColor="background1"/>
+                <w:sz w:val="24"/>
+                <w:szCs w:val="24"/>
+                <w:lang w:val="es-419"/>
+              </w:rPr>
+              <w:t>Rol</w:t>
+            </w:r>
+          </w:p>
+        </w:tc>
+        <w:tc>
+          <w:tcPr>
+            <w:tcW w:w="5506" w:type="dxa"/>
+            <w:shd w:val="clear" w:color="auto" w:fill="FFFFFF" w:themeFill="background1"/>
+          </w:tcPr>
+          <w:p>
+            <w:pPr>
+              <w:rPr>
+                <w:color w:val="1F497D" w:themeColor="text2"/>
+                <w:lang w:val="es-419"/>
+              </w:rPr>
+            </w:pPr>
+            <w:r>
+              <w:rPr>
+                <w:color w:val="1F497D" w:themeColor="text2"/>
+                <w:lang w:val="es-419"/>
+              </w:rPr>
+              <w:t>Tipos de rol utilizados para organizar permisos.</w:t>
+            </w:r>
+          </w:p>
+          <w:p>
+            <w:pPr>
+              <w:rPr>
+                <w:color w:val="1F497D" w:themeColor="text2"/>
+                <w:lang w:val="es-419"/>
+              </w:rPr>
+            </w:pPr>
+          </w:p>
+        </w:tc>
+      </w:tr>
+      <w:tr>
+        <w:trPr>
+          <w:jc w:val="center"/>
+        </w:trPr>
+        <w:tc>
+          <w:tcPr>
+            <w:tcW w:w="3472" w:type="dxa"/>
+            <w:shd w:val="clear" w:color="auto" w:fill="1F497D" w:themeFill="text2"/>
+          </w:tcPr>
+          <w:p>
+            <w:pPr>
+              <w:rPr>
+                <w:b/>
+                <w:bCs/>
+                <w:color w:val="FFFFFF" w:themeColor="background1"/>
+                <w:sz w:val="24"/>
+                <w:szCs w:val="24"/>
+                <w:lang w:val="es-419"/>
+              </w:rPr>
+            </w:pPr>
+            <w:r>
+              <w:rPr>
+                <w:b/>
+                <w:bCs/>
+                <w:color w:val="FFFFFF" w:themeColor="background1"/>
+                <w:sz w:val="24"/>
+                <w:szCs w:val="24"/>
+                <w:lang w:val="es-419"/>
+              </w:rPr>
+              <w:t>Indicador</w:t>
+            </w:r>
+          </w:p>
+        </w:tc>
+        <w:tc>
+          <w:tcPr>
+            <w:tcW w:w="5506" w:type="dxa"/>
+            <w:shd w:val="clear" w:color="auto" w:fill="FFFFFF" w:themeFill="background1"/>
+          </w:tcPr>
+          <w:p>
+            <w:pPr>
+              <w:rPr>
+                <w:color w:val="1F497D" w:themeColor="text2"/>
+                <w:lang w:val="es-419"/>
+              </w:rPr>
+            </w:pPr>
+            <w:r>
+              <w:rPr>
+                <w:color w:val="1F497D" w:themeColor="text2"/>
+                <w:lang w:val="es-419"/>
+              </w:rPr>
+              <w:t>Catálogo y definición de indicadores, categoría y unidad de medida.</w:t>
+            </w:r>
+          </w:p>
+        </w:tc>
+      </w:tr>
+      <w:tr>
+        <w:trPr>
+          <w:jc w:val="center"/>
+        </w:trPr>
+        <w:tc>
+          <w:tcPr>
+            <w:tcW w:w="3472" w:type="dxa"/>
+            <w:shd w:val="clear" w:color="auto" w:fill="1F497D" w:themeFill="text2"/>
+          </w:tcPr>
+          <w:p>
+            <w:pPr>
+              <w:rPr>
+                <w:b/>
+                <w:bCs/>
+                <w:color w:val="FFFFFF" w:themeColor="background1"/>
+                <w:sz w:val="24"/>
+                <w:szCs w:val="24"/>
+                <w:lang w:val="es-419"/>
+              </w:rPr>
+            </w:pPr>
+            <w:r>
+              <w:rPr>
+                <w:b/>
+                <w:bCs/>
+                <w:color w:val="FFFFFF" w:themeColor="background1"/>
+                <w:sz w:val="24"/>
+                <w:szCs w:val="24"/>
+                <w:lang w:val="es-419"/>
+              </w:rPr>
+              <w:t>RegistroIndicador</w:t>
+            </w:r>
+          </w:p>
+        </w:tc>
+        <w:tc>
+          <w:tcPr>
+            <w:tcW w:w="5506" w:type="dxa"/>
+            <w:shd w:val="clear" w:color="auto" w:fill="FFFFFF" w:themeFill="background1"/>
+          </w:tcPr>
+          <w:p>
+            <w:pPr>
+              <w:rPr>
+                <w:color w:val="1F497D" w:themeColor="text2"/>
+                <w:lang w:val="es-419"/>
+              </w:rPr>
+            </w:pPr>
+            <w:r>
+              <w:rPr>
+                <w:color w:val="1F497D" w:themeColor="text2"/>
+                <w:lang w:val="es-419"/>
+              </w:rPr>
+              <w:t>Valores de indicadores registrados por estudiante, fecha y fuente.</w:t>
+            </w:r>
+          </w:p>
+        </w:tc>
+      </w:tr>
+      <w:tr>
+        <w:trPr>
+          <w:jc w:val="center"/>
+        </w:trPr>
+        <w:tc>
+          <w:tcPr>
+            <w:tcW w:w="3472" w:type="dxa"/>
+            <w:shd w:val="clear" w:color="auto" w:fill="1F497D" w:themeFill="text2"/>
+          </w:tcPr>
+          <w:p>
+            <w:pPr>
+              <w:rPr>
+                <w:b/>
+                <w:bCs/>
+                <w:color w:val="FFFFFF" w:themeColor="background1"/>
+                <w:sz w:val="24"/>
+                <w:szCs w:val="24"/>
+                <w:lang w:val="es-419"/>
+              </w:rPr>
+            </w:pPr>
+            <w:r>
+              <w:rPr>
+                <w:b/>
+                <w:bCs/>
+                <w:color w:val="FFFFFF" w:themeColor="background1"/>
+                <w:sz w:val="24"/>
+                <w:szCs w:val="24"/>
+                <w:lang w:val="es-419"/>
+              </w:rPr>
+              <w:t>Alerta</w:t>
+            </w:r>
+          </w:p>
+        </w:tc>
+        <w:tc>
+          <w:tcPr>
+            <w:tcW w:w="5506" w:type="dxa"/>
+            <w:shd w:val="clear" w:color="auto" w:fill="FFFFFF" w:themeFill="background1"/>
+          </w:tcPr>
+          <w:p>
+            <w:pPr>
+              <w:rPr>
+                <w:color w:val="1F497D" w:themeColor="text2"/>
+                <w:lang w:val="es-419"/>
+              </w:rPr>
+            </w:pPr>
+            <w:r>
+              <w:rPr>
+                <w:color w:val="1F497D" w:themeColor="text2"/>
+                <w:lang w:val="es-419"/>
+              </w:rPr>
+              <w:t>Alerta generada para un estudiante, con color, estado y descripción.</w:t>
+            </w:r>
+          </w:p>
+        </w:tc>
+      </w:tr>
+      <w:tr>
+        <w:trPr>
+          <w:jc w:val="center"/>
+        </w:trPr>
+        <w:tc>
+          <w:tcPr>
+            <w:tcW w:w="3472" w:type="dxa"/>
+            <w:shd w:val="clear" w:color="auto" w:fill="1F497D" w:themeFill="text2"/>
+          </w:tcPr>
+          <w:p>
+            <w:pPr>
+              <w:rPr>
+                <w:b/>
+                <w:bCs/>
+                <w:color w:val="FFFFFF" w:themeColor="background1"/>
+                <w:sz w:val="24"/>
+                <w:szCs w:val="24"/>
+                <w:lang w:val="es-419"/>
+              </w:rPr>
+            </w:pPr>
+            <w:r>
+              <w:rPr>
+                <w:b/>
+                <w:bCs/>
+                <w:color w:val="FFFFFF" w:themeColor="background1"/>
+                <w:sz w:val="24"/>
+                <w:szCs w:val="24"/>
+                <w:lang w:val="es-419"/>
+              </w:rPr>
+              <w:lastRenderedPageBreak/>
+              <w:t>RegistroAlerta</w:t>
+            </w:r>
+          </w:p>
+        </w:tc>
+        <w:tc>
+          <w:tcPr>
+            <w:tcW w:w="5506" w:type="dxa"/>
+            <w:shd w:val="clear" w:color="auto" w:fill="FFFFFF" w:themeFill="background1"/>
+          </w:tcPr>
+          <w:p>
+            <w:pPr>
+              <w:rPr>
+                <w:color w:val="1F497D" w:themeColor="text2"/>
+                <w:lang w:val="es-419"/>
+              </w:rPr>
+            </w:pPr>
+            <w:r>
+              <w:rPr>
+                <w:color w:val="1F497D" w:themeColor="text2"/>
+                <w:lang w:val="es-419"/>
+              </w:rPr>
+              <w:t>Registro de antecedentes asociados a alertas; el dibujo muestra valor encontrado y detalle.</w:t>
+            </w:r>
+          </w:p>
+        </w:tc>
+      </w:tr>
+    </w:tbl>
+    <w:p>
+      <w:pPr>
+        <w:rPr>
+          <w:rFonts w:ascii="Arial" w:hAnsi="Arial" w:cs="Arial"/>
+          <w:color w:val="1F497D" w:themeColor="text2"/>
+          <w:lang w:val="es-419"/>
         </w:rPr>
       </w:pPr>
     </w:p>
     <w:p>
       <w:pPr>
-        <w:rPr>
-          <w:rFonts w:ascii="Arial" w:hAnsi="Arial" w:cs="Arial"/>
-          <w:color w:val="1F497D" w:themeColor="text2"/>
-          <w:lang w:val="en-US"/>
-        </w:rPr>
-      </w:pPr>
-    </w:p>
-    <w:p>
-      <w:pPr>
-        <w:rPr>
-          <w:rFonts w:ascii="Arial" w:hAnsi="Arial" w:cs="Arial"/>
-          <w:color w:val="1F497D" w:themeColor="text2"/>
-          <w:lang w:val="en-US"/>
-        </w:rPr>
-      </w:pPr>
-    </w:p>
-    <w:p>
-      <w:pPr>
         <w:pStyle w:val="Ttulo3"/>
         <w:rPr>
           <w:rFonts w:ascii="Arial" w:hAnsi="Arial"/>
@@ -3436,7 +5972,6 @@
           <w:rFonts w:ascii="Arial" w:hAnsi="Arial"/>
           <w:color w:val="1F497D" w:themeColor="text2"/>
         </w:rPr>
-        <w:lastRenderedPageBreak/>
         <w:t>Diagrama de Secuencia</w:t>
       </w:r>
       <w:bookmarkEnd w:id="8"/>
@@ -3499,13 +6034,12 @@
           <w:rFonts w:ascii="Arial" w:hAnsi="Arial" w:cs="Arial"/>
           <w:noProof/>
           <w:color w:val="1F497D" w:themeColor="text2"/>
-          <w:lang w:val="en-US"/>
         </w:rPr>
         <w:drawing>
-          <wp:inline distT="0" distB="0" distL="0" distR="0" wp14:anchorId="4582092A" wp14:editId="4B54CFE2">
-            <wp:extent cx="7237052" cy="4648200"/>
+          <wp:inline distT="0" distB="0" distL="0" distR="0" wp14:anchorId="51BC4693" wp14:editId="7B875B8B">
+            <wp:extent cx="7240555" cy="4930649"/>
             <wp:effectExtent l="0" t="0" r="0" b="0"/>
-            <wp:docPr id="670314321" name="Imagen 3"/>
+            <wp:docPr id="658302016" name="Imagen 1"/>
             <wp:cNvGraphicFramePr>
               <a:graphicFrameLocks xmlns:a="http://schemas.openxmlformats.org/drawingml/2006/main" noChangeAspect="1"/>
             </wp:cNvGraphicFramePr>
@@ -3513,7 +6047,7 @@
               <a:graphicData uri="http://schemas.openxmlformats.org/drawingml/2006/picture">
                 <pic:pic xmlns:pic="http://schemas.openxmlformats.org/drawingml/2006/picture">
                   <pic:nvPicPr>
-                    <pic:cNvPr id="0" name="Picture 3"/>
+                    <pic:cNvPr id="0" name="Picture 1"/>
                     <pic:cNvPicPr>
                       <a:picLocks noChangeAspect="1" noChangeArrowheads="1"/>
                     </pic:cNvPicPr>
@@ -3526,7 +6060,7 @@
                         </a:ext>
                       </a:extLst>
                     </a:blip>
-                    <a:srcRect l="6411" r="5934"/>
+                    <a:srcRect l="9005" r="8465"/>
                     <a:stretch>
                       <a:fillRect/>
                     </a:stretch>
@@ -3534,7 +6068,7 @@
                   <pic:spPr bwMode="auto">
                     <a:xfrm>
                       <a:off x="0" y="0"/>
-                      <a:ext cx="7251975" cy="4657785"/>
+                      <a:ext cx="7256620" cy="4941589"/>
                     </a:xfrm>
                     <a:prstGeom prst="rect">
                       <a:avLst/>
@@ -3555,6 +6089,853 @@
           </wp:inline>
         </w:drawing>
       </w:r>
+    </w:p>
+    <w:p>
+      <w:pPr>
+        <w:ind w:left="-1276"/>
+        <w:rPr>
+          <w:rFonts w:ascii="Arial" w:hAnsi="Arial" w:cs="Arial"/>
+          <w:color w:val="1F497D" w:themeColor="text2"/>
+        </w:rPr>
+      </w:pPr>
+    </w:p>
+    <w:p>
+      <w:pPr>
+        <w:ind w:left="-1276"/>
+        <w:rPr>
+          <w:rFonts w:ascii="Arial" w:hAnsi="Arial" w:cs="Arial"/>
+          <w:color w:val="1F497D" w:themeColor="text2"/>
+        </w:rPr>
+      </w:pPr>
+    </w:p>
+    <w:p>
+      <w:pPr>
+        <w:ind w:left="-1276"/>
+        <w:rPr>
+          <w:rFonts w:ascii="Arial" w:hAnsi="Arial" w:cs="Arial"/>
+          <w:color w:val="1F497D" w:themeColor="text2"/>
+        </w:rPr>
+      </w:pPr>
+    </w:p>
+    <w:p>
+      <w:pPr>
+        <w:pStyle w:val="Ttulo4"/>
+        <w:rPr>
+          <w:rFonts w:ascii="Arial" w:hAnsi="Arial" w:cs="Arial"/>
+          <w:b/>
+          <w:bCs/>
+          <w:i w:val="0"/>
+          <w:iCs w:val="0"/>
+          <w:color w:val="1F497D" w:themeColor="text2"/>
+          <w:sz w:val="24"/>
+          <w:szCs w:val="24"/>
+        </w:rPr>
+      </w:pPr>
+      <w:r>
+        <w:rPr>
+          <w:rFonts w:ascii="Arial" w:hAnsi="Arial" w:cs="Arial"/>
+          <w:b/>
+          <w:bCs/>
+          <w:i w:val="0"/>
+          <w:iCs w:val="0"/>
+          <w:color w:val="1F497D" w:themeColor="text2"/>
+          <w:sz w:val="24"/>
+          <w:szCs w:val="24"/>
+        </w:rPr>
+        <w:lastRenderedPageBreak/>
+        <w:t>Diccionario diagrama de componentes.</w:t>
+      </w:r>
+    </w:p>
+    <w:p>
+      <w:pPr>
+        <w:rPr>
+          <w:color w:val="1F497D" w:themeColor="text2"/>
+        </w:rPr>
+      </w:pPr>
+      <w:r>
+        <w:rPr>
+          <w:color w:val="1F497D" w:themeColor="text2"/>
+        </w:rPr>
+        <w:t>Presenta la arquitectura técnica y las dependencias entre las partes de ATEDA. Distingue seis zonas identificadas en la imagen.</w:t>
+      </w:r>
+      <w:r>
+        <w:rPr>
+          <w:color w:val="1F497D" w:themeColor="text2"/>
+        </w:rPr>
+        <w:t xml:space="preserve"> </w:t>
+      </w:r>
+    </w:p>
+    <w:p>
+      <w:pPr>
+        <w:rPr>
+          <w:color w:val="1F497D" w:themeColor="text2"/>
+        </w:rPr>
+      </w:pPr>
+    </w:p>
+    <w:tbl>
+      <w:tblPr>
+        <w:tblStyle w:val="Tablaconcuadrcula"/>
+        <w:tblW w:w="0" w:type="auto"/>
+        <w:tblInd w:w="38" w:type="dxa"/>
+        <w:tblLook w:val="04A0" w:firstRow="1" w:lastRow="0" w:firstColumn="1" w:lastColumn="0" w:noHBand="0" w:noVBand="1"/>
+      </w:tblPr>
+      <w:tblGrid>
+        <w:gridCol w:w="4489"/>
+        <w:gridCol w:w="4489"/>
+      </w:tblGrid>
+      <w:tr>
+        <w:tc>
+          <w:tcPr>
+            <w:tcW w:w="4489" w:type="dxa"/>
+            <w:shd w:val="clear" w:color="auto" w:fill="DBE5F1" w:themeFill="accent1" w:themeFillTint="33"/>
+          </w:tcPr>
+          <w:p>
+            <w:pPr>
+              <w:rPr>
+                <w:b/>
+                <w:bCs/>
+                <w:color w:val="1F497D" w:themeColor="text2"/>
+                <w:sz w:val="28"/>
+                <w:szCs w:val="28"/>
+              </w:rPr>
+            </w:pPr>
+            <w:r>
+              <w:rPr>
+                <w:b/>
+                <w:bCs/>
+                <w:color w:val="1F497D" w:themeColor="text2"/>
+                <w:sz w:val="28"/>
+                <w:szCs w:val="28"/>
+              </w:rPr>
+              <w:t>Zona</w:t>
+            </w:r>
+          </w:p>
+        </w:tc>
+        <w:tc>
+          <w:tcPr>
+            <w:tcW w:w="4489" w:type="dxa"/>
+            <w:shd w:val="clear" w:color="auto" w:fill="DBE5F1" w:themeFill="accent1" w:themeFillTint="33"/>
+          </w:tcPr>
+          <w:p>
+            <w:pPr>
+              <w:rPr>
+                <w:b/>
+                <w:bCs/>
+                <w:color w:val="1F497D" w:themeColor="text2"/>
+                <w:sz w:val="28"/>
+                <w:szCs w:val="28"/>
+              </w:rPr>
+            </w:pPr>
+            <w:r>
+              <w:rPr>
+                <w:b/>
+                <w:bCs/>
+                <w:color w:val="1F497D" w:themeColor="text2"/>
+                <w:sz w:val="28"/>
+                <w:szCs w:val="28"/>
+              </w:rPr>
+              <w:t>Responsabilidad representada</w:t>
+            </w:r>
+          </w:p>
+        </w:tc>
+      </w:tr>
+      <w:tr>
+        <w:tc>
+          <w:tcPr>
+            <w:tcW w:w="4489" w:type="dxa"/>
+            <w:shd w:val="clear" w:color="auto" w:fill="1F497D" w:themeFill="text2"/>
+          </w:tcPr>
+          <w:p>
+            <w:pPr>
+              <w:rPr>
+                <w:b/>
+                <w:bCs/>
+                <w:color w:val="FFFFFF" w:themeColor="background1"/>
+                <w:sz w:val="24"/>
+                <w:szCs w:val="24"/>
+              </w:rPr>
+            </w:pPr>
+            <w:r>
+              <w:rPr>
+                <w:b/>
+                <w:bCs/>
+                <w:color w:val="FFFFFF" w:themeColor="background1"/>
+                <w:sz w:val="24"/>
+                <w:szCs w:val="24"/>
+              </w:rPr>
+              <w:t>Presentación (Frontend)</w:t>
+            </w:r>
+          </w:p>
+        </w:tc>
+        <w:tc>
+          <w:tcPr>
+            <w:tcW w:w="4489" w:type="dxa"/>
+          </w:tcPr>
+          <w:p>
+            <w:pPr>
+              <w:rPr>
+                <w:color w:val="1F497D" w:themeColor="text2"/>
+              </w:rPr>
+            </w:pPr>
+            <w:r>
+              <w:rPr>
+                <w:color w:val="1F497D" w:themeColor="text2"/>
+              </w:rPr>
+              <w:t>Aplicación web HTML, CSS y JavaScript; interfaz y consumo de API por HTTP/JSON.</w:t>
+            </w:r>
+          </w:p>
+        </w:tc>
+      </w:tr>
+      <w:tr>
+        <w:tc>
+          <w:tcPr>
+            <w:tcW w:w="4489" w:type="dxa"/>
+            <w:shd w:val="clear" w:color="auto" w:fill="1F497D" w:themeFill="text2"/>
+          </w:tcPr>
+          <w:p>
+            <w:pPr>
+              <w:rPr>
+                <w:b/>
+                <w:bCs/>
+                <w:color w:val="FFFFFF" w:themeColor="background1"/>
+                <w:sz w:val="24"/>
+                <w:szCs w:val="24"/>
+              </w:rPr>
+            </w:pPr>
+            <w:r>
+              <w:rPr>
+                <w:b/>
+                <w:bCs/>
+                <w:color w:val="FFFFFF" w:themeColor="background1"/>
+                <w:sz w:val="24"/>
+                <w:szCs w:val="24"/>
+              </w:rPr>
+              <w:t>Aplicación (Backend)</w:t>
+            </w:r>
+          </w:p>
+        </w:tc>
+        <w:tc>
+          <w:tcPr>
+            <w:tcW w:w="4489" w:type="dxa"/>
+          </w:tcPr>
+          <w:p>
+            <w:pPr>
+              <w:rPr>
+                <w:color w:val="1F497D" w:themeColor="text2"/>
+              </w:rPr>
+            </w:pPr>
+            <w:r>
+              <w:rPr>
+                <w:color w:val="1F497D" w:themeColor="text2"/>
+              </w:rPr>
+              <w:t>Servidor Express, controladores, servicios de aplicación, repositorios/DAO, modelos de dominio y utilizades transversales.</w:t>
+            </w:r>
+          </w:p>
+        </w:tc>
+      </w:tr>
+      <w:tr>
+        <w:tc>
+          <w:tcPr>
+            <w:tcW w:w="4489" w:type="dxa"/>
+            <w:shd w:val="clear" w:color="auto" w:fill="1F497D" w:themeFill="text2"/>
+          </w:tcPr>
+          <w:p>
+            <w:pPr>
+              <w:rPr>
+                <w:b/>
+                <w:bCs/>
+                <w:color w:val="FFFFFF" w:themeColor="background1"/>
+                <w:sz w:val="24"/>
+                <w:szCs w:val="24"/>
+              </w:rPr>
+            </w:pPr>
+            <w:r>
+              <w:rPr>
+                <w:b/>
+                <w:bCs/>
+                <w:color w:val="FFFFFF" w:themeColor="background1"/>
+                <w:sz w:val="24"/>
+                <w:szCs w:val="24"/>
+              </w:rPr>
+              <w:t>Datos (PostgreSQL)</w:t>
+            </w:r>
+          </w:p>
+        </w:tc>
+        <w:tc>
+          <w:tcPr>
+            <w:tcW w:w="4489" w:type="dxa"/>
+          </w:tcPr>
+          <w:p>
+            <w:pPr>
+              <w:rPr>
+                <w:color w:val="1F497D" w:themeColor="text2"/>
+              </w:rPr>
+            </w:pPr>
+            <w:r>
+              <w:rPr>
+                <w:color w:val="1F497D" w:themeColor="text2"/>
+              </w:rPr>
+              <w:t>Persistencia relacional de información institucional, académica, indicadores, alertas, usuarios y seguimiento.</w:t>
+            </w:r>
+          </w:p>
+        </w:tc>
+      </w:tr>
+      <w:tr>
+        <w:tc>
+          <w:tcPr>
+            <w:tcW w:w="4489" w:type="dxa"/>
+            <w:shd w:val="clear" w:color="auto" w:fill="1F497D" w:themeFill="text2"/>
+          </w:tcPr>
+          <w:p>
+            <w:pPr>
+              <w:rPr>
+                <w:b/>
+                <w:bCs/>
+                <w:color w:val="FFFFFF" w:themeColor="background1"/>
+                <w:sz w:val="24"/>
+                <w:szCs w:val="24"/>
+              </w:rPr>
+            </w:pPr>
+            <w:r>
+              <w:rPr>
+                <w:b/>
+                <w:bCs/>
+                <w:color w:val="FFFFFF" w:themeColor="background1"/>
+                <w:sz w:val="24"/>
+                <w:szCs w:val="24"/>
+              </w:rPr>
+              <w:t>Servicios externos</w:t>
+            </w:r>
+          </w:p>
+        </w:tc>
+        <w:tc>
+          <w:tcPr>
+            <w:tcW w:w="4489" w:type="dxa"/>
+          </w:tcPr>
+          <w:p>
+            <w:pPr>
+              <w:rPr>
+                <w:color w:val="1F497D" w:themeColor="text2"/>
+              </w:rPr>
+            </w:pPr>
+            <w:r>
+              <w:rPr>
+                <w:color w:val="1F497D" w:themeColor="text2"/>
+              </w:rPr>
+              <w:t>Servicio LLM destinado a interpretación de antecedentes, generación de argumentaciones y recomendaciones.</w:t>
+            </w:r>
+          </w:p>
+        </w:tc>
+      </w:tr>
+      <w:tr>
+        <w:tc>
+          <w:tcPr>
+            <w:tcW w:w="4489" w:type="dxa"/>
+            <w:shd w:val="clear" w:color="auto" w:fill="1F497D" w:themeFill="text2"/>
+          </w:tcPr>
+          <w:p>
+            <w:pPr>
+              <w:rPr>
+                <w:b/>
+                <w:bCs/>
+                <w:color w:val="FFFFFF" w:themeColor="background1"/>
+                <w:sz w:val="24"/>
+                <w:szCs w:val="24"/>
+              </w:rPr>
+            </w:pPr>
+            <w:r>
+              <w:rPr>
+                <w:b/>
+                <w:bCs/>
+                <w:color w:val="FFFFFF" w:themeColor="background1"/>
+                <w:sz w:val="24"/>
+                <w:szCs w:val="24"/>
+              </w:rPr>
+              <w:t>Procesos programados (Cron)</w:t>
+            </w:r>
+          </w:p>
+        </w:tc>
+        <w:tc>
+          <w:tcPr>
+            <w:tcW w:w="4489" w:type="dxa"/>
+          </w:tcPr>
+          <w:p>
+            <w:pPr>
+              <w:rPr>
+                <w:color w:val="1F497D" w:themeColor="text2"/>
+              </w:rPr>
+            </w:pPr>
+            <w:r>
+              <w:rPr>
+                <w:color w:val="1F497D" w:themeColor="text2"/>
+              </w:rPr>
+              <w:t>Procesamiento de información, cálculo de indicadores, evaluación de reglas, actualización de alertas e historial.</w:t>
+            </w:r>
+          </w:p>
+        </w:tc>
+      </w:tr>
+      <w:tr>
+        <w:tc>
+          <w:tcPr>
+            <w:tcW w:w="4489" w:type="dxa"/>
+            <w:shd w:val="clear" w:color="auto" w:fill="1F497D" w:themeFill="text2"/>
+          </w:tcPr>
+          <w:p>
+            <w:pPr>
+              <w:rPr>
+                <w:b/>
+                <w:bCs/>
+                <w:color w:val="FFFFFF" w:themeColor="background1"/>
+                <w:sz w:val="24"/>
+                <w:szCs w:val="24"/>
+              </w:rPr>
+            </w:pPr>
+            <w:r>
+              <w:rPr>
+                <w:b/>
+                <w:bCs/>
+                <w:color w:val="FFFFFF" w:themeColor="background1"/>
+                <w:sz w:val="24"/>
+                <w:szCs w:val="24"/>
+              </w:rPr>
+              <w:t>Almacenamiento de archivos</w:t>
+            </w:r>
+          </w:p>
+        </w:tc>
+        <w:tc>
+          <w:tcPr>
+            <w:tcW w:w="4489" w:type="dxa"/>
+          </w:tcPr>
+          <w:p>
+            <w:pPr>
+              <w:rPr>
+                <w:color w:val="1F497D" w:themeColor="text2"/>
+              </w:rPr>
+            </w:pPr>
+            <w:r>
+              <w:rPr>
+                <w:color w:val="1F497D" w:themeColor="text2"/>
+              </w:rPr>
+              <w:t>Conservación de documentos, informes y adjuntos organizados por rutas y fechas.</w:t>
+            </w:r>
+          </w:p>
+        </w:tc>
+      </w:tr>
+    </w:tbl>
+    <w:p/>
+    <w:p>
+      <w:pPr>
+        <w:pStyle w:val="Ttulo4"/>
+        <w:rPr>
+          <w:rFonts w:ascii="Arial" w:hAnsi="Arial" w:cs="Arial"/>
+          <w:b/>
+          <w:bCs/>
+          <w:i w:val="0"/>
+          <w:iCs w:val="0"/>
+          <w:color w:val="1F497D" w:themeColor="text2"/>
+          <w:sz w:val="24"/>
+          <w:szCs w:val="24"/>
+        </w:rPr>
+      </w:pPr>
+      <w:r>
+        <w:rPr>
+          <w:rFonts w:ascii="Arial" w:hAnsi="Arial" w:cs="Arial"/>
+          <w:b/>
+          <w:bCs/>
+          <w:i w:val="0"/>
+          <w:iCs w:val="0"/>
+          <w:color w:val="1F497D" w:themeColor="text2"/>
+          <w:sz w:val="24"/>
+          <w:szCs w:val="24"/>
+        </w:rPr>
+        <w:t xml:space="preserve">Elementos del </w:t>
+      </w:r>
+      <w:r>
+        <w:rPr>
+          <w:rFonts w:ascii="Arial" w:hAnsi="Arial" w:cs="Arial"/>
+          <w:b/>
+          <w:bCs/>
+          <w:i w:val="0"/>
+          <w:iCs w:val="0"/>
+          <w:color w:val="1F497D" w:themeColor="text2"/>
+          <w:sz w:val="24"/>
+          <w:szCs w:val="24"/>
+        </w:rPr>
+        <w:t>B</w:t>
+      </w:r>
+      <w:r>
+        <w:rPr>
+          <w:rFonts w:ascii="Arial" w:hAnsi="Arial" w:cs="Arial"/>
+          <w:b/>
+          <w:bCs/>
+          <w:i w:val="0"/>
+          <w:iCs w:val="0"/>
+          <w:color w:val="1F497D" w:themeColor="text2"/>
+          <w:sz w:val="24"/>
+          <w:szCs w:val="24"/>
+        </w:rPr>
+        <w:t>ackend</w:t>
+      </w:r>
+    </w:p>
+    <w:tbl>
+      <w:tblPr>
+        <w:tblStyle w:val="Tablaconcuadrcula"/>
+        <w:tblW w:w="0" w:type="auto"/>
+        <w:tblInd w:w="38" w:type="dxa"/>
+        <w:tblLook w:val="04A0" w:firstRow="1" w:lastRow="0" w:firstColumn="1" w:lastColumn="0" w:noHBand="0" w:noVBand="1"/>
+      </w:tblPr>
+      <w:tblGrid>
+        <w:gridCol w:w="4489"/>
+        <w:gridCol w:w="4489"/>
+      </w:tblGrid>
+      <w:tr>
+        <w:tc>
+          <w:tcPr>
+            <w:tcW w:w="4489" w:type="dxa"/>
+            <w:shd w:val="clear" w:color="auto" w:fill="DBE5F1" w:themeFill="accent1" w:themeFillTint="33"/>
+          </w:tcPr>
+          <w:p>
+            <w:pPr>
+              <w:rPr>
+                <w:b/>
+                <w:bCs/>
+                <w:color w:val="1F497D" w:themeColor="text2"/>
+                <w:sz w:val="28"/>
+                <w:szCs w:val="28"/>
+              </w:rPr>
+            </w:pPr>
+            <w:r>
+              <w:rPr>
+                <w:b/>
+                <w:bCs/>
+                <w:color w:val="1F497D" w:themeColor="text2"/>
+                <w:sz w:val="28"/>
+                <w:szCs w:val="28"/>
+              </w:rPr>
+              <w:t>Componente</w:t>
+            </w:r>
+          </w:p>
+        </w:tc>
+        <w:tc>
+          <w:tcPr>
+            <w:tcW w:w="4489" w:type="dxa"/>
+            <w:shd w:val="clear" w:color="auto" w:fill="DBE5F1" w:themeFill="accent1" w:themeFillTint="33"/>
+          </w:tcPr>
+          <w:p>
+            <w:pPr>
+              <w:rPr>
+                <w:b/>
+                <w:bCs/>
+                <w:color w:val="1F497D" w:themeColor="text2"/>
+                <w:sz w:val="28"/>
+                <w:szCs w:val="28"/>
+              </w:rPr>
+            </w:pPr>
+            <w:r>
+              <w:rPr>
+                <w:b/>
+                <w:bCs/>
+                <w:color w:val="1F497D" w:themeColor="text2"/>
+                <w:sz w:val="28"/>
+                <w:szCs w:val="28"/>
+              </w:rPr>
+              <w:t>Función</w:t>
+            </w:r>
+          </w:p>
+        </w:tc>
+      </w:tr>
+      <w:tr>
+        <w:tc>
+          <w:tcPr>
+            <w:tcW w:w="4489" w:type="dxa"/>
+            <w:shd w:val="clear" w:color="auto" w:fill="1F497D" w:themeFill="text2"/>
+          </w:tcPr>
+          <w:p>
+            <w:pPr>
+              <w:rPr>
+                <w:b/>
+                <w:bCs/>
+                <w:color w:val="FFFFFF" w:themeColor="background1"/>
+                <w:sz w:val="24"/>
+                <w:szCs w:val="24"/>
+              </w:rPr>
+            </w:pPr>
+            <w:r>
+              <w:rPr>
+                <w:b/>
+                <w:bCs/>
+                <w:color w:val="FFFFFF" w:themeColor="background1"/>
+                <w:sz w:val="24"/>
+                <w:szCs w:val="24"/>
+              </w:rPr>
+              <w:t>Servidor web</w:t>
+            </w:r>
+          </w:p>
+        </w:tc>
+        <w:tc>
+          <w:tcPr>
+            <w:tcW w:w="4489" w:type="dxa"/>
+          </w:tcPr>
+          <w:p>
+            <w:pPr>
+              <w:rPr>
+                <w:color w:val="1F497D" w:themeColor="text2"/>
+              </w:rPr>
+            </w:pPr>
+            <w:r>
+              <w:rPr>
+                <w:color w:val="1F497D" w:themeColor="text2"/>
+              </w:rPr>
+              <w:t>Recibe solicitudes y configura Express, rutas, middlewares y manejo de errores.</w:t>
+            </w:r>
+          </w:p>
+        </w:tc>
+      </w:tr>
+      <w:tr>
+        <w:tc>
+          <w:tcPr>
+            <w:tcW w:w="4489" w:type="dxa"/>
+            <w:shd w:val="clear" w:color="auto" w:fill="1F497D" w:themeFill="text2"/>
+          </w:tcPr>
+          <w:p>
+            <w:pPr>
+              <w:rPr>
+                <w:b/>
+                <w:bCs/>
+                <w:color w:val="FFFFFF" w:themeColor="background1"/>
+                <w:sz w:val="24"/>
+                <w:szCs w:val="24"/>
+              </w:rPr>
+            </w:pPr>
+            <w:r>
+              <w:rPr>
+                <w:b/>
+                <w:bCs/>
+                <w:color w:val="FFFFFF" w:themeColor="background1"/>
+                <w:sz w:val="24"/>
+                <w:szCs w:val="24"/>
+              </w:rPr>
+              <w:t>Controladores</w:t>
+            </w:r>
+          </w:p>
+        </w:tc>
+        <w:tc>
+          <w:tcPr>
+            <w:tcW w:w="4489" w:type="dxa"/>
+          </w:tcPr>
+          <w:p>
+            <w:pPr>
+              <w:rPr>
+                <w:color w:val="1F497D" w:themeColor="text2"/>
+              </w:rPr>
+            </w:pPr>
+            <w:r>
+              <w:rPr>
+                <w:color w:val="1F497D" w:themeColor="text2"/>
+              </w:rPr>
+              <w:t>Reciben peticiones API y delegan operaciones a servicios.</w:t>
+            </w:r>
+          </w:p>
+        </w:tc>
+      </w:tr>
+      <w:tr>
+        <w:tc>
+          <w:tcPr>
+            <w:tcW w:w="4489" w:type="dxa"/>
+            <w:shd w:val="clear" w:color="auto" w:fill="1F497D" w:themeFill="text2"/>
+          </w:tcPr>
+          <w:p>
+            <w:pPr>
+              <w:rPr>
+                <w:b/>
+                <w:bCs/>
+                <w:color w:val="FFFFFF" w:themeColor="background1"/>
+                <w:sz w:val="24"/>
+                <w:szCs w:val="24"/>
+              </w:rPr>
+            </w:pPr>
+            <w:r>
+              <w:rPr>
+                <w:b/>
+                <w:bCs/>
+                <w:color w:val="FFFFFF" w:themeColor="background1"/>
+                <w:sz w:val="24"/>
+                <w:szCs w:val="24"/>
+              </w:rPr>
+              <w:t>Servicios de aplicación</w:t>
+            </w:r>
+          </w:p>
+        </w:tc>
+        <w:tc>
+          <w:tcPr>
+            <w:tcW w:w="4489" w:type="dxa"/>
+          </w:tcPr>
+          <w:p>
+            <w:pPr>
+              <w:rPr>
+                <w:color w:val="1F497D" w:themeColor="text2"/>
+              </w:rPr>
+            </w:pPr>
+            <w:r>
+              <w:rPr>
+                <w:color w:val="1F497D" w:themeColor="text2"/>
+              </w:rPr>
+              <w:t>Implementan la lógica de negocio de autenticación, usuarios, estudiantes, evaluaciones, indicadores, alertas y seguimiento.</w:t>
+            </w:r>
+          </w:p>
+        </w:tc>
+      </w:tr>
+      <w:tr>
+        <w:tc>
+          <w:tcPr>
+            <w:tcW w:w="4489" w:type="dxa"/>
+            <w:shd w:val="clear" w:color="auto" w:fill="1F497D" w:themeFill="text2"/>
+          </w:tcPr>
+          <w:p>
+            <w:pPr>
+              <w:rPr>
+                <w:b/>
+                <w:bCs/>
+                <w:color w:val="FFFFFF" w:themeColor="background1"/>
+                <w:sz w:val="24"/>
+                <w:szCs w:val="24"/>
+              </w:rPr>
+            </w:pPr>
+            <w:r>
+              <w:rPr>
+                <w:b/>
+                <w:bCs/>
+                <w:color w:val="FFFFFF" w:themeColor="background1"/>
+                <w:sz w:val="24"/>
+                <w:szCs w:val="24"/>
+              </w:rPr>
+              <w:t>Capa de datos</w:t>
+            </w:r>
+          </w:p>
+        </w:tc>
+        <w:tc>
+          <w:tcPr>
+            <w:tcW w:w="4489" w:type="dxa"/>
+          </w:tcPr>
+          <w:p>
+            <w:pPr>
+              <w:rPr>
+                <w:color w:val="1F497D" w:themeColor="text2"/>
+              </w:rPr>
+            </w:pPr>
+            <w:r>
+              <w:rPr>
+                <w:color w:val="1F497D" w:themeColor="text2"/>
+              </w:rPr>
+              <w:t>Repositorios y DAO que realizan acceso a PostgreSQL.</w:t>
+            </w:r>
+          </w:p>
+        </w:tc>
+      </w:tr>
+      <w:tr>
+        <w:tc>
+          <w:tcPr>
+            <w:tcW w:w="4489" w:type="dxa"/>
+            <w:shd w:val="clear" w:color="auto" w:fill="1F497D" w:themeFill="text2"/>
+          </w:tcPr>
+          <w:p>
+            <w:pPr>
+              <w:rPr>
+                <w:b/>
+                <w:bCs/>
+                <w:color w:val="FFFFFF" w:themeColor="background1"/>
+                <w:sz w:val="24"/>
+                <w:szCs w:val="24"/>
+              </w:rPr>
+            </w:pPr>
+            <w:r>
+              <w:rPr>
+                <w:b/>
+                <w:bCs/>
+                <w:color w:val="FFFFFF" w:themeColor="background1"/>
+                <w:sz w:val="24"/>
+                <w:szCs w:val="24"/>
+              </w:rPr>
+              <w:t>Modelos de dominio</w:t>
+            </w:r>
+          </w:p>
+        </w:tc>
+        <w:tc>
+          <w:tcPr>
+            <w:tcW w:w="4489" w:type="dxa"/>
+          </w:tcPr>
+          <w:p>
+            <w:pPr>
+              <w:rPr>
+                <w:color w:val="1F497D" w:themeColor="text2"/>
+              </w:rPr>
+            </w:pPr>
+            <w:r>
+              <w:rPr>
+                <w:color w:val="1F497D" w:themeColor="text2"/>
+              </w:rPr>
+              <w:t>Representaciones de las entidades del sistema.</w:t>
+            </w:r>
+          </w:p>
+        </w:tc>
+      </w:tr>
+      <w:tr>
+        <w:tc>
+          <w:tcPr>
+            <w:tcW w:w="4489" w:type="dxa"/>
+            <w:shd w:val="clear" w:color="auto" w:fill="1F497D" w:themeFill="text2"/>
+          </w:tcPr>
+          <w:p>
+            <w:pPr>
+              <w:rPr>
+                <w:b/>
+                <w:bCs/>
+                <w:color w:val="FFFFFF" w:themeColor="background1"/>
+                <w:sz w:val="24"/>
+                <w:szCs w:val="24"/>
+              </w:rPr>
+            </w:pPr>
+            <w:r>
+              <w:rPr>
+                <w:b/>
+                <w:bCs/>
+                <w:color w:val="FFFFFF" w:themeColor="background1"/>
+                <w:sz w:val="24"/>
+                <w:szCs w:val="24"/>
+              </w:rPr>
+              <w:t>Utilidades y componentes transversales</w:t>
+            </w:r>
+          </w:p>
+        </w:tc>
+        <w:tc>
+          <w:tcPr>
+            <w:tcW w:w="4489" w:type="dxa"/>
+          </w:tcPr>
+          <w:p>
+            <w:pPr>
+              <w:rPr>
+                <w:color w:val="1F497D" w:themeColor="text2"/>
+              </w:rPr>
+            </w:pPr>
+            <w:r>
+              <w:rPr>
+                <w:color w:val="1F497D" w:themeColor="text2"/>
+              </w:rPr>
+              <w:t>Sesiones, autorización, validación, archivos, integración LLM, reglas, logs, seguridad y variables de entorno.</w:t>
+            </w:r>
+          </w:p>
+        </w:tc>
+      </w:tr>
+    </w:tbl>
+    <w:p/>
+    <w:p>
+      <w:pPr>
+        <w:ind w:left="-1276"/>
+        <w:rPr>
+          <w:rFonts w:ascii="Arial" w:hAnsi="Arial" w:cs="Arial"/>
+          <w:color w:val="1F497D" w:themeColor="text2"/>
+        </w:rPr>
+      </w:pPr>
     </w:p>
     <w:sectPr>
       <w:headerReference w:type="default" r:id="rId16"/>
@@ -5743,7 +9124,6 @@
     <w:next w:val="Normal"/>
     <w:link w:val="Ttulo4Car"/>
     <w:uiPriority w:val="9"/>
-    <w:semiHidden/>
     <w:unhideWhenUsed/>
     <w:qFormat/>
     <w:rsid w:val="00C61DE5"/>
@@ -5900,7 +9280,6 @@
   <w:style w:type="character" w:default="1" w:styleId="Fuentedeprrafopredeter">
     <w:name w:val="Default Paragraph Font"/>
     <w:uiPriority w:val="1"/>
-    <w:semiHidden/>
     <w:unhideWhenUsed/>
   </w:style>
   <w:style w:type="table" w:default="1" w:styleId="Tablanormal">
@@ -6406,7 +9785,6 @@
     <w:basedOn w:val="Fuentedeprrafopredeter"/>
     <w:link w:val="Ttulo4"/>
     <w:uiPriority w:val="9"/>
-    <w:semiHidden/>
     <w:rsid w:val="00C61DE5"/>
     <w:rPr>
       <w:rFonts w:asciiTheme="majorHAnsi" w:eastAsiaTheme="majorEastAsia" w:hAnsiTheme="majorHAnsi" w:cstheme="majorBidi"/>
@@ -6482,6 +9860,104 @@
       <w:sz w:val="21"/>
       <w:szCs w:val="21"/>
     </w:rPr>
+  </w:style>
+  <w:style w:type="table" w:styleId="Sombreadoclaro-nfasis1">
+    <w:name w:val="Light Shading Accent 1"/>
+    <w:basedOn w:val="Tablanormal"/>
+    <w:uiPriority w:val="60"/>
+    <w:rsid w:val="00CC714B"/>
+    <w:pPr>
+      <w:spacing w:after="0" w:line="240" w:lineRule="auto"/>
+    </w:pPr>
+    <w:rPr>
+      <w:rFonts w:eastAsiaTheme="minorEastAsia"/>
+      <w:color w:val="365F91" w:themeColor="accent1" w:themeShade="BF"/>
+      <w:lang w:val="en-US"/>
+    </w:rPr>
+    <w:tblPr>
+      <w:tblStyleRowBandSize w:val="1"/>
+      <w:tblStyleColBandSize w:val="1"/>
+      <w:tblBorders>
+        <w:top w:val="single" w:sz="8" w:space="0" w:color="4F81BD" w:themeColor="accent1"/>
+        <w:bottom w:val="single" w:sz="8" w:space="0" w:color="4F81BD" w:themeColor="accent1"/>
+      </w:tblBorders>
+    </w:tblPr>
+    <w:tblStylePr w:type="firstRow">
+      <w:pPr>
+        <w:spacing w:before="0" w:after="0" w:line="240" w:lineRule="auto"/>
+      </w:pPr>
+      <w:rPr>
+        <w:b/>
+        <w:bCs/>
+      </w:rPr>
+      <w:tblPr/>
+      <w:tcPr>
+        <w:tcBorders>
+          <w:top w:val="single" w:sz="8" w:space="0" w:color="4F81BD" w:themeColor="accent1"/>
+          <w:left w:val="nil"/>
+          <w:bottom w:val="single" w:sz="8" w:space="0" w:color="4F81BD" w:themeColor="accent1"/>
+          <w:right w:val="nil"/>
+          <w:insideH w:val="nil"/>
+          <w:insideV w:val="nil"/>
+        </w:tcBorders>
+      </w:tcPr>
+    </w:tblStylePr>
+    <w:tblStylePr w:type="lastRow">
+      <w:pPr>
+        <w:spacing w:before="0" w:after="0" w:line="240" w:lineRule="auto"/>
+      </w:pPr>
+      <w:rPr>
+        <w:b/>
+        <w:bCs/>
+      </w:rPr>
+      <w:tblPr/>
+      <w:tcPr>
+        <w:tcBorders>
+          <w:top w:val="single" w:sz="8" w:space="0" w:color="4F81BD" w:themeColor="accent1"/>
+          <w:left w:val="nil"/>
+          <w:bottom w:val="single" w:sz="8" w:space="0" w:color="4F81BD" w:themeColor="accent1"/>
+          <w:right w:val="nil"/>
+          <w:insideH w:val="nil"/>
+          <w:insideV w:val="nil"/>
+        </w:tcBorders>
+      </w:tcPr>
+    </w:tblStylePr>
+    <w:tblStylePr w:type="firstCol">
+      <w:rPr>
+        <w:b/>
+        <w:bCs/>
+      </w:rPr>
+    </w:tblStylePr>
+    <w:tblStylePr w:type="lastCol">
+      <w:rPr>
+        <w:b/>
+        <w:bCs/>
+      </w:rPr>
+    </w:tblStylePr>
+    <w:tblStylePr w:type="band1Vert">
+      <w:tblPr/>
+      <w:tcPr>
+        <w:tcBorders>
+          <w:left w:val="nil"/>
+          <w:right w:val="nil"/>
+          <w:insideH w:val="nil"/>
+          <w:insideV w:val="nil"/>
+        </w:tcBorders>
+        <w:shd w:val="clear" w:color="auto" w:fill="D3DFEE" w:themeFill="accent1" w:themeFillTint="3F"/>
+      </w:tcPr>
+    </w:tblStylePr>
+    <w:tblStylePr w:type="band1Horz">
+      <w:tblPr/>
+      <w:tcPr>
+        <w:tcBorders>
+          <w:left w:val="nil"/>
+          <w:right w:val="nil"/>
+          <w:insideH w:val="nil"/>
+          <w:insideV w:val="nil"/>
+        </w:tcBorders>
+        <w:shd w:val="clear" w:color="auto" w:fill="D3DFEE" w:themeFill="accent1" w:themeFillTint="3F"/>
+      </w:tcPr>
+    </w:tblStylePr>
   </w:style>
 </w:styles>
 </file>
@@ -6675,22 +10151,29 @@
     <w:rsid w:val="0002389F"/>
     <w:rsid w:val="00041273"/>
     <w:rsid w:val="000609BA"/>
+    <w:rsid w:val="000A24E4"/>
     <w:rsid w:val="00153A14"/>
     <w:rsid w:val="00194DF5"/>
     <w:rsid w:val="001B14B7"/>
+    <w:rsid w:val="001C377A"/>
     <w:rsid w:val="00211593"/>
     <w:rsid w:val="002835FC"/>
+    <w:rsid w:val="00287AE5"/>
     <w:rsid w:val="002C06A7"/>
     <w:rsid w:val="003B3FD5"/>
     <w:rsid w:val="004F7F49"/>
+    <w:rsid w:val="005255E8"/>
     <w:rsid w:val="0057410B"/>
     <w:rsid w:val="00595623"/>
     <w:rsid w:val="005B27DB"/>
+    <w:rsid w:val="0063305D"/>
     <w:rsid w:val="006E2FCC"/>
     <w:rsid w:val="00704192"/>
     <w:rsid w:val="0081193C"/>
     <w:rsid w:val="00825B36"/>
+    <w:rsid w:val="008273AC"/>
     <w:rsid w:val="00960213"/>
+    <w:rsid w:val="00AD2300"/>
     <w:rsid w:val="00AE6FE7"/>
     <w:rsid w:val="00BD2436"/>
     <w:rsid w:val="00C47BA2"/>
@@ -6699,9 +10182,11 @@
     <w:rsid w:val="00C861E5"/>
     <w:rsid w:val="00CF44FB"/>
     <w:rsid w:val="00D93DAC"/>
+    <w:rsid w:val="00DA196D"/>
     <w:rsid w:val="00E068BB"/>
     <w:rsid w:val="00EC21D5"/>
     <w:rsid w:val="00EF0473"/>
+    <w:rsid w:val="00FC01A6"/>
     <w:rsid w:val="00FF4C3B"/>
   </w:rsids>
   <m:mathPr>

--- a/Fase_2/Evidencias Proyecto/Documento 05 - Documento de Diseño.docx
+++ b/Fase_2/Evidencias Proyecto/Documento 05 - Documento de Diseño.docx
@@ -982,7 +982,23 @@
           <w:lang w:val="es-ES"/>
         </w:rPr>
         <w:tab/>
-        <w:t>3.3 Vista Despliegue……………………………………………………………………..10</w:t>
+      </w:r>
+      <w:r>
+        <w:rPr>
+          <w:rFonts w:ascii="Arial" w:hAnsi="Arial" w:cs="Arial"/>
+          <w:color w:val="1F497D" w:themeColor="text2"/>
+          <w:lang w:val="es-ES"/>
+        </w:rPr>
+        <w:tab/>
+      </w:r>
+      <w:r>
+        <w:rPr>
+          <w:rFonts w:ascii="Arial" w:hAnsi="Arial" w:cs="Arial"/>
+          <w:color w:val="1F497D" w:themeColor="text2"/>
+          <w:lang w:val="es-ES"/>
+        </w:rPr>
+        <w:tab/>
+        <w:t>3.2.3.1 Diccionario de participantes…………………………………..10</w:t>
       </w:r>
     </w:p>
     <w:p>
@@ -1010,7 +1026,79 @@
           <w:lang w:val="es-ES"/>
         </w:rPr>
         <w:tab/>
-        <w:t>3.3.1 Diagrama de componentes………………………………………………10</w:t>
+      </w:r>
+      <w:r>
+        <w:rPr>
+          <w:rFonts w:ascii="Arial" w:hAnsi="Arial" w:cs="Arial"/>
+          <w:color w:val="1F497D" w:themeColor="text2"/>
+          <w:lang w:val="es-ES"/>
+        </w:rPr>
+        <w:tab/>
+        <w:t>3.2.3.2 Diccionario de mensajes………………………………………11</w:t>
+      </w:r>
+    </w:p>
+    <w:p>
+      <w:pPr>
+        <w:spacing w:after="0"/>
+        <w:jc w:val="both"/>
+        <w:rPr>
+          <w:rFonts w:ascii="Arial" w:hAnsi="Arial" w:cs="Arial"/>
+          <w:color w:val="1F497D" w:themeColor="text2"/>
+          <w:lang w:val="es-ES"/>
+        </w:rPr>
+      </w:pPr>
+      <w:r>
+        <w:rPr>
+          <w:rFonts w:ascii="Arial" w:hAnsi="Arial" w:cs="Arial"/>
+          <w:color w:val="1F497D" w:themeColor="text2"/>
+          <w:lang w:val="es-ES"/>
+        </w:rPr>
+        <w:tab/>
+        <w:t>3.3 Vista Despliegue……………………………………………………………………..1</w:t>
+      </w:r>
+      <w:r>
+        <w:rPr>
+          <w:rFonts w:ascii="Arial" w:hAnsi="Arial" w:cs="Arial"/>
+          <w:color w:val="1F497D" w:themeColor="text2"/>
+          <w:lang w:val="es-ES"/>
+        </w:rPr>
+        <w:t>2</w:t>
+      </w:r>
+    </w:p>
+    <w:p>
+      <w:pPr>
+        <w:spacing w:after="0"/>
+        <w:jc w:val="both"/>
+        <w:rPr>
+          <w:rFonts w:ascii="Arial" w:hAnsi="Arial" w:cs="Arial"/>
+          <w:color w:val="1F497D" w:themeColor="text2"/>
+          <w:lang w:val="es-ES"/>
+        </w:rPr>
+      </w:pPr>
+      <w:r>
+        <w:rPr>
+          <w:rFonts w:ascii="Arial" w:hAnsi="Arial" w:cs="Arial"/>
+          <w:color w:val="1F497D" w:themeColor="text2"/>
+          <w:lang w:val="es-ES"/>
+        </w:rPr>
+        <w:tab/>
+      </w:r>
+      <w:r>
+        <w:rPr>
+          <w:rFonts w:ascii="Arial" w:hAnsi="Arial" w:cs="Arial"/>
+          <w:color w:val="1F497D" w:themeColor="text2"/>
+          <w:lang w:val="es-ES"/>
+        </w:rPr>
+        <w:tab/>
+        <w:t>3.3.1 Diagrama de componentes………………………………………………1</w:t>
+      </w:r>
+      <w:r>
+        <w:rPr>
+          <w:rFonts w:ascii="Arial" w:hAnsi="Arial" w:cs="Arial"/>
+          <w:color w:val="1F497D" w:themeColor="text2"/>
+          <w:lang w:val="es-ES"/>
+        </w:rPr>
+        <w:t>2</w:t>
       </w:r>
     </w:p>
     <w:p>
@@ -1054,7 +1142,15 @@
           <w:color w:val="1F497D" w:themeColor="text2"/>
           <w:lang w:val="es-ES"/>
         </w:rPr>
-        <w:t>………………………11</w:t>
+        <w:t>………………………1</w:t>
+      </w:r>
+      <w:r>
+        <w:rPr>
+          <w:rFonts w:ascii="Arial" w:hAnsi="Arial" w:cs="Arial"/>
+          <w:color w:val="1F497D" w:themeColor="text2"/>
+          <w:lang w:val="es-ES"/>
+        </w:rPr>
+        <w:t>2</w:t>
       </w:r>
     </w:p>
     <w:p>
@@ -1114,7 +1210,15 @@
           <w:color w:val="1F497D" w:themeColor="text2"/>
           <w:lang w:val="es-ES"/>
         </w:rPr>
-        <w:t>………………………………………..11</w:t>
+        <w:t>………………………………………..1</w:t>
+      </w:r>
+      <w:r>
+        <w:rPr>
+          <w:rFonts w:ascii="Arial" w:hAnsi="Arial" w:cs="Arial"/>
+          <w:color w:val="1F497D" w:themeColor="text2"/>
+          <w:lang w:val="es-ES"/>
+        </w:rPr>
+        <w:t>3</w:t>
       </w:r>
     </w:p>
     <w:p>
@@ -1817,6 +1921,7 @@
                 <w:szCs w:val="24"/>
                 <w:lang w:val="es-ES" w:eastAsia="es-ES"/>
               </w:rPr>
+              <w:lastRenderedPageBreak/>
               <w:t>Benjamin Tapia Vergara</w:t>
             </w:r>
           </w:p>
@@ -1876,7 +1981,6 @@
                 <w:szCs w:val="24"/>
                 <w:lang w:val="es-ES" w:eastAsia="es-ES"/>
               </w:rPr>
-              <w:lastRenderedPageBreak/>
               <w:t>Benjamin Tapia Vergara</w:t>
             </w:r>
           </w:p>
@@ -5987,6 +6091,2263 @@
     </w:p>
     <w:p>
       <w:pPr>
+        <w:rPr>
+          <w:rFonts w:ascii="Arial" w:hAnsi="Arial" w:cs="Arial"/>
+          <w:color w:val="1F497D" w:themeColor="text2"/>
+          <w:lang w:val="es-ES" w:eastAsia="es-ES"/>
+        </w:rPr>
+      </w:pPr>
+      <w:r>
+        <w:rPr>
+          <w:rFonts w:ascii="Arial" w:hAnsi="Arial" w:cs="Arial"/>
+          <w:noProof/>
+          <w:color w:val="1F497D" w:themeColor="text2"/>
+          <w:lang w:val="es-ES" w:eastAsia="es-ES"/>
+        </w:rPr>
+        <w:drawing>
+          <wp:inline distT="0" distB="0" distL="0" distR="0" wp14:anchorId="44DF2E91" wp14:editId="4073C4BA">
+            <wp:extent cx="5605780" cy="4420870"/>
+            <wp:effectExtent l="0" t="0" r="0" b="0"/>
+            <wp:docPr id="220676216" name="Imagen 2"/>
+            <wp:cNvGraphicFramePr>
+              <a:graphicFrameLocks xmlns:a="http://schemas.openxmlformats.org/drawingml/2006/main" noChangeAspect="1"/>
+            </wp:cNvGraphicFramePr>
+            <a:graphic xmlns:a="http://schemas.openxmlformats.org/drawingml/2006/main">
+              <a:graphicData uri="http://schemas.openxmlformats.org/drawingml/2006/picture">
+                <pic:pic xmlns:pic="http://schemas.openxmlformats.org/drawingml/2006/picture">
+                  <pic:nvPicPr>
+                    <pic:cNvPr id="0" name="Picture 2"/>
+                    <pic:cNvPicPr>
+                      <a:picLocks noChangeAspect="1" noChangeArrowheads="1"/>
+                    </pic:cNvPicPr>
+                  </pic:nvPicPr>
+                  <pic:blipFill>
+                    <a:blip r:embed="rId15">
+                      <a:extLst>
+                        <a:ext uri="{28A0092B-C50C-407E-A947-70E740481C1C}">
+                          <a14:useLocalDpi xmlns:a14="http://schemas.microsoft.com/office/drawing/2010/main" val="0"/>
+                        </a:ext>
+                      </a:extLst>
+                    </a:blip>
+                    <a:srcRect/>
+                    <a:stretch>
+                      <a:fillRect/>
+                    </a:stretch>
+                  </pic:blipFill>
+                  <pic:spPr bwMode="auto">
+                    <a:xfrm>
+                      <a:off x="0" y="0"/>
+                      <a:ext cx="5605780" cy="4420870"/>
+                    </a:xfrm>
+                    <a:prstGeom prst="rect">
+                      <a:avLst/>
+                    </a:prstGeom>
+                    <a:noFill/>
+                    <a:ln>
+                      <a:noFill/>
+                    </a:ln>
+                  </pic:spPr>
+                </pic:pic>
+              </a:graphicData>
+            </a:graphic>
+          </wp:inline>
+        </w:drawing>
+      </w:r>
+    </w:p>
+    <w:p>
+      <w:pPr>
+        <w:rPr>
+          <w:rFonts w:ascii="Arial" w:hAnsi="Arial" w:cs="Arial"/>
+          <w:color w:val="1F497D" w:themeColor="text2"/>
+          <w:lang w:val="es-ES" w:eastAsia="es-ES"/>
+        </w:rPr>
+      </w:pPr>
+      <w:r>
+        <w:rPr>
+          <w:rFonts w:ascii="Arial" w:hAnsi="Arial" w:cs="Arial"/>
+          <w:color w:val="1F497D" w:themeColor="text2"/>
+          <w:lang w:val="es-ES" w:eastAsia="es-ES"/>
+        </w:rPr>
+        <w:t>Figura 3.2.3 Diagrama de secuencia ATEDA</w:t>
+      </w:r>
+    </w:p>
+    <w:p>
+      <w:pPr>
+        <w:pStyle w:val="Ttulo4"/>
+        <w:rPr>
+          <w:rFonts w:ascii="Arial" w:hAnsi="Arial" w:cs="Arial"/>
+          <w:b/>
+          <w:bCs/>
+          <w:i w:val="0"/>
+          <w:iCs w:val="0"/>
+          <w:sz w:val="24"/>
+          <w:szCs w:val="24"/>
+          <w:lang w:val="es-ES" w:eastAsia="es-ES"/>
+        </w:rPr>
+      </w:pPr>
+      <w:r>
+        <w:rPr>
+          <w:rFonts w:ascii="Arial" w:hAnsi="Arial" w:cs="Arial"/>
+          <w:b/>
+          <w:bCs/>
+          <w:i w:val="0"/>
+          <w:iCs w:val="0"/>
+          <w:sz w:val="24"/>
+          <w:szCs w:val="24"/>
+          <w:lang w:val="es-ES" w:eastAsia="es-ES"/>
+        </w:rPr>
+        <w:t>Diccionario</w:t>
+      </w:r>
+      <w:r>
+        <w:rPr>
+          <w:rFonts w:ascii="Arial" w:hAnsi="Arial" w:cs="Arial"/>
+          <w:b/>
+          <w:bCs/>
+          <w:i w:val="0"/>
+          <w:iCs w:val="0"/>
+          <w:sz w:val="24"/>
+          <w:szCs w:val="24"/>
+          <w:lang w:val="es-ES" w:eastAsia="es-ES"/>
+        </w:rPr>
+        <w:t xml:space="preserve"> de participantes</w:t>
+      </w:r>
+      <w:r>
+        <w:rPr>
+          <w:rFonts w:ascii="Arial" w:hAnsi="Arial" w:cs="Arial"/>
+          <w:b/>
+          <w:bCs/>
+          <w:i w:val="0"/>
+          <w:iCs w:val="0"/>
+          <w:sz w:val="24"/>
+          <w:szCs w:val="24"/>
+          <w:lang w:val="es-ES" w:eastAsia="es-ES"/>
+        </w:rPr>
+        <w:t xml:space="preserve"> </w:t>
+      </w:r>
+    </w:p>
+    <w:tbl>
+      <w:tblPr>
+        <w:tblStyle w:val="Tablaconcuadrcula"/>
+        <w:tblW w:w="0" w:type="auto"/>
+        <w:jc w:val="center"/>
+        <w:tblLook w:val="04A0" w:firstRow="1" w:lastRow="0" w:firstColumn="1" w:lastColumn="0" w:noHBand="0" w:noVBand="1"/>
+      </w:tblPr>
+      <w:tblGrid>
+        <w:gridCol w:w="1914"/>
+        <w:gridCol w:w="3288"/>
+        <w:gridCol w:w="3852"/>
+      </w:tblGrid>
+      <w:tr>
+        <w:trPr>
+          <w:tblHeader/>
+          <w:jc w:val="center"/>
+        </w:trPr>
+        <w:tc>
+          <w:tcPr>
+            <w:tcW w:w="1928" w:type="dxa"/>
+            <w:shd w:val="clear" w:color="auto" w:fill="1F497D" w:themeFill="text2"/>
+            <w:vAlign w:val="center"/>
+          </w:tcPr>
+          <w:p>
+            <w:pPr>
+              <w:spacing w:after="40"/>
+              <w:rPr>
+                <w:color w:val="FFFFFF" w:themeColor="background1"/>
+                <w:szCs w:val="32"/>
+              </w:rPr>
+            </w:pPr>
+            <w:r>
+              <w:rPr>
+                <w:b/>
+                <w:color w:val="FFFFFF" w:themeColor="background1"/>
+                <w:szCs w:val="32"/>
+              </w:rPr>
+              <w:t>Participante</w:t>
+            </w:r>
+          </w:p>
+        </w:tc>
+        <w:tc>
+          <w:tcPr>
+            <w:tcW w:w="3345" w:type="dxa"/>
+            <w:shd w:val="clear" w:color="auto" w:fill="1F497D" w:themeFill="text2"/>
+            <w:vAlign w:val="center"/>
+          </w:tcPr>
+          <w:p>
+            <w:pPr>
+              <w:spacing w:after="40"/>
+              <w:rPr>
+                <w:color w:val="FFFFFF" w:themeColor="background1"/>
+                <w:szCs w:val="32"/>
+              </w:rPr>
+            </w:pPr>
+            <w:r>
+              <w:rPr>
+                <w:b/>
+                <w:color w:val="FFFFFF" w:themeColor="background1"/>
+                <w:szCs w:val="32"/>
+              </w:rPr>
+              <w:t>Descripción</w:t>
+            </w:r>
+          </w:p>
+        </w:tc>
+        <w:tc>
+          <w:tcPr>
+            <w:tcW w:w="3912" w:type="dxa"/>
+            <w:shd w:val="clear" w:color="auto" w:fill="1F497D" w:themeFill="text2"/>
+            <w:vAlign w:val="center"/>
+          </w:tcPr>
+          <w:p>
+            <w:pPr>
+              <w:spacing w:after="40"/>
+              <w:rPr>
+                <w:color w:val="FFFFFF" w:themeColor="background1"/>
+                <w:szCs w:val="32"/>
+              </w:rPr>
+            </w:pPr>
+            <w:r>
+              <w:rPr>
+                <w:b/>
+                <w:color w:val="FFFFFF" w:themeColor="background1"/>
+                <w:szCs w:val="32"/>
+              </w:rPr>
+              <w:t>Responsabilidad</w:t>
+            </w:r>
+          </w:p>
+        </w:tc>
+      </w:tr>
+      <w:tr>
+        <w:trPr>
+          <w:jc w:val="center"/>
+        </w:trPr>
+        <w:tc>
+          <w:tcPr>
+            <w:tcW w:w="1928" w:type="dxa"/>
+            <w:shd w:val="clear" w:color="auto" w:fill="C6D9F1" w:themeFill="text2" w:themeFillTint="33"/>
+            <w:vAlign w:val="center"/>
+          </w:tcPr>
+          <w:p>
+            <w:pPr>
+              <w:spacing w:after="40"/>
+            </w:pPr>
+            <w:r>
+              <w:rPr>
+                <w:sz w:val="16"/>
+              </w:rPr>
+              <w:t>Usuario</w:t>
+            </w:r>
+          </w:p>
+        </w:tc>
+        <w:tc>
+          <w:tcPr>
+            <w:tcW w:w="3345" w:type="dxa"/>
+            <w:shd w:val="clear" w:color="auto" w:fill="C6D9F1" w:themeFill="text2" w:themeFillTint="33"/>
+            <w:vAlign w:val="center"/>
+          </w:tcPr>
+          <w:p>
+            <w:pPr>
+              <w:spacing w:after="40"/>
+            </w:pPr>
+            <w:r>
+              <w:rPr>
+                <w:sz w:val="16"/>
+              </w:rPr>
+              <w:t>Profesional autorizado para utilizar ATEDA.</w:t>
+            </w:r>
+          </w:p>
+        </w:tc>
+        <w:tc>
+          <w:tcPr>
+            <w:tcW w:w="3912" w:type="dxa"/>
+            <w:shd w:val="clear" w:color="auto" w:fill="C6D9F1" w:themeFill="text2" w:themeFillTint="33"/>
+            <w:vAlign w:val="center"/>
+          </w:tcPr>
+          <w:p>
+            <w:pPr>
+              <w:spacing w:after="40"/>
+            </w:pPr>
+            <w:r>
+              <w:rPr>
+                <w:sz w:val="16"/>
+              </w:rPr>
+              <w:t>Ingresar sus credenciales para acceder al sistema.</w:t>
+            </w:r>
+          </w:p>
+        </w:tc>
+      </w:tr>
+      <w:tr>
+        <w:trPr>
+          <w:jc w:val="center"/>
+        </w:trPr>
+        <w:tc>
+          <w:tcPr>
+            <w:tcW w:w="1928" w:type="dxa"/>
+            <w:shd w:val="clear" w:color="auto" w:fill="C6D9F1" w:themeFill="text2" w:themeFillTint="33"/>
+            <w:vAlign w:val="center"/>
+          </w:tcPr>
+          <w:p>
+            <w:pPr>
+              <w:spacing w:after="40"/>
+            </w:pPr>
+            <w:r>
+              <w:rPr>
+                <w:sz w:val="16"/>
+              </w:rPr>
+              <w:t>Frontend (HTML/JS)</w:t>
+            </w:r>
+          </w:p>
+        </w:tc>
+        <w:tc>
+          <w:tcPr>
+            <w:tcW w:w="3345" w:type="dxa"/>
+            <w:shd w:val="clear" w:color="auto" w:fill="C6D9F1" w:themeFill="text2" w:themeFillTint="33"/>
+            <w:vAlign w:val="center"/>
+          </w:tcPr>
+          <w:p>
+            <w:pPr>
+              <w:spacing w:after="40"/>
+            </w:pPr>
+            <w:r>
+              <w:rPr>
+                <w:sz w:val="16"/>
+              </w:rPr>
+              <w:t>Interfaz web del sistema.</w:t>
+            </w:r>
+          </w:p>
+        </w:tc>
+        <w:tc>
+          <w:tcPr>
+            <w:tcW w:w="3912" w:type="dxa"/>
+            <w:shd w:val="clear" w:color="auto" w:fill="C6D9F1" w:themeFill="text2" w:themeFillTint="33"/>
+            <w:vAlign w:val="center"/>
+          </w:tcPr>
+          <w:p>
+            <w:pPr>
+              <w:spacing w:after="40"/>
+            </w:pPr>
+            <w:r>
+              <w:rPr>
+                <w:sz w:val="16"/>
+              </w:rPr>
+              <w:t>Capturar credenciales, enviar solicitudes HTTP y mostrar respuestas.</w:t>
+            </w:r>
+          </w:p>
+        </w:tc>
+      </w:tr>
+      <w:tr>
+        <w:trPr>
+          <w:jc w:val="center"/>
+        </w:trPr>
+        <w:tc>
+          <w:tcPr>
+            <w:tcW w:w="1928" w:type="dxa"/>
+            <w:shd w:val="clear" w:color="auto" w:fill="C6D9F1" w:themeFill="text2" w:themeFillTint="33"/>
+            <w:vAlign w:val="center"/>
+          </w:tcPr>
+          <w:p>
+            <w:pPr>
+              <w:spacing w:after="40"/>
+            </w:pPr>
+            <w:r>
+              <w:rPr>
+                <w:sz w:val="16"/>
+              </w:rPr>
+              <w:t>Ruta Express</w:t>
+            </w:r>
+          </w:p>
+        </w:tc>
+        <w:tc>
+          <w:tcPr>
+            <w:tcW w:w="3345" w:type="dxa"/>
+            <w:shd w:val="clear" w:color="auto" w:fill="C6D9F1" w:themeFill="text2" w:themeFillTint="33"/>
+            <w:vAlign w:val="center"/>
+          </w:tcPr>
+          <w:p>
+            <w:pPr>
+              <w:spacing w:after="40"/>
+            </w:pPr>
+            <w:r>
+              <w:rPr>
+                <w:sz w:val="16"/>
+              </w:rPr>
+              <w:t>Componente del backend encargado del enrutamiento.</w:t>
+            </w:r>
+          </w:p>
+        </w:tc>
+        <w:tc>
+          <w:tcPr>
+            <w:tcW w:w="3912" w:type="dxa"/>
+            <w:shd w:val="clear" w:color="auto" w:fill="C6D9F1" w:themeFill="text2" w:themeFillTint="33"/>
+            <w:vAlign w:val="center"/>
+          </w:tcPr>
+          <w:p>
+            <w:pPr>
+              <w:spacing w:after="40"/>
+            </w:pPr>
+            <w:r>
+              <w:rPr>
+                <w:sz w:val="16"/>
+              </w:rPr>
+              <w:t>Recibir la solicitud y dirigirla al controlador correspondiente.</w:t>
+            </w:r>
+          </w:p>
+        </w:tc>
+      </w:tr>
+      <w:tr>
+        <w:trPr>
+          <w:jc w:val="center"/>
+        </w:trPr>
+        <w:tc>
+          <w:tcPr>
+            <w:tcW w:w="1928" w:type="dxa"/>
+            <w:shd w:val="clear" w:color="auto" w:fill="C6D9F1" w:themeFill="text2" w:themeFillTint="33"/>
+            <w:vAlign w:val="center"/>
+          </w:tcPr>
+          <w:p>
+            <w:pPr>
+              <w:spacing w:after="40"/>
+            </w:pPr>
+            <w:r>
+              <w:rPr>
+                <w:sz w:val="16"/>
+              </w:rPr>
+              <w:t>AuthController</w:t>
+            </w:r>
+          </w:p>
+        </w:tc>
+        <w:tc>
+          <w:tcPr>
+            <w:tcW w:w="3345" w:type="dxa"/>
+            <w:shd w:val="clear" w:color="auto" w:fill="C6D9F1" w:themeFill="text2" w:themeFillTint="33"/>
+            <w:vAlign w:val="center"/>
+          </w:tcPr>
+          <w:p>
+            <w:pPr>
+              <w:spacing w:after="40"/>
+            </w:pPr>
+            <w:r>
+              <w:rPr>
+                <w:sz w:val="16"/>
+              </w:rPr>
+              <w:t>Controlador del módulo de autenticación.</w:t>
+            </w:r>
+          </w:p>
+        </w:tc>
+        <w:tc>
+          <w:tcPr>
+            <w:tcW w:w="3912" w:type="dxa"/>
+            <w:shd w:val="clear" w:color="auto" w:fill="C6D9F1" w:themeFill="text2" w:themeFillTint="33"/>
+            <w:vAlign w:val="center"/>
+          </w:tcPr>
+          <w:p>
+            <w:pPr>
+              <w:spacing w:after="40"/>
+            </w:pPr>
+            <w:r>
+              <w:rPr>
+                <w:sz w:val="16"/>
+              </w:rPr>
+              <w:t>Coordinar el inicio de sesión y gestionar la respuesta HTTP.</w:t>
+            </w:r>
+          </w:p>
+        </w:tc>
+      </w:tr>
+      <w:tr>
+        <w:trPr>
+          <w:jc w:val="center"/>
+        </w:trPr>
+        <w:tc>
+          <w:tcPr>
+            <w:tcW w:w="1928" w:type="dxa"/>
+            <w:shd w:val="clear" w:color="auto" w:fill="C6D9F1" w:themeFill="text2" w:themeFillTint="33"/>
+            <w:vAlign w:val="center"/>
+          </w:tcPr>
+          <w:p>
+            <w:pPr>
+              <w:spacing w:after="40"/>
+            </w:pPr>
+            <w:r>
+              <w:rPr>
+                <w:sz w:val="16"/>
+              </w:rPr>
+              <w:t>AuthService</w:t>
+            </w:r>
+          </w:p>
+        </w:tc>
+        <w:tc>
+          <w:tcPr>
+            <w:tcW w:w="3345" w:type="dxa"/>
+            <w:shd w:val="clear" w:color="auto" w:fill="C6D9F1" w:themeFill="text2" w:themeFillTint="33"/>
+            <w:vAlign w:val="center"/>
+          </w:tcPr>
+          <w:p>
+            <w:pPr>
+              <w:spacing w:after="40"/>
+            </w:pPr>
+            <w:r>
+              <w:rPr>
+                <w:sz w:val="16"/>
+              </w:rPr>
+              <w:t>Servicio que contiene la lógica de autenticación.</w:t>
+            </w:r>
+          </w:p>
+        </w:tc>
+        <w:tc>
+          <w:tcPr>
+            <w:tcW w:w="3912" w:type="dxa"/>
+            <w:shd w:val="clear" w:color="auto" w:fill="C6D9F1" w:themeFill="text2" w:themeFillTint="33"/>
+            <w:vAlign w:val="center"/>
+          </w:tcPr>
+          <w:p>
+            <w:pPr>
+              <w:spacing w:after="40"/>
+            </w:pPr>
+            <w:r>
+              <w:rPr>
+                <w:sz w:val="16"/>
+              </w:rPr>
+              <w:t>Validar las credenciales y verificar el estado de la cuenta.</w:t>
+            </w:r>
+          </w:p>
+        </w:tc>
+      </w:tr>
+      <w:tr>
+        <w:trPr>
+          <w:jc w:val="center"/>
+        </w:trPr>
+        <w:tc>
+          <w:tcPr>
+            <w:tcW w:w="1928" w:type="dxa"/>
+            <w:shd w:val="clear" w:color="auto" w:fill="C6D9F1" w:themeFill="text2" w:themeFillTint="33"/>
+            <w:vAlign w:val="center"/>
+          </w:tcPr>
+          <w:p>
+            <w:pPr>
+              <w:spacing w:after="40"/>
+            </w:pPr>
+            <w:r>
+              <w:rPr>
+                <w:sz w:val="16"/>
+              </w:rPr>
+              <w:t>UsuarioRepository</w:t>
+            </w:r>
+          </w:p>
+        </w:tc>
+        <w:tc>
+          <w:tcPr>
+            <w:tcW w:w="3345" w:type="dxa"/>
+            <w:shd w:val="clear" w:color="auto" w:fill="C6D9F1" w:themeFill="text2" w:themeFillTint="33"/>
+            <w:vAlign w:val="center"/>
+          </w:tcPr>
+          <w:p>
+            <w:pPr>
+              <w:spacing w:after="40"/>
+            </w:pPr>
+            <w:r>
+              <w:rPr>
+                <w:sz w:val="16"/>
+              </w:rPr>
+              <w:t>Componente de acceso a datos.</w:t>
+            </w:r>
+          </w:p>
+        </w:tc>
+        <w:tc>
+          <w:tcPr>
+            <w:tcW w:w="3912" w:type="dxa"/>
+            <w:shd w:val="clear" w:color="auto" w:fill="C6D9F1" w:themeFill="text2" w:themeFillTint="33"/>
+            <w:vAlign w:val="center"/>
+          </w:tcPr>
+          <w:p>
+            <w:pPr>
+              <w:spacing w:after="40"/>
+            </w:pPr>
+            <w:r>
+              <w:rPr>
+                <w:sz w:val="16"/>
+              </w:rPr>
+              <w:t>Consultar la información del usuario almacenada en PostgreSQL.</w:t>
+            </w:r>
+          </w:p>
+        </w:tc>
+      </w:tr>
+      <w:tr>
+        <w:trPr>
+          <w:jc w:val="center"/>
+        </w:trPr>
+        <w:tc>
+          <w:tcPr>
+            <w:tcW w:w="1928" w:type="dxa"/>
+            <w:shd w:val="clear" w:color="auto" w:fill="C6D9F1" w:themeFill="text2" w:themeFillTint="33"/>
+            <w:vAlign w:val="center"/>
+          </w:tcPr>
+          <w:p>
+            <w:pPr>
+              <w:spacing w:after="40"/>
+            </w:pPr>
+            <w:r>
+              <w:rPr>
+                <w:sz w:val="16"/>
+              </w:rPr>
+              <w:lastRenderedPageBreak/>
+              <w:t>PostgreSQL</w:t>
+            </w:r>
+          </w:p>
+        </w:tc>
+        <w:tc>
+          <w:tcPr>
+            <w:tcW w:w="3345" w:type="dxa"/>
+            <w:shd w:val="clear" w:color="auto" w:fill="C6D9F1" w:themeFill="text2" w:themeFillTint="33"/>
+            <w:vAlign w:val="center"/>
+          </w:tcPr>
+          <w:p>
+            <w:pPr>
+              <w:spacing w:after="40"/>
+            </w:pPr>
+            <w:r>
+              <w:rPr>
+                <w:sz w:val="16"/>
+              </w:rPr>
+              <w:t>Sistema gestor de base de datos relacional.</w:t>
+            </w:r>
+          </w:p>
+        </w:tc>
+        <w:tc>
+          <w:tcPr>
+            <w:tcW w:w="3912" w:type="dxa"/>
+            <w:shd w:val="clear" w:color="auto" w:fill="C6D9F1" w:themeFill="text2" w:themeFillTint="33"/>
+            <w:vAlign w:val="center"/>
+          </w:tcPr>
+          <w:p>
+            <w:pPr>
+              <w:spacing w:after="40"/>
+            </w:pPr>
+            <w:r>
+              <w:rPr>
+                <w:sz w:val="16"/>
+              </w:rPr>
+              <w:t>Almacenar usuarios, roles y contraseñas protegidas mediante hash.</w:t>
+            </w:r>
+          </w:p>
+        </w:tc>
+      </w:tr>
+    </w:tbl>
+    <w:p>
+      <w:pPr>
+        <w:rPr>
+          <w:rFonts w:ascii="Arial" w:hAnsi="Arial" w:cs="Arial"/>
+          <w:color w:val="1F497D" w:themeColor="text2"/>
+          <w:lang w:eastAsia="es-ES"/>
+        </w:rPr>
+      </w:pPr>
+    </w:p>
+    <w:p>
+      <w:pPr>
+        <w:pStyle w:val="Ttulo4"/>
+        <w:rPr>
+          <w:rFonts w:ascii="Arial" w:hAnsi="Arial" w:cs="Arial"/>
+          <w:b/>
+          <w:bCs/>
+          <w:i w:val="0"/>
+          <w:iCs w:val="0"/>
+          <w:sz w:val="24"/>
+          <w:szCs w:val="24"/>
+          <w:lang w:eastAsia="es-ES"/>
+        </w:rPr>
+      </w:pPr>
+      <w:r>
+        <w:rPr>
+          <w:rFonts w:ascii="Arial" w:hAnsi="Arial" w:cs="Arial"/>
+          <w:b/>
+          <w:bCs/>
+          <w:i w:val="0"/>
+          <w:iCs w:val="0"/>
+          <w:sz w:val="24"/>
+          <w:szCs w:val="24"/>
+          <w:lang w:eastAsia="es-ES"/>
+        </w:rPr>
+        <w:t>Diccionario de mensajes</w:t>
+      </w:r>
+    </w:p>
+    <w:tbl>
+      <w:tblPr>
+        <w:tblStyle w:val="Tablaconcuadrcula"/>
+        <w:tblW w:w="0" w:type="auto"/>
+        <w:jc w:val="center"/>
+        <w:tblLook w:val="04A0" w:firstRow="1" w:lastRow="0" w:firstColumn="1" w:lastColumn="0" w:noHBand="0" w:noVBand="1"/>
+      </w:tblPr>
+      <w:tblGrid>
+        <w:gridCol w:w="489"/>
+        <w:gridCol w:w="2414"/>
+        <w:gridCol w:w="2615"/>
+        <w:gridCol w:w="3536"/>
+      </w:tblGrid>
+      <w:tr>
+        <w:trPr>
+          <w:tblHeader/>
+          <w:jc w:val="center"/>
+        </w:trPr>
+        <w:tc>
+          <w:tcPr>
+            <w:tcW w:w="454" w:type="dxa"/>
+            <w:shd w:val="clear" w:color="auto" w:fill="1F497D" w:themeFill="text2"/>
+            <w:vAlign w:val="center"/>
+          </w:tcPr>
+          <w:p>
+            <w:pPr>
+              <w:spacing w:after="40"/>
+              <w:rPr>
+                <w:color w:val="FFFFFF" w:themeColor="background1"/>
+                <w:sz w:val="20"/>
+                <w:szCs w:val="28"/>
+              </w:rPr>
+            </w:pPr>
+            <w:r>
+              <w:rPr>
+                <w:b/>
+                <w:color w:val="FFFFFF" w:themeColor="background1"/>
+                <w:sz w:val="20"/>
+                <w:szCs w:val="28"/>
+              </w:rPr>
+              <w:t>N.º</w:t>
+            </w:r>
+          </w:p>
+        </w:tc>
+        <w:tc>
+          <w:tcPr>
+            <w:tcW w:w="2438" w:type="dxa"/>
+            <w:shd w:val="clear" w:color="auto" w:fill="1F497D" w:themeFill="text2"/>
+            <w:vAlign w:val="center"/>
+          </w:tcPr>
+          <w:p>
+            <w:pPr>
+              <w:spacing w:after="40"/>
+              <w:rPr>
+                <w:color w:val="FFFFFF" w:themeColor="background1"/>
+                <w:sz w:val="20"/>
+                <w:szCs w:val="28"/>
+              </w:rPr>
+            </w:pPr>
+            <w:r>
+              <w:rPr>
+                <w:b/>
+                <w:color w:val="FFFFFF" w:themeColor="background1"/>
+                <w:sz w:val="20"/>
+                <w:szCs w:val="28"/>
+              </w:rPr>
+              <w:t>Mensaje</w:t>
+            </w:r>
+          </w:p>
+        </w:tc>
+        <w:tc>
+          <w:tcPr>
+            <w:tcW w:w="2665" w:type="dxa"/>
+            <w:shd w:val="clear" w:color="auto" w:fill="1F497D" w:themeFill="text2"/>
+            <w:vAlign w:val="center"/>
+          </w:tcPr>
+          <w:p>
+            <w:pPr>
+              <w:spacing w:after="40"/>
+              <w:rPr>
+                <w:color w:val="FFFFFF" w:themeColor="background1"/>
+                <w:sz w:val="20"/>
+                <w:szCs w:val="28"/>
+              </w:rPr>
+            </w:pPr>
+            <w:r>
+              <w:rPr>
+                <w:b/>
+                <w:color w:val="FFFFFF" w:themeColor="background1"/>
+                <w:sz w:val="20"/>
+                <w:szCs w:val="28"/>
+              </w:rPr>
+              <w:t>Origen → Destino</w:t>
+            </w:r>
+          </w:p>
+        </w:tc>
+        <w:tc>
+          <w:tcPr>
+            <w:tcW w:w="3628" w:type="dxa"/>
+            <w:shd w:val="clear" w:color="auto" w:fill="1F497D" w:themeFill="text2"/>
+            <w:vAlign w:val="center"/>
+          </w:tcPr>
+          <w:p>
+            <w:pPr>
+              <w:spacing w:after="40"/>
+              <w:rPr>
+                <w:color w:val="FFFFFF" w:themeColor="background1"/>
+                <w:sz w:val="20"/>
+                <w:szCs w:val="28"/>
+              </w:rPr>
+            </w:pPr>
+            <w:r>
+              <w:rPr>
+                <w:b/>
+                <w:color w:val="FFFFFF" w:themeColor="background1"/>
+                <w:sz w:val="20"/>
+                <w:szCs w:val="28"/>
+              </w:rPr>
+              <w:t>Descripción</w:t>
+            </w:r>
+          </w:p>
+        </w:tc>
+      </w:tr>
+      <w:tr>
+        <w:trPr>
+          <w:jc w:val="center"/>
+        </w:trPr>
+        <w:tc>
+          <w:tcPr>
+            <w:tcW w:w="454" w:type="dxa"/>
+            <w:shd w:val="clear" w:color="auto" w:fill="1F497D" w:themeFill="text2"/>
+            <w:vAlign w:val="center"/>
+          </w:tcPr>
+          <w:p>
+            <w:pPr>
+              <w:spacing w:after="40"/>
+              <w:rPr>
+                <w:color w:val="FFFFFF" w:themeColor="background1"/>
+                <w:sz w:val="20"/>
+                <w:szCs w:val="28"/>
+              </w:rPr>
+            </w:pPr>
+            <w:r>
+              <w:rPr>
+                <w:color w:val="FFFFFF" w:themeColor="background1"/>
+                <w:sz w:val="20"/>
+                <w:szCs w:val="28"/>
+              </w:rPr>
+              <w:t>1</w:t>
+            </w:r>
+          </w:p>
+        </w:tc>
+        <w:tc>
+          <w:tcPr>
+            <w:tcW w:w="2438" w:type="dxa"/>
+            <w:shd w:val="clear" w:color="auto" w:fill="C6D9F1" w:themeFill="text2" w:themeFillTint="33"/>
+            <w:vAlign w:val="center"/>
+          </w:tcPr>
+          <w:p>
+            <w:pPr>
+              <w:spacing w:after="40"/>
+            </w:pPr>
+            <w:r>
+              <w:rPr>
+                <w:sz w:val="16"/>
+              </w:rPr>
+              <w:t>Ingresar credenciales</w:t>
+            </w:r>
+          </w:p>
+        </w:tc>
+        <w:tc>
+          <w:tcPr>
+            <w:tcW w:w="2665" w:type="dxa"/>
+            <w:shd w:val="clear" w:color="auto" w:fill="C6D9F1" w:themeFill="text2" w:themeFillTint="33"/>
+            <w:vAlign w:val="center"/>
+          </w:tcPr>
+          <w:p>
+            <w:pPr>
+              <w:spacing w:after="40"/>
+            </w:pPr>
+            <w:r>
+              <w:rPr>
+                <w:sz w:val="16"/>
+              </w:rPr>
+              <w:t>Usuario → Frontend</w:t>
+            </w:r>
+          </w:p>
+        </w:tc>
+        <w:tc>
+          <w:tcPr>
+            <w:tcW w:w="3628" w:type="dxa"/>
+            <w:shd w:val="clear" w:color="auto" w:fill="C6D9F1" w:themeFill="text2" w:themeFillTint="33"/>
+            <w:vAlign w:val="center"/>
+          </w:tcPr>
+          <w:p>
+            <w:pPr>
+              <w:spacing w:after="40"/>
+            </w:pPr>
+            <w:r>
+              <w:rPr>
+                <w:sz w:val="16"/>
+              </w:rPr>
+              <w:t>El usuario introduce su correo electrónico y contraseña.</w:t>
+            </w:r>
+          </w:p>
+        </w:tc>
+      </w:tr>
+      <w:tr>
+        <w:trPr>
+          <w:jc w:val="center"/>
+        </w:trPr>
+        <w:tc>
+          <w:tcPr>
+            <w:tcW w:w="454" w:type="dxa"/>
+            <w:shd w:val="clear" w:color="auto" w:fill="1F497D" w:themeFill="text2"/>
+            <w:vAlign w:val="center"/>
+          </w:tcPr>
+          <w:p>
+            <w:pPr>
+              <w:spacing w:after="40"/>
+              <w:rPr>
+                <w:color w:val="FFFFFF" w:themeColor="background1"/>
+                <w:sz w:val="20"/>
+                <w:szCs w:val="28"/>
+              </w:rPr>
+            </w:pPr>
+            <w:r>
+              <w:rPr>
+                <w:color w:val="FFFFFF" w:themeColor="background1"/>
+                <w:sz w:val="20"/>
+                <w:szCs w:val="28"/>
+              </w:rPr>
+              <w:t>2</w:t>
+            </w:r>
+          </w:p>
+        </w:tc>
+        <w:tc>
+          <w:tcPr>
+            <w:tcW w:w="2438" w:type="dxa"/>
+            <w:shd w:val="clear" w:color="auto" w:fill="C6D9F1" w:themeFill="text2" w:themeFillTint="33"/>
+            <w:vAlign w:val="center"/>
+          </w:tcPr>
+          <w:p>
+            <w:pPr>
+              <w:spacing w:after="40"/>
+            </w:pPr>
+            <w:r>
+              <w:rPr>
+                <w:sz w:val="16"/>
+              </w:rPr>
+              <w:t>Iniciar sesión</w:t>
+            </w:r>
+          </w:p>
+        </w:tc>
+        <w:tc>
+          <w:tcPr>
+            <w:tcW w:w="2665" w:type="dxa"/>
+            <w:shd w:val="clear" w:color="auto" w:fill="C6D9F1" w:themeFill="text2" w:themeFillTint="33"/>
+            <w:vAlign w:val="center"/>
+          </w:tcPr>
+          <w:p>
+            <w:pPr>
+              <w:spacing w:after="40"/>
+            </w:pPr>
+            <w:r>
+              <w:rPr>
+                <w:sz w:val="16"/>
+              </w:rPr>
+              <w:t>Usuario → Frontend</w:t>
+            </w:r>
+          </w:p>
+        </w:tc>
+        <w:tc>
+          <w:tcPr>
+            <w:tcW w:w="3628" w:type="dxa"/>
+            <w:shd w:val="clear" w:color="auto" w:fill="C6D9F1" w:themeFill="text2" w:themeFillTint="33"/>
+            <w:vAlign w:val="center"/>
+          </w:tcPr>
+          <w:p>
+            <w:pPr>
+              <w:spacing w:after="40"/>
+            </w:pPr>
+            <w:r>
+              <w:rPr>
+                <w:sz w:val="16"/>
+              </w:rPr>
+              <w:t>El usuario envía el formulario de autenticación.</w:t>
+            </w:r>
+          </w:p>
+        </w:tc>
+      </w:tr>
+      <w:tr>
+        <w:trPr>
+          <w:jc w:val="center"/>
+        </w:trPr>
+        <w:tc>
+          <w:tcPr>
+            <w:tcW w:w="454" w:type="dxa"/>
+            <w:shd w:val="clear" w:color="auto" w:fill="1F497D" w:themeFill="text2"/>
+            <w:vAlign w:val="center"/>
+          </w:tcPr>
+          <w:p>
+            <w:pPr>
+              <w:spacing w:after="40"/>
+              <w:rPr>
+                <w:color w:val="FFFFFF" w:themeColor="background1"/>
+                <w:sz w:val="20"/>
+                <w:szCs w:val="28"/>
+              </w:rPr>
+            </w:pPr>
+            <w:r>
+              <w:rPr>
+                <w:color w:val="FFFFFF" w:themeColor="background1"/>
+                <w:sz w:val="20"/>
+                <w:szCs w:val="28"/>
+              </w:rPr>
+              <w:t>3</w:t>
+            </w:r>
+          </w:p>
+        </w:tc>
+        <w:tc>
+          <w:tcPr>
+            <w:tcW w:w="2438" w:type="dxa"/>
+            <w:shd w:val="clear" w:color="auto" w:fill="C6D9F1" w:themeFill="text2" w:themeFillTint="33"/>
+            <w:vAlign w:val="center"/>
+          </w:tcPr>
+          <w:p>
+            <w:pPr>
+              <w:spacing w:after="40"/>
+            </w:pPr>
+            <w:r>
+              <w:rPr>
+                <w:sz w:val="16"/>
+              </w:rPr>
+              <w:t>POST /api/auth/login</w:t>
+            </w:r>
+          </w:p>
+        </w:tc>
+        <w:tc>
+          <w:tcPr>
+            <w:tcW w:w="2665" w:type="dxa"/>
+            <w:shd w:val="clear" w:color="auto" w:fill="C6D9F1" w:themeFill="text2" w:themeFillTint="33"/>
+            <w:vAlign w:val="center"/>
+          </w:tcPr>
+          <w:p>
+            <w:pPr>
+              <w:spacing w:after="40"/>
+            </w:pPr>
+            <w:r>
+              <w:rPr>
+                <w:sz w:val="16"/>
+              </w:rPr>
+              <w:t>Frontend → Ruta Express</w:t>
+            </w:r>
+          </w:p>
+        </w:tc>
+        <w:tc>
+          <w:tcPr>
+            <w:tcW w:w="3628" w:type="dxa"/>
+            <w:shd w:val="clear" w:color="auto" w:fill="C6D9F1" w:themeFill="text2" w:themeFillTint="33"/>
+            <w:vAlign w:val="center"/>
+          </w:tcPr>
+          <w:p>
+            <w:pPr>
+              <w:spacing w:after="40"/>
+            </w:pPr>
+            <w:r>
+              <w:rPr>
+                <w:sz w:val="16"/>
+              </w:rPr>
+              <w:t>Envía las credenciales al backend mediante una solicitud HTTP.</w:t>
+            </w:r>
+          </w:p>
+        </w:tc>
+      </w:tr>
+      <w:tr>
+        <w:trPr>
+          <w:jc w:val="center"/>
+        </w:trPr>
+        <w:tc>
+          <w:tcPr>
+            <w:tcW w:w="454" w:type="dxa"/>
+            <w:shd w:val="clear" w:color="auto" w:fill="1F497D" w:themeFill="text2"/>
+            <w:vAlign w:val="center"/>
+          </w:tcPr>
+          <w:p>
+            <w:pPr>
+              <w:spacing w:after="40"/>
+              <w:rPr>
+                <w:color w:val="FFFFFF" w:themeColor="background1"/>
+                <w:sz w:val="20"/>
+                <w:szCs w:val="28"/>
+              </w:rPr>
+            </w:pPr>
+            <w:r>
+              <w:rPr>
+                <w:color w:val="FFFFFF" w:themeColor="background1"/>
+                <w:sz w:val="20"/>
+                <w:szCs w:val="28"/>
+              </w:rPr>
+              <w:t>4</w:t>
+            </w:r>
+          </w:p>
+        </w:tc>
+        <w:tc>
+          <w:tcPr>
+            <w:tcW w:w="2438" w:type="dxa"/>
+            <w:shd w:val="clear" w:color="auto" w:fill="C6D9F1" w:themeFill="text2" w:themeFillTint="33"/>
+            <w:vAlign w:val="center"/>
+          </w:tcPr>
+          <w:p>
+            <w:pPr>
+              <w:spacing w:after="40"/>
+            </w:pPr>
+            <w:r>
+              <w:rPr>
+                <w:sz w:val="16"/>
+              </w:rPr>
+              <w:t>iniciarSesion</w:t>
+            </w:r>
+            <w:r>
+              <w:rPr>
+                <w:sz w:val="16"/>
+              </w:rPr>
+              <w:t xml:space="preserve"> </w:t>
+            </w:r>
+            <w:r>
+              <w:rPr>
+                <w:sz w:val="16"/>
+              </w:rPr>
+              <w:t>(req, res)</w:t>
+            </w:r>
+          </w:p>
+        </w:tc>
+        <w:tc>
+          <w:tcPr>
+            <w:tcW w:w="2665" w:type="dxa"/>
+            <w:shd w:val="clear" w:color="auto" w:fill="C6D9F1" w:themeFill="text2" w:themeFillTint="33"/>
+            <w:vAlign w:val="center"/>
+          </w:tcPr>
+          <w:p>
+            <w:pPr>
+              <w:spacing w:after="40"/>
+            </w:pPr>
+            <w:r>
+              <w:rPr>
+                <w:sz w:val="16"/>
+              </w:rPr>
+              <w:t>Ruta Express → AuthController</w:t>
+            </w:r>
+          </w:p>
+        </w:tc>
+        <w:tc>
+          <w:tcPr>
+            <w:tcW w:w="3628" w:type="dxa"/>
+            <w:shd w:val="clear" w:color="auto" w:fill="C6D9F1" w:themeFill="text2" w:themeFillTint="33"/>
+            <w:vAlign w:val="center"/>
+          </w:tcPr>
+          <w:p>
+            <w:pPr>
+              <w:spacing w:after="40"/>
+            </w:pPr>
+            <w:r>
+              <w:rPr>
+                <w:sz w:val="16"/>
+              </w:rPr>
+              <w:t>Invoca el controlador encargado del inicio de sesión.</w:t>
+            </w:r>
+          </w:p>
+        </w:tc>
+      </w:tr>
+      <w:tr>
+        <w:trPr>
+          <w:jc w:val="center"/>
+        </w:trPr>
+        <w:tc>
+          <w:tcPr>
+            <w:tcW w:w="454" w:type="dxa"/>
+            <w:shd w:val="clear" w:color="auto" w:fill="1F497D" w:themeFill="text2"/>
+            <w:vAlign w:val="center"/>
+          </w:tcPr>
+          <w:p>
+            <w:pPr>
+              <w:spacing w:after="40"/>
+              <w:rPr>
+                <w:color w:val="FFFFFF" w:themeColor="background1"/>
+                <w:sz w:val="20"/>
+                <w:szCs w:val="28"/>
+              </w:rPr>
+            </w:pPr>
+            <w:r>
+              <w:rPr>
+                <w:color w:val="FFFFFF" w:themeColor="background1"/>
+                <w:sz w:val="20"/>
+                <w:szCs w:val="28"/>
+              </w:rPr>
+              <w:t>5</w:t>
+            </w:r>
+          </w:p>
+        </w:tc>
+        <w:tc>
+          <w:tcPr>
+            <w:tcW w:w="2438" w:type="dxa"/>
+            <w:shd w:val="clear" w:color="auto" w:fill="C6D9F1" w:themeFill="text2" w:themeFillTint="33"/>
+            <w:vAlign w:val="center"/>
+          </w:tcPr>
+          <w:p>
+            <w:pPr>
+              <w:spacing w:after="40"/>
+            </w:pPr>
+            <w:r>
+              <w:rPr>
+                <w:sz w:val="16"/>
+              </w:rPr>
+              <w:t>autenticar (</w:t>
+            </w:r>
+            <w:r>
+              <w:rPr>
+                <w:sz w:val="16"/>
+              </w:rPr>
+              <w:t>correo, contraseña)</w:t>
+            </w:r>
+          </w:p>
+        </w:tc>
+        <w:tc>
+          <w:tcPr>
+            <w:tcW w:w="2665" w:type="dxa"/>
+            <w:shd w:val="clear" w:color="auto" w:fill="C6D9F1" w:themeFill="text2" w:themeFillTint="33"/>
+            <w:vAlign w:val="center"/>
+          </w:tcPr>
+          <w:p>
+            <w:pPr>
+              <w:spacing w:after="40"/>
+            </w:pPr>
+            <w:r>
+              <w:rPr>
+                <w:sz w:val="16"/>
+              </w:rPr>
+              <w:t>AuthController → AuthService</w:t>
+            </w:r>
+          </w:p>
+        </w:tc>
+        <w:tc>
+          <w:tcPr>
+            <w:tcW w:w="3628" w:type="dxa"/>
+            <w:shd w:val="clear" w:color="auto" w:fill="C6D9F1" w:themeFill="text2" w:themeFillTint="33"/>
+            <w:vAlign w:val="center"/>
+          </w:tcPr>
+          <w:p>
+            <w:pPr>
+              <w:spacing w:after="40"/>
+            </w:pPr>
+            <w:r>
+              <w:rPr>
+                <w:sz w:val="16"/>
+              </w:rPr>
+              <w:t>Solicita la validación de las credenciales ingresadas.</w:t>
+            </w:r>
+          </w:p>
+        </w:tc>
+      </w:tr>
+      <w:tr>
+        <w:trPr>
+          <w:jc w:val="center"/>
+        </w:trPr>
+        <w:tc>
+          <w:tcPr>
+            <w:tcW w:w="454" w:type="dxa"/>
+            <w:shd w:val="clear" w:color="auto" w:fill="1F497D" w:themeFill="text2"/>
+            <w:vAlign w:val="center"/>
+          </w:tcPr>
+          <w:p>
+            <w:pPr>
+              <w:spacing w:after="40"/>
+              <w:rPr>
+                <w:color w:val="FFFFFF" w:themeColor="background1"/>
+                <w:sz w:val="20"/>
+                <w:szCs w:val="28"/>
+              </w:rPr>
+            </w:pPr>
+            <w:r>
+              <w:rPr>
+                <w:color w:val="FFFFFF" w:themeColor="background1"/>
+                <w:sz w:val="20"/>
+                <w:szCs w:val="28"/>
+              </w:rPr>
+              <w:t>6</w:t>
+            </w:r>
+          </w:p>
+        </w:tc>
+        <w:tc>
+          <w:tcPr>
+            <w:tcW w:w="2438" w:type="dxa"/>
+            <w:shd w:val="clear" w:color="auto" w:fill="C6D9F1" w:themeFill="text2" w:themeFillTint="33"/>
+            <w:vAlign w:val="center"/>
+          </w:tcPr>
+          <w:p>
+            <w:pPr>
+              <w:spacing w:after="40"/>
+            </w:pPr>
+            <w:r>
+              <w:rPr>
+                <w:sz w:val="16"/>
+              </w:rPr>
+              <w:t>buscarPorCorreo(correo)</w:t>
+            </w:r>
+          </w:p>
+        </w:tc>
+        <w:tc>
+          <w:tcPr>
+            <w:tcW w:w="2665" w:type="dxa"/>
+            <w:shd w:val="clear" w:color="auto" w:fill="C6D9F1" w:themeFill="text2" w:themeFillTint="33"/>
+            <w:vAlign w:val="center"/>
+          </w:tcPr>
+          <w:p>
+            <w:pPr>
+              <w:spacing w:after="40"/>
+            </w:pPr>
+            <w:r>
+              <w:rPr>
+                <w:sz w:val="16"/>
+              </w:rPr>
+              <w:t>AuthService → UsuarioRepository</w:t>
+            </w:r>
+          </w:p>
+        </w:tc>
+        <w:tc>
+          <w:tcPr>
+            <w:tcW w:w="3628" w:type="dxa"/>
+            <w:shd w:val="clear" w:color="auto" w:fill="C6D9F1" w:themeFill="text2" w:themeFillTint="33"/>
+            <w:vAlign w:val="center"/>
+          </w:tcPr>
+          <w:p>
+            <w:pPr>
+              <w:spacing w:after="40"/>
+            </w:pPr>
+            <w:r>
+              <w:rPr>
+                <w:sz w:val="16"/>
+              </w:rPr>
+              <w:t>Solicita la búsqueda del usuario mediante su correo electrónico.</w:t>
+            </w:r>
+          </w:p>
+        </w:tc>
+      </w:tr>
+      <w:tr>
+        <w:trPr>
+          <w:jc w:val="center"/>
+        </w:trPr>
+        <w:tc>
+          <w:tcPr>
+            <w:tcW w:w="454" w:type="dxa"/>
+            <w:shd w:val="clear" w:color="auto" w:fill="1F497D" w:themeFill="text2"/>
+            <w:vAlign w:val="center"/>
+          </w:tcPr>
+          <w:p>
+            <w:pPr>
+              <w:spacing w:after="40"/>
+              <w:rPr>
+                <w:color w:val="FFFFFF" w:themeColor="background1"/>
+                <w:sz w:val="20"/>
+                <w:szCs w:val="28"/>
+              </w:rPr>
+            </w:pPr>
+            <w:r>
+              <w:rPr>
+                <w:color w:val="FFFFFF" w:themeColor="background1"/>
+                <w:sz w:val="20"/>
+                <w:szCs w:val="28"/>
+              </w:rPr>
+              <w:t>7</w:t>
+            </w:r>
+          </w:p>
+        </w:tc>
+        <w:tc>
+          <w:tcPr>
+            <w:tcW w:w="2438" w:type="dxa"/>
+            <w:shd w:val="clear" w:color="auto" w:fill="C6D9F1" w:themeFill="text2" w:themeFillTint="33"/>
+            <w:vAlign w:val="center"/>
+          </w:tcPr>
+          <w:p>
+            <w:pPr>
+              <w:spacing w:after="40"/>
+            </w:pPr>
+            <w:r>
+              <w:rPr>
+                <w:sz w:val="16"/>
+              </w:rPr>
+              <w:t>SELECT usuario y rol</w:t>
+            </w:r>
+          </w:p>
+        </w:tc>
+        <w:tc>
+          <w:tcPr>
+            <w:tcW w:w="2665" w:type="dxa"/>
+            <w:shd w:val="clear" w:color="auto" w:fill="C6D9F1" w:themeFill="text2" w:themeFillTint="33"/>
+            <w:vAlign w:val="center"/>
+          </w:tcPr>
+          <w:p>
+            <w:pPr>
+              <w:spacing w:after="40"/>
+            </w:pPr>
+            <w:r>
+              <w:rPr>
+                <w:sz w:val="16"/>
+              </w:rPr>
+              <w:t>UsuarioRepository → PostgreSQL</w:t>
+            </w:r>
+          </w:p>
+        </w:tc>
+        <w:tc>
+          <w:tcPr>
+            <w:tcW w:w="3628" w:type="dxa"/>
+            <w:shd w:val="clear" w:color="auto" w:fill="C6D9F1" w:themeFill="text2" w:themeFillTint="33"/>
+            <w:vAlign w:val="center"/>
+          </w:tcPr>
+          <w:p>
+            <w:pPr>
+              <w:spacing w:after="40"/>
+            </w:pPr>
+            <w:r>
+              <w:rPr>
+                <w:sz w:val="16"/>
+              </w:rPr>
+              <w:t>Consulta los datos del usuario y su rol asociado.</w:t>
+            </w:r>
+          </w:p>
+        </w:tc>
+      </w:tr>
+      <w:tr>
+        <w:trPr>
+          <w:jc w:val="center"/>
+        </w:trPr>
+        <w:tc>
+          <w:tcPr>
+            <w:tcW w:w="454" w:type="dxa"/>
+            <w:shd w:val="clear" w:color="auto" w:fill="1F497D" w:themeFill="text2"/>
+            <w:vAlign w:val="center"/>
+          </w:tcPr>
+          <w:p>
+            <w:pPr>
+              <w:spacing w:after="40"/>
+              <w:rPr>
+                <w:color w:val="FFFFFF" w:themeColor="background1"/>
+                <w:sz w:val="20"/>
+                <w:szCs w:val="28"/>
+              </w:rPr>
+            </w:pPr>
+            <w:r>
+              <w:rPr>
+                <w:color w:val="FFFFFF" w:themeColor="background1"/>
+                <w:sz w:val="20"/>
+                <w:szCs w:val="28"/>
+              </w:rPr>
+              <w:t>8</w:t>
+            </w:r>
+          </w:p>
+        </w:tc>
+        <w:tc>
+          <w:tcPr>
+            <w:tcW w:w="2438" w:type="dxa"/>
+            <w:shd w:val="clear" w:color="auto" w:fill="C6D9F1" w:themeFill="text2" w:themeFillTint="33"/>
+            <w:vAlign w:val="center"/>
+          </w:tcPr>
+          <w:p>
+            <w:pPr>
+              <w:spacing w:after="40"/>
+            </w:pPr>
+            <w:r>
+              <w:rPr>
+                <w:sz w:val="16"/>
+              </w:rPr>
+              <w:t>Datos del usuario</w:t>
+            </w:r>
+          </w:p>
+        </w:tc>
+        <w:tc>
+          <w:tcPr>
+            <w:tcW w:w="2665" w:type="dxa"/>
+            <w:shd w:val="clear" w:color="auto" w:fill="C6D9F1" w:themeFill="text2" w:themeFillTint="33"/>
+            <w:vAlign w:val="center"/>
+          </w:tcPr>
+          <w:p>
+            <w:pPr>
+              <w:spacing w:after="40"/>
+            </w:pPr>
+            <w:r>
+              <w:rPr>
+                <w:sz w:val="16"/>
+              </w:rPr>
+              <w:t>PostgreSQL → UsuarioRepository</w:t>
+            </w:r>
+          </w:p>
+        </w:tc>
+        <w:tc>
+          <w:tcPr>
+            <w:tcW w:w="3628" w:type="dxa"/>
+            <w:shd w:val="clear" w:color="auto" w:fill="C6D9F1" w:themeFill="text2" w:themeFillTint="33"/>
+            <w:vAlign w:val="center"/>
+          </w:tcPr>
+          <w:p>
+            <w:pPr>
+              <w:spacing w:after="40"/>
+            </w:pPr>
+            <w:r>
+              <w:rPr>
+                <w:sz w:val="16"/>
+              </w:rPr>
+              <w:t>Devuelve los datos correspondientes al usuario consultado.</w:t>
+            </w:r>
+          </w:p>
+        </w:tc>
+      </w:tr>
+      <w:tr>
+        <w:trPr>
+          <w:jc w:val="center"/>
+        </w:trPr>
+        <w:tc>
+          <w:tcPr>
+            <w:tcW w:w="454" w:type="dxa"/>
+            <w:shd w:val="clear" w:color="auto" w:fill="1F497D" w:themeFill="text2"/>
+            <w:vAlign w:val="center"/>
+          </w:tcPr>
+          <w:p>
+            <w:pPr>
+              <w:spacing w:after="40"/>
+              <w:rPr>
+                <w:color w:val="FFFFFF" w:themeColor="background1"/>
+                <w:sz w:val="20"/>
+                <w:szCs w:val="28"/>
+              </w:rPr>
+            </w:pPr>
+            <w:r>
+              <w:rPr>
+                <w:color w:val="FFFFFF" w:themeColor="background1"/>
+                <w:sz w:val="20"/>
+                <w:szCs w:val="28"/>
+              </w:rPr>
+              <w:t>9</w:t>
+            </w:r>
+          </w:p>
+        </w:tc>
+        <w:tc>
+          <w:tcPr>
+            <w:tcW w:w="2438" w:type="dxa"/>
+            <w:shd w:val="clear" w:color="auto" w:fill="C6D9F1" w:themeFill="text2" w:themeFillTint="33"/>
+            <w:vAlign w:val="center"/>
+          </w:tcPr>
+          <w:p>
+            <w:pPr>
+              <w:spacing w:after="40"/>
+            </w:pPr>
+            <w:r>
+              <w:rPr>
+                <w:sz w:val="16"/>
+              </w:rPr>
+              <w:t>Usuario encontrado</w:t>
+            </w:r>
+          </w:p>
+        </w:tc>
+        <w:tc>
+          <w:tcPr>
+            <w:tcW w:w="2665" w:type="dxa"/>
+            <w:shd w:val="clear" w:color="auto" w:fill="C6D9F1" w:themeFill="text2" w:themeFillTint="33"/>
+            <w:vAlign w:val="center"/>
+          </w:tcPr>
+          <w:p>
+            <w:pPr>
+              <w:spacing w:after="40"/>
+            </w:pPr>
+            <w:r>
+              <w:rPr>
+                <w:sz w:val="16"/>
+              </w:rPr>
+              <w:t>UsuarioRepository → AuthService</w:t>
+            </w:r>
+          </w:p>
+        </w:tc>
+        <w:tc>
+          <w:tcPr>
+            <w:tcW w:w="3628" w:type="dxa"/>
+            <w:shd w:val="clear" w:color="auto" w:fill="C6D9F1" w:themeFill="text2" w:themeFillTint="33"/>
+            <w:vAlign w:val="center"/>
+          </w:tcPr>
+          <w:p>
+            <w:pPr>
+              <w:spacing w:after="40"/>
+            </w:pPr>
+            <w:r>
+              <w:rPr>
+                <w:sz w:val="16"/>
+              </w:rPr>
+              <w:t>Entrega la información necesaria para validar la autenticación.</w:t>
+            </w:r>
+          </w:p>
+        </w:tc>
+      </w:tr>
+      <w:tr>
+        <w:trPr>
+          <w:jc w:val="center"/>
+        </w:trPr>
+        <w:tc>
+          <w:tcPr>
+            <w:tcW w:w="454" w:type="dxa"/>
+            <w:shd w:val="clear" w:color="auto" w:fill="1F497D" w:themeFill="text2"/>
+            <w:vAlign w:val="center"/>
+          </w:tcPr>
+          <w:p>
+            <w:pPr>
+              <w:spacing w:after="40"/>
+              <w:rPr>
+                <w:color w:val="FFFFFF" w:themeColor="background1"/>
+                <w:sz w:val="20"/>
+                <w:szCs w:val="28"/>
+              </w:rPr>
+            </w:pPr>
+            <w:r>
+              <w:rPr>
+                <w:color w:val="FFFFFF" w:themeColor="background1"/>
+                <w:sz w:val="20"/>
+                <w:szCs w:val="28"/>
+              </w:rPr>
+              <w:t>10</w:t>
+            </w:r>
+          </w:p>
+        </w:tc>
+        <w:tc>
+          <w:tcPr>
+            <w:tcW w:w="2438" w:type="dxa"/>
+            <w:shd w:val="clear" w:color="auto" w:fill="C6D9F1" w:themeFill="text2" w:themeFillTint="33"/>
+            <w:vAlign w:val="center"/>
+          </w:tcPr>
+          <w:p>
+            <w:pPr>
+              <w:spacing w:after="40"/>
+            </w:pPr>
+            <w:r>
+              <w:rPr>
+                <w:sz w:val="16"/>
+              </w:rPr>
+              <w:t>Verificar contraseña</w:t>
+            </w:r>
+          </w:p>
+        </w:tc>
+        <w:tc>
+          <w:tcPr>
+            <w:tcW w:w="2665" w:type="dxa"/>
+            <w:shd w:val="clear" w:color="auto" w:fill="C6D9F1" w:themeFill="text2" w:themeFillTint="33"/>
+            <w:vAlign w:val="center"/>
+          </w:tcPr>
+          <w:p>
+            <w:pPr>
+              <w:spacing w:after="40"/>
+            </w:pPr>
+            <w:r>
+              <w:rPr>
+                <w:sz w:val="16"/>
+              </w:rPr>
+              <w:t>AuthService → AuthService</w:t>
+            </w:r>
+          </w:p>
+        </w:tc>
+        <w:tc>
+          <w:tcPr>
+            <w:tcW w:w="3628" w:type="dxa"/>
+            <w:shd w:val="clear" w:color="auto" w:fill="C6D9F1" w:themeFill="text2" w:themeFillTint="33"/>
+            <w:vAlign w:val="center"/>
+          </w:tcPr>
+          <w:p>
+            <w:pPr>
+              <w:spacing w:after="40"/>
+            </w:pPr>
+            <w:r>
+              <w:rPr>
+                <w:sz w:val="16"/>
+              </w:rPr>
+              <w:t>Compara la contraseña ingresada con el hash almacenado utilizando bcrypt.</w:t>
+            </w:r>
+          </w:p>
+        </w:tc>
+      </w:tr>
+      <w:tr>
+        <w:trPr>
+          <w:jc w:val="center"/>
+        </w:trPr>
+        <w:tc>
+          <w:tcPr>
+            <w:tcW w:w="454" w:type="dxa"/>
+            <w:shd w:val="clear" w:color="auto" w:fill="1F497D" w:themeFill="text2"/>
+            <w:vAlign w:val="center"/>
+          </w:tcPr>
+          <w:p>
+            <w:pPr>
+              <w:spacing w:after="40"/>
+              <w:rPr>
+                <w:color w:val="FFFFFF" w:themeColor="background1"/>
+                <w:sz w:val="20"/>
+                <w:szCs w:val="28"/>
+              </w:rPr>
+            </w:pPr>
+            <w:r>
+              <w:rPr>
+                <w:color w:val="FFFFFF" w:themeColor="background1"/>
+                <w:sz w:val="20"/>
+                <w:szCs w:val="28"/>
+              </w:rPr>
+              <w:t>11</w:t>
+            </w:r>
+          </w:p>
+        </w:tc>
+        <w:tc>
+          <w:tcPr>
+            <w:tcW w:w="2438" w:type="dxa"/>
+            <w:shd w:val="clear" w:color="auto" w:fill="C6D9F1" w:themeFill="text2" w:themeFillTint="33"/>
+            <w:vAlign w:val="center"/>
+          </w:tcPr>
+          <w:p>
+            <w:pPr>
+              <w:spacing w:after="40"/>
+            </w:pPr>
+            <w:r>
+              <w:rPr>
+                <w:sz w:val="16"/>
+              </w:rPr>
+              <w:t>Usuario autenticado</w:t>
+            </w:r>
+          </w:p>
+        </w:tc>
+        <w:tc>
+          <w:tcPr>
+            <w:tcW w:w="2665" w:type="dxa"/>
+            <w:shd w:val="clear" w:color="auto" w:fill="C6D9F1" w:themeFill="text2" w:themeFillTint="33"/>
+            <w:vAlign w:val="center"/>
+          </w:tcPr>
+          <w:p>
+            <w:pPr>
+              <w:spacing w:after="40"/>
+            </w:pPr>
+            <w:r>
+              <w:rPr>
+                <w:sz w:val="16"/>
+              </w:rPr>
+              <w:t>AuthService → AuthController</w:t>
+            </w:r>
+          </w:p>
+        </w:tc>
+        <w:tc>
+          <w:tcPr>
+            <w:tcW w:w="3628" w:type="dxa"/>
+            <w:shd w:val="clear" w:color="auto" w:fill="C6D9F1" w:themeFill="text2" w:themeFillTint="33"/>
+            <w:vAlign w:val="center"/>
+          </w:tcPr>
+          <w:p>
+            <w:pPr>
+              <w:spacing w:after="40"/>
+            </w:pPr>
+            <w:r>
+              <w:rPr>
+                <w:sz w:val="16"/>
+              </w:rPr>
+              <w:t>Confirma que las credenciales son correctas y la cuenta está activa.</w:t>
+            </w:r>
+          </w:p>
+        </w:tc>
+      </w:tr>
+      <w:tr>
+        <w:trPr>
+          <w:jc w:val="center"/>
+        </w:trPr>
+        <w:tc>
+          <w:tcPr>
+            <w:tcW w:w="454" w:type="dxa"/>
+            <w:shd w:val="clear" w:color="auto" w:fill="1F497D" w:themeFill="text2"/>
+            <w:vAlign w:val="center"/>
+          </w:tcPr>
+          <w:p>
+            <w:pPr>
+              <w:spacing w:after="40"/>
+              <w:rPr>
+                <w:color w:val="FFFFFF" w:themeColor="background1"/>
+                <w:sz w:val="20"/>
+                <w:szCs w:val="28"/>
+              </w:rPr>
+            </w:pPr>
+            <w:r>
+              <w:rPr>
+                <w:color w:val="FFFFFF" w:themeColor="background1"/>
+                <w:sz w:val="20"/>
+                <w:szCs w:val="28"/>
+              </w:rPr>
+              <w:t>12</w:t>
+            </w:r>
+          </w:p>
+        </w:tc>
+        <w:tc>
+          <w:tcPr>
+            <w:tcW w:w="2438" w:type="dxa"/>
+            <w:shd w:val="clear" w:color="auto" w:fill="C6D9F1" w:themeFill="text2" w:themeFillTint="33"/>
+            <w:vAlign w:val="center"/>
+          </w:tcPr>
+          <w:p>
+            <w:pPr>
+              <w:spacing w:after="40"/>
+            </w:pPr>
+            <w:r>
+              <w:rPr>
+                <w:sz w:val="16"/>
+              </w:rPr>
+              <w:t>Crear sesión</w:t>
+            </w:r>
+          </w:p>
+        </w:tc>
+        <w:tc>
+          <w:tcPr>
+            <w:tcW w:w="2665" w:type="dxa"/>
+            <w:shd w:val="clear" w:color="auto" w:fill="C6D9F1" w:themeFill="text2" w:themeFillTint="33"/>
+            <w:vAlign w:val="center"/>
+          </w:tcPr>
+          <w:p>
+            <w:pPr>
+              <w:spacing w:after="40"/>
+            </w:pPr>
+            <w:r>
+              <w:rPr>
+                <w:sz w:val="16"/>
+              </w:rPr>
+              <w:t>AuthController → AuthController</w:t>
+            </w:r>
+          </w:p>
+        </w:tc>
+        <w:tc>
+          <w:tcPr>
+            <w:tcW w:w="3628" w:type="dxa"/>
+            <w:shd w:val="clear" w:color="auto" w:fill="C6D9F1" w:themeFill="text2" w:themeFillTint="33"/>
+            <w:vAlign w:val="center"/>
+          </w:tcPr>
+          <w:p>
+            <w:pPr>
+              <w:spacing w:after="40"/>
+            </w:pPr>
+            <w:r>
+              <w:rPr>
+                <w:sz w:val="16"/>
+              </w:rPr>
+              <w:t>Registra la información del usuario autenticado en la sesión.</w:t>
+            </w:r>
+          </w:p>
+        </w:tc>
+      </w:tr>
+      <w:tr>
+        <w:trPr>
+          <w:jc w:val="center"/>
+        </w:trPr>
+        <w:tc>
+          <w:tcPr>
+            <w:tcW w:w="454" w:type="dxa"/>
+            <w:shd w:val="clear" w:color="auto" w:fill="1F497D" w:themeFill="text2"/>
+            <w:vAlign w:val="center"/>
+          </w:tcPr>
+          <w:p>
+            <w:pPr>
+              <w:spacing w:after="40"/>
+              <w:rPr>
+                <w:color w:val="FFFFFF" w:themeColor="background1"/>
+                <w:sz w:val="20"/>
+                <w:szCs w:val="28"/>
+              </w:rPr>
+            </w:pPr>
+            <w:r>
+              <w:rPr>
+                <w:color w:val="FFFFFF" w:themeColor="background1"/>
+                <w:sz w:val="20"/>
+                <w:szCs w:val="28"/>
+              </w:rPr>
+              <w:t>13</w:t>
+            </w:r>
+          </w:p>
+        </w:tc>
+        <w:tc>
+          <w:tcPr>
+            <w:tcW w:w="2438" w:type="dxa"/>
+            <w:shd w:val="clear" w:color="auto" w:fill="C6D9F1" w:themeFill="text2" w:themeFillTint="33"/>
+            <w:vAlign w:val="center"/>
+          </w:tcPr>
+          <w:p>
+            <w:pPr>
+              <w:spacing w:after="40"/>
+            </w:pPr>
+            <w:r>
+              <w:rPr>
+                <w:sz w:val="16"/>
+              </w:rPr>
+              <w:t>HTTP 200</w:t>
+            </w:r>
+          </w:p>
+        </w:tc>
+        <w:tc>
+          <w:tcPr>
+            <w:tcW w:w="2665" w:type="dxa"/>
+            <w:shd w:val="clear" w:color="auto" w:fill="C6D9F1" w:themeFill="text2" w:themeFillTint="33"/>
+            <w:vAlign w:val="center"/>
+          </w:tcPr>
+          <w:p>
+            <w:pPr>
+              <w:spacing w:after="40"/>
+            </w:pPr>
+            <w:r>
+              <w:rPr>
+                <w:sz w:val="16"/>
+              </w:rPr>
+              <w:t>AuthController → Frontend</w:t>
+            </w:r>
+          </w:p>
+        </w:tc>
+        <w:tc>
+          <w:tcPr>
+            <w:tcW w:w="3628" w:type="dxa"/>
+            <w:shd w:val="clear" w:color="auto" w:fill="C6D9F1" w:themeFill="text2" w:themeFillTint="33"/>
+            <w:vAlign w:val="center"/>
+          </w:tcPr>
+          <w:p>
+            <w:pPr>
+              <w:spacing w:after="40"/>
+            </w:pPr>
+            <w:r>
+              <w:rPr>
+                <w:sz w:val="16"/>
+              </w:rPr>
+              <w:t>Devuelve una respuesta de autenticación exitosa.</w:t>
+            </w:r>
+          </w:p>
+        </w:tc>
+      </w:tr>
+      <w:tr>
+        <w:trPr>
+          <w:jc w:val="center"/>
+        </w:trPr>
+        <w:tc>
+          <w:tcPr>
+            <w:tcW w:w="454" w:type="dxa"/>
+            <w:shd w:val="clear" w:color="auto" w:fill="1F497D" w:themeFill="text2"/>
+            <w:vAlign w:val="center"/>
+          </w:tcPr>
+          <w:p>
+            <w:pPr>
+              <w:spacing w:after="40"/>
+              <w:rPr>
+                <w:color w:val="FFFFFF" w:themeColor="background1"/>
+                <w:sz w:val="20"/>
+                <w:szCs w:val="28"/>
+              </w:rPr>
+            </w:pPr>
+            <w:r>
+              <w:rPr>
+                <w:color w:val="FFFFFF" w:themeColor="background1"/>
+                <w:sz w:val="20"/>
+                <w:szCs w:val="28"/>
+              </w:rPr>
+              <w:t>14</w:t>
+            </w:r>
+          </w:p>
+        </w:tc>
+        <w:tc>
+          <w:tcPr>
+            <w:tcW w:w="2438" w:type="dxa"/>
+            <w:shd w:val="clear" w:color="auto" w:fill="C6D9F1" w:themeFill="text2" w:themeFillTint="33"/>
+            <w:vAlign w:val="center"/>
+          </w:tcPr>
+          <w:p>
+            <w:pPr>
+              <w:spacing w:after="40"/>
+            </w:pPr>
+            <w:r>
+              <w:rPr>
+                <w:sz w:val="16"/>
+              </w:rPr>
+              <w:t>Redirigir a inicio.html</w:t>
+            </w:r>
+          </w:p>
+        </w:tc>
+        <w:tc>
+          <w:tcPr>
+            <w:tcW w:w="2665" w:type="dxa"/>
+            <w:shd w:val="clear" w:color="auto" w:fill="C6D9F1" w:themeFill="text2" w:themeFillTint="33"/>
+            <w:vAlign w:val="center"/>
+          </w:tcPr>
+          <w:p>
+            <w:pPr>
+              <w:spacing w:after="40"/>
+            </w:pPr>
+            <w:r>
+              <w:rPr>
+                <w:sz w:val="16"/>
+              </w:rPr>
+              <w:t>Frontend → Usuario</w:t>
+            </w:r>
+          </w:p>
+        </w:tc>
+        <w:tc>
+          <w:tcPr>
+            <w:tcW w:w="3628" w:type="dxa"/>
+            <w:shd w:val="clear" w:color="auto" w:fill="C6D9F1" w:themeFill="text2" w:themeFillTint="33"/>
+            <w:vAlign w:val="center"/>
+          </w:tcPr>
+          <w:p>
+            <w:pPr>
+              <w:spacing w:after="40"/>
+            </w:pPr>
+            <w:r>
+              <w:rPr>
+                <w:sz w:val="16"/>
+              </w:rPr>
+              <w:t>Presenta la página principal del sistema.</w:t>
+            </w:r>
+          </w:p>
+        </w:tc>
+      </w:tr>
+      <w:tr>
+        <w:trPr>
+          <w:jc w:val="center"/>
+        </w:trPr>
+        <w:tc>
+          <w:tcPr>
+            <w:tcW w:w="454" w:type="dxa"/>
+            <w:shd w:val="clear" w:color="auto" w:fill="1F497D" w:themeFill="text2"/>
+            <w:vAlign w:val="center"/>
+          </w:tcPr>
+          <w:p>
+            <w:pPr>
+              <w:spacing w:after="40"/>
+              <w:rPr>
+                <w:color w:val="FFFFFF" w:themeColor="background1"/>
+                <w:sz w:val="20"/>
+                <w:szCs w:val="28"/>
+              </w:rPr>
+            </w:pPr>
+            <w:r>
+              <w:rPr>
+                <w:color w:val="FFFFFF" w:themeColor="background1"/>
+                <w:sz w:val="20"/>
+                <w:szCs w:val="28"/>
+              </w:rPr>
+              <w:t>15</w:t>
+            </w:r>
+          </w:p>
+        </w:tc>
+        <w:tc>
+          <w:tcPr>
+            <w:tcW w:w="2438" w:type="dxa"/>
+            <w:shd w:val="clear" w:color="auto" w:fill="C6D9F1" w:themeFill="text2" w:themeFillTint="33"/>
+            <w:vAlign w:val="center"/>
+          </w:tcPr>
+          <w:p>
+            <w:pPr>
+              <w:spacing w:after="40"/>
+            </w:pPr>
+            <w:r>
+              <w:rPr>
+                <w:sz w:val="16"/>
+              </w:rPr>
+              <w:t>Error de autenticación</w:t>
+            </w:r>
+          </w:p>
+        </w:tc>
+        <w:tc>
+          <w:tcPr>
+            <w:tcW w:w="2665" w:type="dxa"/>
+            <w:shd w:val="clear" w:color="auto" w:fill="C6D9F1" w:themeFill="text2" w:themeFillTint="33"/>
+            <w:vAlign w:val="center"/>
+          </w:tcPr>
+          <w:p>
+            <w:pPr>
+              <w:spacing w:after="40"/>
+            </w:pPr>
+            <w:r>
+              <w:rPr>
+                <w:sz w:val="16"/>
+              </w:rPr>
+              <w:t>AuthService → AuthController</w:t>
+            </w:r>
+          </w:p>
+        </w:tc>
+        <w:tc>
+          <w:tcPr>
+            <w:tcW w:w="3628" w:type="dxa"/>
+            <w:shd w:val="clear" w:color="auto" w:fill="C6D9F1" w:themeFill="text2" w:themeFillTint="33"/>
+            <w:vAlign w:val="center"/>
+          </w:tcPr>
+          <w:p>
+            <w:pPr>
+              <w:spacing w:after="40"/>
+            </w:pPr>
+            <w:r>
+              <w:rPr>
+                <w:sz w:val="16"/>
+              </w:rPr>
+              <w:t>Informa que las credenciales son incorrectas o la cuenta está inactiva.</w:t>
+            </w:r>
+          </w:p>
+        </w:tc>
+      </w:tr>
+      <w:tr>
+        <w:trPr>
+          <w:jc w:val="center"/>
+        </w:trPr>
+        <w:tc>
+          <w:tcPr>
+            <w:tcW w:w="454" w:type="dxa"/>
+            <w:shd w:val="clear" w:color="auto" w:fill="1F497D" w:themeFill="text2"/>
+            <w:vAlign w:val="center"/>
+          </w:tcPr>
+          <w:p>
+            <w:pPr>
+              <w:spacing w:after="40"/>
+              <w:rPr>
+                <w:color w:val="FFFFFF" w:themeColor="background1"/>
+                <w:sz w:val="20"/>
+                <w:szCs w:val="28"/>
+              </w:rPr>
+            </w:pPr>
+            <w:r>
+              <w:rPr>
+                <w:color w:val="FFFFFF" w:themeColor="background1"/>
+                <w:sz w:val="20"/>
+                <w:szCs w:val="28"/>
+              </w:rPr>
+              <w:t>16</w:t>
+            </w:r>
+          </w:p>
+        </w:tc>
+        <w:tc>
+          <w:tcPr>
+            <w:tcW w:w="2438" w:type="dxa"/>
+            <w:shd w:val="clear" w:color="auto" w:fill="C6D9F1" w:themeFill="text2" w:themeFillTint="33"/>
+            <w:vAlign w:val="center"/>
+          </w:tcPr>
+          <w:p>
+            <w:pPr>
+              <w:spacing w:after="40"/>
+            </w:pPr>
+            <w:r>
+              <w:rPr>
+                <w:sz w:val="16"/>
+              </w:rPr>
+              <w:t>HTTP 401</w:t>
+            </w:r>
+          </w:p>
+        </w:tc>
+        <w:tc>
+          <w:tcPr>
+            <w:tcW w:w="2665" w:type="dxa"/>
+            <w:shd w:val="clear" w:color="auto" w:fill="C6D9F1" w:themeFill="text2" w:themeFillTint="33"/>
+            <w:vAlign w:val="center"/>
+          </w:tcPr>
+          <w:p>
+            <w:pPr>
+              <w:spacing w:after="40"/>
+            </w:pPr>
+            <w:r>
+              <w:rPr>
+                <w:sz w:val="16"/>
+              </w:rPr>
+              <w:t>AuthController → Frontend</w:t>
+            </w:r>
+          </w:p>
+        </w:tc>
+        <w:tc>
+          <w:tcPr>
+            <w:tcW w:w="3628" w:type="dxa"/>
+            <w:shd w:val="clear" w:color="auto" w:fill="C6D9F1" w:themeFill="text2" w:themeFillTint="33"/>
+            <w:vAlign w:val="center"/>
+          </w:tcPr>
+          <w:p>
+            <w:pPr>
+              <w:spacing w:after="40"/>
+            </w:pPr>
+            <w:r>
+              <w:rPr>
+                <w:sz w:val="16"/>
+              </w:rPr>
+              <w:t>Devuelve una respuesta indicando que la autenticación fue rechazada.</w:t>
+            </w:r>
+          </w:p>
+        </w:tc>
+      </w:tr>
+      <w:tr>
+        <w:trPr>
+          <w:jc w:val="center"/>
+        </w:trPr>
+        <w:tc>
+          <w:tcPr>
+            <w:tcW w:w="454" w:type="dxa"/>
+            <w:shd w:val="clear" w:color="auto" w:fill="1F497D" w:themeFill="text2"/>
+            <w:vAlign w:val="center"/>
+          </w:tcPr>
+          <w:p>
+            <w:pPr>
+              <w:spacing w:after="40"/>
+              <w:rPr>
+                <w:color w:val="FFFFFF" w:themeColor="background1"/>
+                <w:sz w:val="20"/>
+                <w:szCs w:val="28"/>
+              </w:rPr>
+            </w:pPr>
+            <w:r>
+              <w:rPr>
+                <w:color w:val="FFFFFF" w:themeColor="background1"/>
+                <w:sz w:val="20"/>
+                <w:szCs w:val="28"/>
+              </w:rPr>
+              <w:t>17</w:t>
+            </w:r>
+          </w:p>
+        </w:tc>
+        <w:tc>
+          <w:tcPr>
+            <w:tcW w:w="2438" w:type="dxa"/>
+            <w:shd w:val="clear" w:color="auto" w:fill="C6D9F1" w:themeFill="text2" w:themeFillTint="33"/>
+            <w:vAlign w:val="center"/>
+          </w:tcPr>
+          <w:p>
+            <w:pPr>
+              <w:spacing w:after="40"/>
+            </w:pPr>
+            <w:r>
+              <w:rPr>
+                <w:sz w:val="16"/>
+              </w:rPr>
+              <w:t>Mostrar mensaje de error</w:t>
+            </w:r>
+          </w:p>
+        </w:tc>
+        <w:tc>
+          <w:tcPr>
+            <w:tcW w:w="2665" w:type="dxa"/>
+            <w:shd w:val="clear" w:color="auto" w:fill="C6D9F1" w:themeFill="text2" w:themeFillTint="33"/>
+            <w:vAlign w:val="center"/>
+          </w:tcPr>
+          <w:p>
+            <w:pPr>
+              <w:spacing w:after="40"/>
+            </w:pPr>
+            <w:r>
+              <w:rPr>
+                <w:sz w:val="16"/>
+              </w:rPr>
+              <w:t>Frontend → Usuario</w:t>
+            </w:r>
+          </w:p>
+        </w:tc>
+        <w:tc>
+          <w:tcPr>
+            <w:tcW w:w="3628" w:type="dxa"/>
+            <w:shd w:val="clear" w:color="auto" w:fill="C6D9F1" w:themeFill="text2" w:themeFillTint="33"/>
+            <w:vAlign w:val="center"/>
+          </w:tcPr>
+          <w:p>
+            <w:pPr>
+              <w:spacing w:after="40"/>
+            </w:pPr>
+            <w:r>
+              <w:rPr>
+                <w:sz w:val="16"/>
+              </w:rPr>
+              <w:t>Informa al usuario que no fue posible iniciar sesión.</w:t>
+            </w:r>
+          </w:p>
+        </w:tc>
+      </w:tr>
+    </w:tbl>
+    <w:p>
+      <w:pPr>
+        <w:rPr>
+          <w:rFonts w:ascii="Arial" w:hAnsi="Arial" w:cs="Arial"/>
+          <w:color w:val="1F497D" w:themeColor="text2"/>
+          <w:lang w:eastAsia="es-ES"/>
+        </w:rPr>
+      </w:pPr>
+    </w:p>
+    <w:p>
+      <w:pPr>
         <w:pStyle w:val="Ttulo2"/>
         <w:rPr>
           <w:rFonts w:ascii="Arial" w:hAnsi="Arial" w:cs="Arial"/>
@@ -5999,6 +8360,7 @@
           <w:rFonts w:ascii="Arial" w:hAnsi="Arial" w:cs="Arial"/>
           <w:color w:val="1F497D" w:themeColor="text2"/>
         </w:rPr>
+        <w:lastRenderedPageBreak/>
         <w:t>Vista Despliegue</w:t>
       </w:r>
       <w:bookmarkEnd w:id="9"/>
@@ -6053,7 +8415,7 @@
                     </pic:cNvPicPr>
                   </pic:nvPicPr>
                   <pic:blipFill rotWithShape="1">
-                    <a:blip r:embed="rId15">
+                    <a:blip r:embed="rId16">
                       <a:extLst>
                         <a:ext uri="{28A0092B-C50C-407E-A947-70E740481C1C}">
                           <a14:useLocalDpi xmlns:a14="http://schemas.microsoft.com/office/drawing/2010/main" val="0"/>
@@ -6142,7 +8504,6 @@
           <w:sz w:val="24"/>
           <w:szCs w:val="24"/>
         </w:rPr>
-        <w:lastRenderedPageBreak/>
         <w:t>Diccionario diagrama de componentes.</w:t>
       </w:r>
     </w:p>
@@ -6281,7 +8642,14 @@
               <w:rPr>
                 <w:color w:val="1F497D" w:themeColor="text2"/>
               </w:rPr>
-              <w:t>Aplicación web HTML, CSS y JavaScript; interfaz y consumo de API por HTTP/JSON.</w:t>
+              <w:t xml:space="preserve">Aplicación web HTML, CSS y JavaScript; interfaz </w:t>
+            </w:r>
+            <w:r>
+              <w:rPr>
+                <w:color w:val="1F497D" w:themeColor="text2"/>
+              </w:rPr>
+              <w:lastRenderedPageBreak/>
+              <w:t>y consumo de API por HTTP/JSON.</w:t>
             </w:r>
           </w:p>
         </w:tc>
@@ -6310,6 +8678,7 @@
                 <w:sz w:val="24"/>
                 <w:szCs w:val="24"/>
               </w:rPr>
+              <w:lastRenderedPageBreak/>
               <w:t>Aplicación (Backend)</w:t>
             </w:r>
           </w:p>
@@ -6938,9 +9307,9 @@
       </w:pPr>
     </w:p>
     <w:sectPr>
-      <w:headerReference w:type="default" r:id="rId16"/>
-      <w:footerReference w:type="default" r:id="rId17"/>
-      <w:headerReference w:type="first" r:id="rId18"/>
+      <w:headerReference w:type="default" r:id="rId17"/>
+      <w:footerReference w:type="default" r:id="rId18"/>
+      <w:headerReference w:type="first" r:id="rId19"/>
       <w:pgSz w:w="12240" w:h="15840"/>
       <w:pgMar w:top="1417" w:right="1701" w:bottom="1417" w:left="1701" w:header="708" w:footer="708" w:gutter="0"/>
       <w:cols w:space="708"/>
@@ -10160,12 +12529,14 @@
     <w:rsid w:val="002835FC"/>
     <w:rsid w:val="00287AE5"/>
     <w:rsid w:val="002C06A7"/>
+    <w:rsid w:val="00357431"/>
     <w:rsid w:val="003B3FD5"/>
     <w:rsid w:val="004F7F49"/>
     <w:rsid w:val="005255E8"/>
     <w:rsid w:val="0057410B"/>
     <w:rsid w:val="00595623"/>
     <w:rsid w:val="005B27DB"/>
+    <w:rsid w:val="00631066"/>
     <w:rsid w:val="0063305D"/>
     <w:rsid w:val="006E2FCC"/>
     <w:rsid w:val="00704192"/>
@@ -10944,12 +13315,13 @@
 </file>
 
 <file path=customXml/item3.xml><?xml version="1.0" encoding="utf-8"?>
-<?mso-contentType ?>
-<FormTemplates xmlns="http://schemas.microsoft.com/sharepoint/v3/contenttype/forms">
-  <Display>DocumentLibraryForm</Display>
-  <Edit>DocumentLibraryForm</Edit>
-  <New>DocumentLibraryForm</New>
-</FormTemplates>
+<p:properties xmlns:p="http://schemas.microsoft.com/office/2006/metadata/properties" xmlns:xsi="http://www.w3.org/2001/XMLSchema-instance" xmlns:pc="http://schemas.microsoft.com/office/infopath/2007/PartnerControls">
+  <documentManagement>
+    <lcf76f155ced4ddcb4097134ff3c332f xmlns="e1e7bc46-bed0-459f-9452-a76b1c5b695e">
+      <Terms xmlns="http://schemas.microsoft.com/office/infopath/2007/PartnerControls"/>
+    </lcf76f155ced4ddcb4097134ff3c332f>
+  </documentManagement>
+</p:properties>
 </file>
 
 <file path=customXml/item4.xml><?xml version="1.0" encoding="utf-8"?>
@@ -11170,13 +13542,12 @@
 </file>
 
 <file path=customXml/item5.xml><?xml version="1.0" encoding="utf-8"?>
-<p:properties xmlns:p="http://schemas.microsoft.com/office/2006/metadata/properties" xmlns:xsi="http://www.w3.org/2001/XMLSchema-instance" xmlns:pc="http://schemas.microsoft.com/office/infopath/2007/PartnerControls">
-  <documentManagement>
-    <lcf76f155ced4ddcb4097134ff3c332f xmlns="e1e7bc46-bed0-459f-9452-a76b1c5b695e">
-      <Terms xmlns="http://schemas.microsoft.com/office/infopath/2007/PartnerControls"/>
-    </lcf76f155ced4ddcb4097134ff3c332f>
-  </documentManagement>
-</p:properties>
+<?mso-contentType ?>
+<FormTemplates xmlns="http://schemas.microsoft.com/sharepoint/v3/contenttype/forms">
+  <Display>DocumentLibraryForm</Display>
+  <Edit>DocumentLibraryForm</Edit>
+  <New>DocumentLibraryForm</New>
+</FormTemplates>
 </file>
 
 <file path=customXml/itemProps1.xml><?xml version="1.0" encoding="utf-8"?>
@@ -11196,9 +13567,11 @@
 </file>
 
 <file path=customXml/itemProps3.xml><?xml version="1.0" encoding="utf-8"?>
-<ds:datastoreItem xmlns:ds="http://schemas.openxmlformats.org/officeDocument/2006/customXml" ds:itemID="{EE9AAF0E-D63F-459F-A0FB-CDCE9F728F33}">
+<ds:datastoreItem xmlns:ds="http://schemas.openxmlformats.org/officeDocument/2006/customXml" ds:itemID="{E1036DFC-1D85-404D-898C-621D06C0EB1C}">
   <ds:schemaRefs>
-    <ds:schemaRef ds:uri="http://schemas.microsoft.com/sharepoint/v3/contenttype/forms"/>
+    <ds:schemaRef ds:uri="http://schemas.microsoft.com/office/2006/metadata/properties"/>
+    <ds:schemaRef ds:uri="http://schemas.microsoft.com/office/infopath/2007/PartnerControls"/>
+    <ds:schemaRef ds:uri="e1e7bc46-bed0-459f-9452-a76b1c5b695e"/>
   </ds:schemaRefs>
 </ds:datastoreItem>
 </file>
@@ -11223,11 +13596,9 @@
 </file>
 
 <file path=customXml/itemProps5.xml><?xml version="1.0" encoding="utf-8"?>
-<ds:datastoreItem xmlns:ds="http://schemas.openxmlformats.org/officeDocument/2006/customXml" ds:itemID="{E1036DFC-1D85-404D-898C-621D06C0EB1C}">
+<ds:datastoreItem xmlns:ds="http://schemas.openxmlformats.org/officeDocument/2006/customXml" ds:itemID="{EE9AAF0E-D63F-459F-A0FB-CDCE9F728F33}">
   <ds:schemaRefs>
-    <ds:schemaRef ds:uri="http://schemas.microsoft.com/office/2006/metadata/properties"/>
-    <ds:schemaRef ds:uri="http://schemas.microsoft.com/office/infopath/2007/PartnerControls"/>
-    <ds:schemaRef ds:uri="e1e7bc46-bed0-459f-9452-a76b1c5b695e"/>
+    <ds:schemaRef ds:uri="http://schemas.microsoft.com/sharepoint/v3/contenttype/forms"/>
   </ds:schemaRefs>
 </ds:datastoreItem>
 </file>